--- a/Multi_Cloud_Research_Paper_Final - Copy.docx
+++ b/Multi_Cloud_Research_Paper_Final - Copy.docx
@@ -35,6 +35,173 @@
           <w:szCs w:val="18"/>
         </w:rPr>
       </w:pPr>
+    </w:p>
+    <w:p>
+      <w:pPr>
+        <w:ind w:left="243" w:right="243"/>
+        <w:jc w:val="center"/>
+        <w:rPr>
+          <w:sz w:val="24"/>
+          <w:szCs w:val="24"/>
+          <w:vertAlign w:val="superscript"/>
+        </w:rPr>
+      </w:pPr>
+      <w:r>
+        <w:rPr>
+          <w:sz w:val="24"/>
+          <w:szCs w:val="24"/>
+        </w:rPr>
+        <w:t>Priyanshu Kumar Sharma</w:t>
+      </w:r>
+      <w:r>
+        <w:rPr>
+          <w:sz w:val="24"/>
+          <w:szCs w:val="24"/>
+          <w:vertAlign w:val="superscript"/>
+        </w:rPr>
+        <w:t>1</w:t>
+      </w:r>
+      <w:r>
+        <w:rPr>
+          <w:sz w:val="24"/>
+          <w:szCs w:val="24"/>
+        </w:rPr>
+        <w:t>, Vaishnavi Jadhav</w:t>
+      </w:r>
+      <w:r>
+        <w:rPr>
+          <w:sz w:val="24"/>
+          <w:szCs w:val="24"/>
+          <w:vertAlign w:val="superscript"/>
+        </w:rPr>
+        <w:t>2</w:t>
+      </w:r>
+      <w:r>
+        <w:rPr>
+          <w:sz w:val="24"/>
+          <w:szCs w:val="24"/>
+        </w:rPr>
+        <w:t>, Vaibhav Gulge</w:t>
+      </w:r>
+      <w:r>
+        <w:rPr>
+          <w:sz w:val="24"/>
+          <w:szCs w:val="24"/>
+          <w:vertAlign w:val="superscript"/>
+        </w:rPr>
+        <w:t>3</w:t>
+      </w:r>
+      <w:r>
+        <w:rPr>
+          <w:sz w:val="24"/>
+          <w:szCs w:val="24"/>
+        </w:rPr>
+        <w:t>, Prini Rastogi</w:t>
+      </w:r>
+      <w:r>
+        <w:rPr>
+          <w:sz w:val="24"/>
+          <w:szCs w:val="24"/>
+          <w:vertAlign w:val="superscript"/>
+        </w:rPr>
+        <w:t>4</w:t>
+      </w:r>
+    </w:p>
+    <w:p>
+      <w:pPr>
+        <w:ind w:left="243" w:right="243"/>
+        <w:jc w:val="center"/>
+        <w:rPr>
+          <w:i/>
+          <w:iCs/>
+        </w:rPr>
+      </w:pPr>
+      <w:r>
+        <w:rPr>
+          <w:i/>
+          <w:iCs/>
+        </w:rPr>
+        <w:t>Student</w:t>
+      </w:r>
+      <w:r>
+        <w:rPr>
+          <w:i/>
+          <w:iCs/>
+          <w:vertAlign w:val="superscript"/>
+        </w:rPr>
+        <w:t>1,2,3</w:t>
+      </w:r>
+      <w:r>
+        <w:rPr>
+          <w:i/>
+          <w:iCs/>
+        </w:rPr>
+        <w:t xml:space="preserve">, School of Engineering, Ajeenkya D Y Patil University, Pune  </w:t>
+      </w:r>
+    </w:p>
+    <w:p>
+      <w:pPr>
+        <w:ind w:left="243" w:right="243"/>
+        <w:jc w:val="center"/>
+        <w:rPr>
+          <w:i/>
+          <w:iCs/>
+        </w:rPr>
+      </w:pPr>
+      <w:r>
+        <w:rPr>
+          <w:i/>
+          <w:iCs/>
+        </w:rPr>
+        <w:t>Assistant Professor</w:t>
+      </w:r>
+      <w:r>
+        <w:rPr>
+          <w:i/>
+          <w:iCs/>
+          <w:vertAlign w:val="superscript"/>
+        </w:rPr>
+        <w:t>4</w:t>
+      </w:r>
+      <w:r>
+        <w:rPr>
+          <w:i/>
+          <w:iCs/>
+        </w:rPr>
+        <w:t>, School of Engineering, Ajeenkya D Y Patil University, Pune</w:t>
+      </w:r>
+    </w:p>
+    <w:p>
+      <w:pPr>
+        <w:ind w:left="243" w:right="243"/>
+        <w:jc w:val="center"/>
+        <w:rPr>
+          <w:i/>
+          <w:iCs/>
+        </w:rPr>
+      </w:pPr>
+    </w:p>
+    <w:p>
+      <w:pPr>
+        <w:ind w:left="243" w:right="243"/>
+        <w:jc w:val="center"/>
+        <w:rPr>
+          <w:sz w:val="24"/>
+          <w:szCs w:val="24"/>
+          <w:vertAlign w:val="superscript"/>
+        </w:rPr>
+      </w:pPr>
+      <w:r>
+        <w:t xml:space="preserve">Correspondence Author- </w:t>
+      </w:r>
+      <w:hyperlink r:id="rId7" w:history="1">
+        <w:r>
+          <w:rPr>
+            <w:rStyle w:val="Hyperlink"/>
+          </w:rPr>
+          <w:t>priyanshu17ks@gmail.com</w:t>
+        </w:r>
+      </w:hyperlink>
     </w:p>
     <w:p>
       <w:pPr>
@@ -310,19 +477,25 @@
         <w:rPr>
           <w:color w:val="000000"/>
         </w:rPr>
-        <w:t xml:space="preserve">Cloud computing has matured from an infrastructure alternative into a primary execution environment for application delivery, data processing, and digital service integration. In practice, however, operational workflows remain fragmented </w:t>
-      </w:r>
-      <w:r>
-        <w:rPr>
-          <w:color w:val="000000"/>
-        </w:rPr>
-        <w:t>t</w:t>
-      </w:r>
-      <w:r>
-        <w:rPr>
-          <w:color w:val="000000"/>
-        </w:rPr>
-        <w:t xml:space="preserve">eams still switch between service-specific consoles, one-off scripts, and partially automated pipelines to complete routine cloud tasks. In Amazon Web Services (AWS) environments, this fragmentation appears in recurring activities such as provisioning EC2 instances, validating S3 configuration, checking VPC network state, and reconciling cost reports. The result is not only slower operations but also weaker governance visibility and reduced repeatability across environments </w:t>
+        <w:t>Cloud computing has come out of infrastructure option to become one of the main implementation platforms of application delivery, data processing, and integration of digital services. In reality though, operational processes continue to be disjointed teams still alternate between service-specific consoles, one off scripts, and semi-automated pipelines to accomplish mundane cloud tasks. This fragmentation is manifested in repeatable operations in Amazon Web Services (AWS) settings, including provisioning EC2 instances, checking the S3 configuration, checking the VPC network state, and cost reporting reconciliation</w:t>
+      </w:r>
+      <w:r>
+        <w:rPr>
+          <w:color w:val="000000"/>
+        </w:rPr>
+        <w:t>.</w:t>
+      </w:r>
+      <w:r>
+        <w:rPr>
+          <w:color w:val="000000"/>
+        </w:rPr>
+        <w:t xml:space="preserve"> </w:t>
+      </w:r>
+      <w:r>
+        <w:rPr>
+          <w:color w:val="000000"/>
+        </w:rPr>
+        <w:t xml:space="preserve">The result is not only slower operations but also weaker governance visibility and reduced repeatability across environments </w:t>
       </w:r>
       <w:hyperlink w:anchor="_heading=h.m8sji24l8fj4">
         <w:r>
@@ -403,7 +576,25 @@
         <w:rPr>
           <w:color w:val="000000"/>
         </w:rPr>
-        <w:t>The broad discussion around cloud lock-in is often positioned as a strategic issue. At implementation level, the immediate pain point is operational inconsistency. Different AWS services expose different control surfaces, parameter models, and operational semantics. As teams scale, the same logical action (for example, “prepare a deployment- ready environment”) may be executed through multiple toolchains depending on who performs it and which service is involved.</w:t>
+        <w:t>The general debate on cloud lock-in forms a strategic matter</w:t>
+      </w:r>
+      <w:r>
+        <w:rPr>
+          <w:color w:val="000000"/>
+        </w:rPr>
+        <w:t xml:space="preserve">. At implementation level, the immediate pain point is operational inconsistency. Different AWS services expose different control surfaces, parameter models, and operational semantics. </w:t>
+      </w:r>
+      <w:r>
+        <w:rPr>
+          <w:color w:val="000000"/>
+        </w:rPr>
+        <w:t>When teams grow, the same logical action (e.g., prepare a deployment- ready environment) can be implemented using many toolchains based on its implementation by who and which service</w:t>
+      </w:r>
+      <w:r>
+        <w:rPr>
+          <w:color w:val="000000"/>
+        </w:rPr>
+        <w:t>.</w:t>
       </w:r>
       <w:r>
         <w:rPr>
@@ -537,49 +728,20 @@
         <w:rPr>
           <w:color w:val="000000"/>
         </w:rPr>
-        <w:t xml:space="preserve">Prior work already links these conditions to slower platform delivery and higher drift probability </w:t>
-      </w:r>
-      <w:hyperlink w:anchor="_heading=h.93o68whk52rm">
-        <w:r>
-          <w:rPr>
-            <w:color w:val="000000"/>
-          </w:rPr>
-          <w:t>[1],</w:t>
-        </w:r>
-      </w:hyperlink>
-      <w:r>
-        <w:rPr>
-          <w:color w:val="000000"/>
-        </w:rPr>
-        <w:t xml:space="preserve"> </w:t>
-      </w:r>
-      <w:hyperlink w:anchor="_heading=h.hzrkl3v6dsv1">
-        <w:r>
-          <w:rPr>
-            <w:color w:val="000000"/>
-          </w:rPr>
-          <w:t>[5].</w:t>
-        </w:r>
-      </w:hyperlink>
-      <w:r>
-        <w:rPr>
-          <w:color w:val="000000"/>
-        </w:rPr>
-        <w:t xml:space="preserve"> For academic and industrial relevance, the key requirement is therefore not only ”more automation,” but </w:t>
-      </w:r>
-      <w:r>
-        <w:rPr>
-          <w:i/>
-          <w:iCs/>
-          <w:color w:val="000000"/>
-        </w:rPr>
-        <w:t xml:space="preserve">standardized automation </w:t>
-      </w:r>
-      <w:r>
-        <w:rPr>
-          <w:color w:val="000000"/>
-        </w:rPr>
-        <w:t>with traceable control points.</w:t>
+        <w:t xml:space="preserve">Pre-existing literature already associates these conditions with increased platform delivery time and increased drift </w:t>
+      </w:r>
+      <w:r>
+        <w:rPr>
+          <w:color w:val="000000"/>
+        </w:rPr>
+        <w:lastRenderedPageBreak/>
+        <w:t>probability [1], [5]. To be academically and industry relevant, however the most critical thing is not simply more automation but standardized automation that has traceable points of control</w:t>
+      </w:r>
+      <w:r>
+        <w:rPr>
+          <w:color w:val="000000"/>
+        </w:rPr>
+        <w:t>.</w:t>
       </w:r>
     </w:p>
     <w:p>
@@ -638,14 +800,13 @@
         <w:rPr>
           <w:color w:val="000000"/>
         </w:rPr>
-        <w:t xml:space="preserve">This study focuses exclusively on Amazon Web Services (AWS) because the current production-ready </w:t>
-      </w:r>
-      <w:r>
-        <w:rPr>
-          <w:color w:val="000000"/>
-        </w:rPr>
-        <w:lastRenderedPageBreak/>
-        <w:t>implementation of Nebula is AWS-native. Rather than presenting a broad but only partially validated multi-cloud claim, this paper adopts a depth-first strategy: validating a single provider with empirical data to establish a rigorous baseline for future cross-platform extensions.</w:t>
+        <w:t>This paper will solely concentrate on Amazon Web Services (AWS) since the existing production-ready version of Nebula is AWS-native. Instead of making a grand yet still half-proven multi-cloud claim, this paper will take a depth-first approach: to prove one provider empirically and create a rigorous foundation of future cross-platform extensions</w:t>
+      </w:r>
+      <w:r>
+        <w:rPr>
+          <w:color w:val="000000"/>
+        </w:rPr>
+        <w:t>.</w:t>
       </w:r>
     </w:p>
     <w:p>
@@ -795,7 +956,7 @@
         <w:rPr>
           <w:color w:val="000000"/>
         </w:rPr>
-        <w:t>The core motivation is practical: if a unified orchestration model can reduce operational friction within a single provider domain while retaining security and responsiveness, then the same pattern can be generalized with lower risk.</w:t>
+        <w:t>The essence of the motivation is practical, should a unified orchestration model be able to decrease operational friction in a single provider domain without compromises in security and responsiveness the same trend can be extended with reduced risk.</w:t>
       </w:r>
     </w:p>
     <w:p>
@@ -842,210 +1003,6 @@
           <w:right w:val="nil"/>
           <w:between w:val="nil"/>
         </w:pBdr>
-        <w:spacing w:before="83" w:line="252" w:lineRule="auto"/>
-        <w:ind w:left="259" w:firstLine="219"/>
-        <w:rPr>
-          <w:color w:val="000000"/>
-        </w:rPr>
-      </w:pPr>
-      <w:r>
-        <w:rPr>
-          <w:color w:val="000000"/>
-        </w:rPr>
-        <w:t>Nebula applies a layered architecture that separates interaction logic from execution logic and persistence logi</w:t>
-      </w:r>
-      <w:r>
-        <w:rPr>
-          <w:color w:val="000000"/>
-        </w:rPr>
-        <w:t xml:space="preserve">c. </w:t>
-      </w:r>
-      <w:r>
-        <w:rPr>
-          <w:color w:val="000000"/>
-        </w:rPr>
-        <w:t>The architecture is summarized through five cooperating layers:</w:t>
-      </w:r>
-    </w:p>
-    <w:p>
-      <w:pPr>
-        <w:numPr>
-          <w:ilvl w:val="1"/>
-          <w:numId w:val="10"/>
-        </w:numPr>
-        <w:pBdr>
-          <w:top w:val="nil"/>
-          <w:left w:val="nil"/>
-          <w:bottom w:val="nil"/>
-          <w:right w:val="nil"/>
-          <w:between w:val="nil"/>
-        </w:pBdr>
-        <w:tabs>
-          <w:tab w:val="left" w:pos="694"/>
-        </w:tabs>
-        <w:spacing w:before="42" w:line="252" w:lineRule="auto"/>
-        <w:ind w:right="257"/>
-      </w:pPr>
-      <w:r>
-        <w:rPr>
-          <w:b/>
-          <w:bCs/>
-          <w:color w:val="000000"/>
-        </w:rPr>
-        <w:t>Presentation Layer (React + Vite)</w:t>
-      </w:r>
-      <w:r>
-        <w:rPr>
-          <w:color w:val="000000"/>
-        </w:rPr>
-        <w:t>: presents unified user workflows for credentials, provisioning, dashboard analytics, and deployment tracking.</w:t>
-      </w:r>
-    </w:p>
-    <w:p>
-      <w:pPr>
-        <w:numPr>
-          <w:ilvl w:val="1"/>
-          <w:numId w:val="10"/>
-        </w:numPr>
-        <w:pBdr>
-          <w:top w:val="nil"/>
-          <w:left w:val="nil"/>
-          <w:bottom w:val="nil"/>
-          <w:right w:val="nil"/>
-          <w:between w:val="nil"/>
-        </w:pBdr>
-        <w:tabs>
-          <w:tab w:val="left" w:pos="694"/>
-        </w:tabs>
-        <w:spacing w:before="2" w:line="252" w:lineRule="auto"/>
-        <w:ind w:right="257"/>
-      </w:pPr>
-      <w:r>
-        <w:rPr>
-          <w:b/>
-          <w:bCs/>
-          <w:color w:val="000000"/>
-        </w:rPr>
-        <w:t>Application API Layer (FastAPI)</w:t>
-      </w:r>
-      <w:r>
-        <w:rPr>
-          <w:color w:val="000000"/>
-        </w:rPr>
-        <w:t>: validates requests, enforces authentication and authorization boundaries, and exposes orchestration endpoints.</w:t>
-      </w:r>
-    </w:p>
-    <w:p>
-      <w:pPr>
-        <w:numPr>
-          <w:ilvl w:val="1"/>
-          <w:numId w:val="10"/>
-        </w:numPr>
-        <w:pBdr>
-          <w:top w:val="nil"/>
-          <w:left w:val="nil"/>
-          <w:bottom w:val="nil"/>
-          <w:right w:val="nil"/>
-          <w:between w:val="nil"/>
-        </w:pBdr>
-        <w:tabs>
-          <w:tab w:val="left" w:pos="694"/>
-        </w:tabs>
-        <w:spacing w:before="2" w:line="252" w:lineRule="auto"/>
-        <w:ind w:right="257"/>
-      </w:pPr>
-      <w:r>
-        <w:rPr>
-          <w:b/>
-          <w:bCs/>
-          <w:color w:val="000000"/>
-        </w:rPr>
-        <w:t>Asynchronous Control Layer (Celery + Redis)</w:t>
-      </w:r>
-      <w:r>
-        <w:rPr>
-          <w:color w:val="000000"/>
-        </w:rPr>
-        <w:t>: queues long-running tasks so front-end interactions are not blocked by infrastructure runtime.</w:t>
-      </w:r>
-    </w:p>
-    <w:p>
-      <w:pPr>
-        <w:numPr>
-          <w:ilvl w:val="1"/>
-          <w:numId w:val="10"/>
-        </w:numPr>
-        <w:pBdr>
-          <w:top w:val="nil"/>
-          <w:left w:val="nil"/>
-          <w:bottom w:val="nil"/>
-          <w:right w:val="nil"/>
-          <w:between w:val="nil"/>
-        </w:pBdr>
-        <w:tabs>
-          <w:tab w:val="left" w:pos="694"/>
-        </w:tabs>
-        <w:spacing w:before="2" w:line="252" w:lineRule="auto"/>
-        <w:ind w:right="257"/>
-      </w:pPr>
-      <w:r>
-        <w:rPr>
-          <w:b/>
-          <w:bCs/>
-          <w:color w:val="000000"/>
-        </w:rPr>
-        <w:t>Provisioning Layer (Terraform + AWS modules)</w:t>
-      </w:r>
-      <w:r>
-        <w:rPr>
-          <w:color w:val="000000"/>
-        </w:rPr>
-        <w:t>: executes deterministic infrastructure state transitions using declarative plans.</w:t>
-      </w:r>
-    </w:p>
-    <w:p>
-      <w:pPr>
-        <w:numPr>
-          <w:ilvl w:val="1"/>
-          <w:numId w:val="10"/>
-        </w:numPr>
-        <w:pBdr>
-          <w:top w:val="nil"/>
-          <w:left w:val="nil"/>
-          <w:bottom w:val="nil"/>
-          <w:right w:val="nil"/>
-          <w:between w:val="nil"/>
-        </w:pBdr>
-        <w:tabs>
-          <w:tab w:val="left" w:pos="694"/>
-        </w:tabs>
-        <w:spacing w:before="2" w:line="252" w:lineRule="auto"/>
-        <w:ind w:right="257"/>
-      </w:pPr>
-      <w:r>
-        <w:rPr>
-          <w:b/>
-          <w:bCs/>
-          <w:color w:val="000000"/>
-        </w:rPr>
-        <w:t>Data and Audit Layer (PostgreSQL)</w:t>
-      </w:r>
-      <w:r>
-        <w:rPr>
-          <w:color w:val="000000"/>
-        </w:rPr>
-        <w:t>: stores user context, encrypted credentials metadata, inventory snapshots, health records, and cost artifacts.</w:t>
-      </w:r>
-    </w:p>
-    <w:p>
-      <w:pPr>
-        <w:pBdr>
-          <w:top w:val="nil"/>
-          <w:left w:val="nil"/>
-          <w:bottom w:val="nil"/>
-          <w:right w:val="nil"/>
-          <w:between w:val="nil"/>
-        </w:pBdr>
         <w:spacing w:before="42" w:line="252" w:lineRule="auto"/>
         <w:ind w:left="259" w:right="257" w:firstLine="219"/>
         <w:jc w:val="both"/>
@@ -1057,7 +1014,140 @@
         <w:rPr>
           <w:color w:val="000000"/>
         </w:rPr>
-        <w:t>This decomposition improves maintainability because each layer can evolve independently while preserving a stable interface contract. It also improves reliability: failures in provisioning tasks can be isolated from API responsiveness.</w:t>
+        <w:t xml:space="preserve">Nebula uses a layered architecture, which isolates interaction logic, execution logic, and persistence logic. The architecture can be summarized by having five co-operating layers: </w:t>
+      </w:r>
+    </w:p>
+    <w:p>
+      <w:pPr>
+        <w:pBdr>
+          <w:top w:val="nil"/>
+          <w:left w:val="nil"/>
+          <w:bottom w:val="nil"/>
+          <w:right w:val="nil"/>
+          <w:between w:val="nil"/>
+        </w:pBdr>
+        <w:spacing w:before="42" w:line="252" w:lineRule="auto"/>
+        <w:ind w:left="259" w:right="257" w:firstLine="219"/>
+        <w:jc w:val="both"/>
+        <w:rPr>
+          <w:color w:val="000000"/>
+        </w:rPr>
+      </w:pPr>
+      <w:r>
+        <w:rPr>
+          <w:color w:val="000000"/>
+        </w:rPr>
+        <w:t>• Presentation Layer (React + Vite): displays cohesive user workflows of credentials, provisioning, dashboard analytics and deployment tracking.</w:t>
+      </w:r>
+    </w:p>
+    <w:p>
+      <w:pPr>
+        <w:pBdr>
+          <w:top w:val="nil"/>
+          <w:left w:val="nil"/>
+          <w:bottom w:val="nil"/>
+          <w:right w:val="nil"/>
+          <w:between w:val="nil"/>
+        </w:pBdr>
+        <w:spacing w:before="42" w:line="252" w:lineRule="auto"/>
+        <w:ind w:left="259" w:right="257" w:firstLine="219"/>
+        <w:jc w:val="both"/>
+        <w:rPr>
+          <w:color w:val="000000"/>
+        </w:rPr>
+      </w:pPr>
+      <w:r>
+        <w:rPr>
+          <w:color w:val="000000"/>
+        </w:rPr>
+        <w:t xml:space="preserve"> • Application API Layer (FastAPI): validates requests, implements authentication and authorization limits, and reveals orchestration endpoints. </w:t>
+      </w:r>
+    </w:p>
+    <w:p>
+      <w:pPr>
+        <w:pBdr>
+          <w:top w:val="nil"/>
+          <w:left w:val="nil"/>
+          <w:bottom w:val="nil"/>
+          <w:right w:val="nil"/>
+          <w:between w:val="nil"/>
+        </w:pBdr>
+        <w:spacing w:before="42" w:line="252" w:lineRule="auto"/>
+        <w:ind w:left="259" w:right="257" w:firstLine="219"/>
+        <w:jc w:val="both"/>
+        <w:rPr>
+          <w:color w:val="000000"/>
+        </w:rPr>
+      </w:pPr>
+      <w:r>
+        <w:rPr>
+          <w:color w:val="000000"/>
+        </w:rPr>
+        <w:t xml:space="preserve">• Asynchronous Control Layer (Celery + Redis): enlists long-running tasks to avoid blocking front-end interactions by infrastructure runtime. </w:t>
+      </w:r>
+    </w:p>
+    <w:p>
+      <w:pPr>
+        <w:pBdr>
+          <w:top w:val="nil"/>
+          <w:left w:val="nil"/>
+          <w:bottom w:val="nil"/>
+          <w:right w:val="nil"/>
+          <w:between w:val="nil"/>
+        </w:pBdr>
+        <w:spacing w:before="42" w:line="252" w:lineRule="auto"/>
+        <w:ind w:left="259" w:right="257" w:firstLine="219"/>
+        <w:jc w:val="both"/>
+        <w:rPr>
+          <w:color w:val="000000"/>
+        </w:rPr>
+      </w:pPr>
+      <w:r>
+        <w:rPr>
+          <w:color w:val="000000"/>
+        </w:rPr>
+        <w:t xml:space="preserve">• Provisioning Layer (Terraform + AWS modules): performs deterministic state transitions in infrastructure based on declarative plans. </w:t>
+      </w:r>
+    </w:p>
+    <w:p>
+      <w:pPr>
+        <w:pBdr>
+          <w:top w:val="nil"/>
+          <w:left w:val="nil"/>
+          <w:bottom w:val="nil"/>
+          <w:right w:val="nil"/>
+          <w:between w:val="nil"/>
+        </w:pBdr>
+        <w:spacing w:before="42" w:line="252" w:lineRule="auto"/>
+        <w:ind w:left="259" w:right="257" w:firstLine="219"/>
+        <w:jc w:val="both"/>
+        <w:rPr>
+          <w:color w:val="000000"/>
+        </w:rPr>
+      </w:pPr>
+      <w:r>
+        <w:rPr>
+          <w:color w:val="000000"/>
+        </w:rPr>
+        <w:t>•</w:t>
+      </w:r>
+      <w:r>
+        <w:rPr>
+          <w:color w:val="000000"/>
+        </w:rPr>
+        <w:t xml:space="preserve"> </w:t>
+      </w:r>
+      <w:r>
+        <w:rPr>
+          <w:color w:val="000000"/>
+        </w:rPr>
+        <w:t>Data and Audit Layer (PostgreSQL): contains user context, encrypted credentials metadata, inventory snapshots, health records, and cost artifacts. This layering enhances maintainability since every layer has the ability to develop independently, and maintains a stable interface contract. It also enhances reliability: API responsiveness can be decoupled with failings in provisioning tasks</w:t>
+      </w:r>
+      <w:r>
+        <w:rPr>
+          <w:color w:val="000000"/>
+        </w:rPr>
+        <w:t>.</w:t>
       </w:r>
     </w:p>
     <w:p>
@@ -1118,7 +1208,25 @@
         <w:rPr>
           <w:color w:val="000000"/>
         </w:rPr>
-        <w:t>The remaining sections are organized as follows. Section II reviews literature on IaC, lock-in, and standardization frameworks. Section III explains strategic value and operational standardization outcomes. Section IV details feature abstractions and AI-oriented extensions. Section V documents implementation architecture, technology stack rationale, and workflow traceability. Section VI presents performance evidence with real project values. Section VII covers deployment scope and future risk-management directions. Section VIII concludes with findings, limitations, and expansion pathway.</w:t>
+        <w:t xml:space="preserve">The </w:t>
+      </w:r>
+      <w:r>
+        <w:rPr>
+          <w:color w:val="000000"/>
+        </w:rPr>
+        <w:t>other</w:t>
+      </w:r>
+      <w:r>
+        <w:rPr>
+          <w:color w:val="000000"/>
+        </w:rPr>
+        <w:t xml:space="preserve"> sections are organized as follows. Section II reviews literature on IaC, lock-in, and standardization frameworks. Section III explains strategic value and operational standardization outcomes. Section IV details feature abstractions and AI-oriented extensions. Section V documents implementation architecture, technology stack rationale, and workflow traceability. </w:t>
+      </w:r>
+      <w:r>
+        <w:rPr>
+          <w:color w:val="000000"/>
+        </w:rPr>
+        <w:t>Section VI shows performance evidence using actual project values. Section VII deals with scope of deployment and future directions of risk-management. Section VIII ends with conclusions, limitations and future development.</w:t>
       </w:r>
     </w:p>
     <w:p>
@@ -1170,35 +1278,7 @@
         <w:rPr>
           <w:color w:val="000000"/>
         </w:rPr>
-        <w:t xml:space="preserve">The literature on cloud operations repeatedly converges on a shared conclusion: the technical ability to provision infrastructure is no longer the primary bottleneck; operational coordination and governance consistency are </w:t>
-      </w:r>
-      <w:hyperlink w:anchor="_heading=h.93o68whk52rm">
-        <w:r>
-          <w:rPr>
-            <w:color w:val="000000"/>
-          </w:rPr>
-          <w:t>[1],</w:t>
-        </w:r>
-      </w:hyperlink>
-      <w:r>
-        <w:rPr>
-          <w:color w:val="000000"/>
-        </w:rPr>
-        <w:t xml:space="preserve"> </w:t>
-      </w:r>
-      <w:hyperlink w:anchor="_heading=h.ovrshcu8zn3y">
-        <w:r>
-          <w:rPr>
-            <w:color w:val="000000"/>
-          </w:rPr>
-          <w:t>[6].</w:t>
-        </w:r>
-      </w:hyperlink>
-      <w:r>
-        <w:rPr>
-          <w:color w:val="000000"/>
-        </w:rPr>
-        <w:t xml:space="preserve"> This section synthesizes findings most relevant to an AWS-first orchestration implementation.</w:t>
+        <w:t>The cloud operations literature is striking an over and over again common denominator: the technical capability to supply infrastructure is no longer the key bottleneck; the coordination of operations and consistent governance are [1], [6]. The section summarizes the findings that are most pertinent to an AWS-first orchestration implementation.</w:t>
       </w:r>
     </w:p>
     <w:p>
@@ -1269,41 +1349,19 @@
         <w:rPr>
           <w:color w:val="000000"/>
         </w:rPr>
-        <w:t xml:space="preserve"> This framing introduces software-like controls to infrastructure delivery: repeatability, reviewability, and predictable rollback patterns. Terraform has become one of the dominant IaC tools because it provides declarative configuration, dependency-aware planning, and broad provider integration through a unified execution model </w:t>
-      </w:r>
-      <w:hyperlink w:anchor="_heading=h.22cr1jz84h0f">
-        <w:r>
-          <w:rPr>
-            <w:color w:val="000000"/>
-          </w:rPr>
-          <w:t>[7],</w:t>
-        </w:r>
-      </w:hyperlink>
-      <w:r>
-        <w:rPr>
-          <w:color w:val="000000"/>
-        </w:rPr>
-        <w:t xml:space="preserve"> </w:t>
-      </w:r>
-      <w:hyperlink w:anchor="_heading=h.s3m4cwls3uen">
-        <w:r>
-          <w:rPr>
-            <w:color w:val="000000"/>
-          </w:rPr>
-          <w:t>[8].</w:t>
-        </w:r>
-      </w:hyperlink>
-      <w:r>
-        <w:rPr>
-          <w:color w:val="000000"/>
-        </w:rPr>
-        <w:t xml:space="preserve"> </w:t>
-      </w:r>
-      <w:r>
-        <w:rPr>
-          <w:color w:val="000000"/>
-        </w:rPr>
-        <w:t>For this work, the significance of IaC is twofold. First, it creates a stable contract between user intent and runtime execution. Second, it allows orchestration logic to reason about lifecycle phases (</w:t>
+        <w:t xml:space="preserve"> This framing introduces software-like controls to infrastructure delivery: repeatability, reviewability, and predictable rollback patterns. </w:t>
+      </w:r>
+      <w:r>
+        <w:rPr>
+          <w:color w:val="000000"/>
+        </w:rPr>
+        <w:t>Terraform is now among the most popular IaC tools, as it offers declarative configuration, dependency-based planning, and generality, i.e. wide provider integration, using a common execution model [7], [8]. In this work, the importance of IaC is two-fold</w:t>
+      </w:r>
+      <w:r>
+        <w:rPr>
+          <w:color w:val="000000"/>
+        </w:rPr>
+        <w:t>. First, it creates a stable contract between user intent and runtime execution. Second, it allows orchestration logic to reason about lifecycle phases (</w:t>
       </w:r>
       <w:r>
         <w:rPr>
@@ -1401,42 +1459,20 @@
         <w:rPr>
           <w:color w:val="000000"/>
         </w:rPr>
-        <w:t xml:space="preserve">Lock-in is often reduced to proprietary APIs, but studies show that lock-in has at least four dimensions: technical dependencies, operational habits, financial coupling, and strategic planning inertia </w:t>
-      </w:r>
-      <w:hyperlink w:anchor="_heading=h.93o68whk52rm">
-        <w:r>
-          <w:rPr>
-            <w:color w:val="000000"/>
-          </w:rPr>
-          <w:t>[1],</w:t>
-        </w:r>
-      </w:hyperlink>
+        <w:lastRenderedPageBreak/>
+        <w:t>Lock-in is frequently narrowed down to proprietary APIs, yet research indicates that lock-in has at least four dimensions: technical dependencies, operational habits, financial coupling, and strategic planning inertia [1], [9].</w:t>
+      </w:r>
       <w:r>
         <w:rPr>
           <w:color w:val="000000"/>
         </w:rPr>
         <w:t xml:space="preserve"> </w:t>
       </w:r>
-      <w:hyperlink w:anchor="_heading=h.tae7l93nslfo">
-        <w:r>
-          <w:rPr>
-            <w:color w:val="000000"/>
-          </w:rPr>
-          <w:t>[9].</w:t>
-        </w:r>
-      </w:hyperlink>
-      <w:r>
-        <w:rPr>
-          <w:color w:val="000000"/>
-        </w:rPr>
-        <w:t xml:space="preserve"> Even when migration paths exist, organizations delay transition because internal processes and team workflows are optimized around a single </w:t>
-      </w:r>
-      <w:r>
-        <w:rPr>
-          <w:color w:val="000000"/>
-        </w:rPr>
-        <w:lastRenderedPageBreak/>
-        <w:t>vendor’s control model.</w:t>
+      <w:r>
+        <w:rPr>
+          <w:color w:val="000000"/>
+        </w:rPr>
+        <w:t>Organizations postpone migration even in the face of migration paths due to internal processes and team processes being optimized around one vendor control model. This is a subtlety that is significant in the current research.</w:t>
       </w:r>
       <w:r>
         <w:rPr>
@@ -1507,89 +1543,13 @@
         <w:rPr>
           <w:color w:val="000000"/>
         </w:rPr>
-        <w:t xml:space="preserve">NIST and ISO/IEC guidance emphasizes consistency in service definitions, management interfaces, and </w:t>
-      </w:r>
-      <w:r>
-        <w:t>governance</w:t>
-      </w:r>
-      <w:r>
-        <w:rPr>
-          <w:color w:val="000000"/>
-        </w:rPr>
-        <w:t xml:space="preserve"> controls as prerequisites for robust cloud operations </w:t>
-      </w:r>
-      <w:hyperlink w:anchor="_heading=h.93o68whk52rm">
-        <w:r>
-          <w:rPr>
-            <w:color w:val="000000"/>
-          </w:rPr>
-          <w:t>[2],</w:t>
-        </w:r>
-      </w:hyperlink>
-      <w:r>
-        <w:rPr>
-          <w:color w:val="000000"/>
-        </w:rPr>
-        <w:t xml:space="preserve"> </w:t>
-      </w:r>
-      <w:hyperlink w:anchor="_heading=h.rqrjnuf6t0qz">
-        <w:r>
-          <w:rPr>
-            <w:color w:val="000000"/>
-          </w:rPr>
-          <w:t>[10],</w:t>
-        </w:r>
-      </w:hyperlink>
-      <w:r>
-        <w:rPr>
-          <w:color w:val="000000"/>
-        </w:rPr>
-        <w:t xml:space="preserve"> </w:t>
-      </w:r>
-      <w:hyperlink w:anchor="_heading=h.s3m7wbhzs775">
-        <w:r>
-          <w:rPr>
-            <w:color w:val="000000"/>
-          </w:rPr>
-          <w:t>[11].</w:t>
-        </w:r>
-      </w:hyperlink>
-      <w:r>
-        <w:rPr>
-          <w:color w:val="000000"/>
-        </w:rPr>
-        <w:t xml:space="preserve"> Complementary frameworks such as TOSCA and OCCI extend this conversation to portability and interoperable service representation </w:t>
-      </w:r>
-      <w:hyperlink w:anchor="_heading=h.jl69zv5gkgqj">
-        <w:r>
-          <w:rPr>
-            <w:color w:val="000000"/>
-          </w:rPr>
-          <w:t>[12],</w:t>
-        </w:r>
-      </w:hyperlink>
-      <w:r>
-        <w:rPr>
-          <w:color w:val="000000"/>
-        </w:rPr>
-        <w:t xml:space="preserve"> </w:t>
-      </w:r>
-      <w:hyperlink w:anchor="_heading=h.dcndrt3syw78">
-        <w:r>
-          <w:rPr>
-            <w:color w:val="000000"/>
-          </w:rPr>
-          <w:t>[13].</w:t>
-        </w:r>
-      </w:hyperlink>
-      <w:r>
-        <w:t xml:space="preserve"> </w:t>
-      </w:r>
-      <w:r>
-        <w:rPr>
-          <w:color w:val="000000"/>
-        </w:rPr>
-        <w:t>These references do not prescribe one implementation stack, but they collectively support a key engineering principle: control plane standardization should be explicit, not incidental. Nebula aligns with this principle by centralizing authentication, resource state transitions, and telemetry access behind a single API surface.</w:t>
+        <w:t>The guidance offered by NIST and ISO/IEC focuses on consistency of service definitions, management interfaces, and governance controls as preconditions of effective cloud operations [2], [10], [11]. This discussion is further extended to portability and interoperable service representation by complementary frameworks like TOSCA and OCCI [12], [13]. These references do not mandate a single implementation stack, although they all complement one major principle of key engineering: control plane standardization must be explicit, not incidental. Nebula is compatible with this concept by making authentication, changes in resource state, and telemetry access behind one API surface</w:t>
+      </w:r>
+      <w:r>
+        <w:rPr>
+          <w:color w:val="000000"/>
+        </w:rPr>
+        <w:t>.</w:t>
       </w:r>
     </w:p>
     <w:p>
@@ -1646,72 +1606,13 @@
         <w:rPr>
           <w:color w:val="000000"/>
         </w:rPr>
-        <w:t xml:space="preserve">Prior benchmarking work indicates that orchestration overhead is generally lower than provider-side resource creation time, especially when long-running tasks are decoupled from synchronous request handling </w:t>
-      </w:r>
-      <w:hyperlink w:anchor="_heading=h.b6agejok2tkt">
-        <w:r>
-          <w:rPr>
-            <w:color w:val="000000"/>
-          </w:rPr>
-          <w:t>[14],</w:t>
-        </w:r>
-      </w:hyperlink>
-      <w:r>
-        <w:rPr>
-          <w:color w:val="000000"/>
-        </w:rPr>
-        <w:t xml:space="preserve"> </w:t>
-      </w:r>
-      <w:hyperlink w:anchor="_heading=h.y26d5k8c08o8">
-        <w:r>
-          <w:rPr>
-            <w:color w:val="000000"/>
-          </w:rPr>
-          <w:t>[15].</w:t>
-        </w:r>
-      </w:hyperlink>
-      <w:r>
-        <w:rPr>
-          <w:color w:val="000000"/>
-        </w:rPr>
-        <w:t xml:space="preserve"> This supports a design where API endpoints acknowledge quickly while background workers execute provisioning and synchronization routines.</w:t>
-      </w:r>
-    </w:p>
-    <w:p>
-      <w:pPr>
-        <w:pBdr>
-          <w:top w:val="nil"/>
-          <w:left w:val="nil"/>
-          <w:bottom w:val="nil"/>
-          <w:right w:val="nil"/>
-          <w:between w:val="nil"/>
-        </w:pBdr>
-        <w:spacing w:before="4" w:line="252" w:lineRule="auto"/>
-        <w:ind w:left="259" w:right="257" w:firstLine="219"/>
-        <w:jc w:val="both"/>
-        <w:rPr>
-          <w:color w:val="000000"/>
-        </w:rPr>
-      </w:pPr>
-      <w:r>
-        <w:rPr>
-          <w:color w:val="000000"/>
-        </w:rPr>
-        <w:t xml:space="preserve">The literature also reports that asynchronous patterns improve failure handling and throughput under concurrency, provided that queue semantics and task observability are well designed </w:t>
-      </w:r>
-      <w:hyperlink w:anchor="_heading=h.g2l9x7dw94pk">
-        <w:r>
-          <w:rPr>
-            <w:color w:val="000000"/>
-          </w:rPr>
-          <w:t>[16].</w:t>
-        </w:r>
-      </w:hyperlink>
-      <w:r>
-        <w:rPr>
-          <w:color w:val="000000"/>
-        </w:rPr>
-        <w:t xml:space="preserve"> These findings are directly reflected in our architecture choices for Redis-backed task routing and worker-driven Terraform execution.</w:t>
+        <w:t>According to prior benchmarking efforts, orchestration overhead typically remains smaller than the time to create resources on the provider side, particularly in the case of long-running tasks decoupled to synchronous request processing [14], [15]. This promotes a architecture in which API endpoints respond with quick recognition and background tasks do provisioning and synchronization tasks. It is also mentioned in the literature that the asynchronous patterns enhance failure management and throughput during concurrency, when queue semantics and task observability are properly implemented [16]. These observations can be directly seen in our architecture decisions of Redis-backed task routing and worker-driven Terraform execution.E. Cost Visibility and Governance Analytics</w:t>
+      </w:r>
+      <w:r>
+        <w:rPr>
+          <w:color w:val="000000"/>
+        </w:rPr>
+        <w:t>.</w:t>
       </w:r>
     </w:p>
     <w:p>
@@ -1759,57 +1660,6 @@
           <w:right w:val="nil"/>
           <w:between w:val="nil"/>
         </w:pBdr>
-        <w:spacing w:before="82" w:line="252" w:lineRule="auto"/>
-        <w:ind w:left="259" w:right="257" w:firstLine="219"/>
-        <w:jc w:val="both"/>
-        <w:rPr>
-          <w:color w:val="000000"/>
-        </w:rPr>
-      </w:pPr>
-      <w:r>
-        <w:rPr>
-          <w:color w:val="000000"/>
-        </w:rPr>
-        <w:t xml:space="preserve">Industry reports continue to identify cost opacity as a recurring challenge in cloud programs </w:t>
-      </w:r>
-      <w:hyperlink w:anchor="_heading=h.tae7l93nslfo">
-        <w:r>
-          <w:rPr>
-            <w:color w:val="000000"/>
-          </w:rPr>
-          <w:t>[9],</w:t>
-        </w:r>
-      </w:hyperlink>
-      <w:r>
-        <w:rPr>
-          <w:color w:val="000000"/>
-        </w:rPr>
-        <w:t xml:space="preserve"> </w:t>
-      </w:r>
-      <w:hyperlink w:anchor="_heading=h.ua8satmn7nmq">
-        <w:r>
-          <w:rPr>
-            <w:color w:val="000000"/>
-          </w:rPr>
-          <w:t>[17].</w:t>
-        </w:r>
-      </w:hyperlink>
-      <w:r>
-        <w:rPr>
-          <w:color w:val="000000"/>
-        </w:rPr>
-        <w:t xml:space="preserve"> The challenge is not only forecasting; teams often lack operational linkage between resources and cost signals. Without a unified view, optimization decisions become delayed or ad hoc.</w:t>
-      </w:r>
-    </w:p>
-    <w:p>
-      <w:pPr>
-        <w:pBdr>
-          <w:top w:val="nil"/>
-          <w:left w:val="nil"/>
-          <w:bottom w:val="nil"/>
-          <w:right w:val="nil"/>
-          <w:between w:val="nil"/>
-        </w:pBdr>
         <w:spacing w:before="4" w:line="252" w:lineRule="auto"/>
         <w:ind w:left="259" w:right="257" w:firstLine="219"/>
         <w:jc w:val="both"/>
@@ -1821,7 +1671,7 @@
         <w:rPr>
           <w:color w:val="000000"/>
         </w:rPr>
-        <w:t>For this reason, Nebula integrates resource inventory and billing outputs into the same operational plane. The literature suggests this integration is central to practical governance maturity, especially in environments where finance and engineering decisions must be synchronized.</w:t>
+        <w:t>The available studies are very strategic, but implementation articles featuring open operational values are less frequent. Numerous papers philosophize about the patterns of architecture, but give minimal replicable observations of working systems. The present paper fills this gap by providing an AWS-first implementation, explicit metrics, workflow traces, and section-level constraints. It is not a goal of over-claiming that clouds are generally applicable, but to create a concrete base, which can be tested, criticized, and built upon.</w:t>
       </w:r>
     </w:p>
     <w:p>
@@ -1849,8 +1699,6 @@
           <w:color w:val="000000"/>
         </w:rPr>
       </w:pPr>
-      <w:bookmarkStart w:id="10" w:name="bookmark=id.rg28h2ie115u" w:colFirst="0" w:colLast="0"/>
-      <w:bookmarkEnd w:id="10"/>
       <w:r>
         <w:rPr>
           <w:i/>
@@ -1902,8 +1750,8 @@
         <w:spacing w:before="154"/>
         <w:ind w:left="4041" w:hanging="403"/>
       </w:pPr>
-      <w:bookmarkStart w:id="11" w:name="bookmark=id.9ubipqcihlq5" w:colFirst="0" w:colLast="0"/>
-      <w:bookmarkEnd w:id="11"/>
+      <w:bookmarkStart w:id="10" w:name="bookmark=id.9ubipqcihlq5" w:colFirst="0" w:colLast="0"/>
+      <w:bookmarkEnd w:id="10"/>
       <w:r>
         <w:rPr>
           <w:smallCaps/>
@@ -1932,7 +1780,7 @@
         <w:rPr>
           <w:color w:val="000000"/>
         </w:rPr>
-        <w:t>Nebula’s value proposition is centered on operational standardization, not only automation volume. The platform aims to convert fragmented AWS routines into a coherent lifecycle that can be executed, observed, and audited through one interface and one API contract.</w:t>
+        <w:t>The value proposal offered by Nebula is focused on the standardization of operations, rather than automation volume. The platform will be designed to transform disjointed AWS routines into an integrated lifecycle that can be implemented, monitored, and audited using a single interface and a single API contract.</w:t>
       </w:r>
     </w:p>
     <w:p>
@@ -1960,8 +1808,6 @@
           <w:color w:val="000000"/>
         </w:rPr>
       </w:pPr>
-      <w:bookmarkStart w:id="12" w:name="bookmark=id.rn01vyp6qzom" w:colFirst="0" w:colLast="0"/>
-      <w:bookmarkEnd w:id="12"/>
       <w:r>
         <w:rPr>
           <w:i/>
@@ -1991,7 +1837,7 @@
         <w:rPr>
           <w:color w:val="000000"/>
         </w:rPr>
-        <w:t>Teams often automate selected tasks (for example, provisioning scripts) while leaving adjacent tasks (health checks, cost reconciliation, and inventory refresh) manual. This partial automation model creates local speedups but preserves end-to-end inconsistency. Nebula addresses this by enforcing standardized states and synchronized data flows across provisioning, monitoring, and cost governance.</w:t>
+        <w:t>Teams can automate a subset of tasks (such as provisioning scripts) and still leave some neighboring tasks (health checks, cost reconciliation and inventory refresh) manual. The end-to-end consistency is maintained in this model of partial automation, which generates local speedups. Nebula also solves this by implementing standardized states and coordinated data flows through provisioning, monitoring and cost governance.B. AWS Operational Consolidation.</w:t>
       </w:r>
     </w:p>
     <w:p>
@@ -2019,8 +1865,8 @@
           <w:color w:val="000000"/>
         </w:rPr>
       </w:pPr>
-      <w:bookmarkStart w:id="13" w:name="bookmark=id.kgfqn9q6p3df" w:colFirst="0" w:colLast="0"/>
-      <w:bookmarkEnd w:id="13"/>
+      <w:bookmarkStart w:id="11" w:name="bookmark=id.kgfqn9q6p3df" w:colFirst="0" w:colLast="0"/>
+      <w:bookmarkEnd w:id="11"/>
       <w:r>
         <w:rPr>
           <w:i/>
@@ -2050,7 +1896,7 @@
         <w:rPr>
           <w:color w:val="000000"/>
         </w:rPr>
-        <w:t>In conventional AWS usage, engineers navigate across EC2, S3, VPC, and Cost Explorer consoles while maintaining custom scripts to bridge gaps between systems. This pattern increases handoff time and creates process variability. Nebula centralizes these interactions through uniform request and response semantics, reducing the need for service-specific workflow memorization.</w:t>
+        <w:t>In the traditional use of AWS, engineers move between EC2, S3, VPC, and Cost Explorer consoles with the custom scripts to fill the gaps between the systems. This trend adds to the extent of time during handoffs and introduces variability in the process. Nebula formalizes these interactions by providing homogeneous request and response semantics, decreasing the necessity of service.C. Governance and Cost Interpretability.</w:t>
       </w:r>
     </w:p>
     <w:p>
@@ -2078,8 +1924,8 @@
           <w:color w:val="000000"/>
         </w:rPr>
       </w:pPr>
-      <w:bookmarkStart w:id="14" w:name="bookmark=id.o472mus8pkxf" w:colFirst="0" w:colLast="0"/>
-      <w:bookmarkEnd w:id="14"/>
+      <w:bookmarkStart w:id="12" w:name="bookmark=id.o472mus8pkxf" w:colFirst="0" w:colLast="0"/>
+      <w:bookmarkEnd w:id="12"/>
       <w:r>
         <w:rPr>
           <w:i/>
@@ -2109,42 +1955,8 @@
         <w:rPr>
           <w:color w:val="000000"/>
         </w:rPr>
-        <w:t xml:space="preserve">Operational decisions are financially meaningful only when cost visibility is integrated into execution workflows </w:t>
-      </w:r>
-      <w:hyperlink w:anchor="_heading=h.tae7l93nslfo">
-        <w:r>
-          <w:rPr>
-            <w:color w:val="000000"/>
-          </w:rPr>
-          <w:t>[9],</w:t>
-        </w:r>
-      </w:hyperlink>
-      <w:r>
-        <w:rPr>
-          <w:color w:val="000000"/>
-        </w:rPr>
-        <w:t xml:space="preserve"> </w:t>
-      </w:r>
-      <w:hyperlink w:anchor="_heading=h.ua8satmn7nmq">
-        <w:r>
-          <w:rPr>
-            <w:color w:val="000000"/>
-          </w:rPr>
-          <w:t>[17].</w:t>
-        </w:r>
-      </w:hyperlink>
-      <w:r>
-        <w:rPr>
-          <w:color w:val="000000"/>
-        </w:rPr>
-        <w:t xml:space="preserve"> The platform links resource metadata and billing signals, enabling direct interpretation of spend structure by </w:t>
-      </w:r>
-      <w:r>
-        <w:rPr>
-          <w:color w:val="000000"/>
-        </w:rPr>
         <w:lastRenderedPageBreak/>
-        <w:t>service class. This reduces reporting delay and supports faster governance decisions at engineering level.</w:t>
+        <w:t>The financial significance of operational decisions can only be achieved when cost visibility is part of execution workflows [9], [17]. The platform interconnects resource metadata and billing indicators, providing the possibility to interpret the spend structure directly by the service type. This minimizes time to report and helps in quicker engineering-level governance decisions.D. Real Project Data Operational Standardization.</w:t>
       </w:r>
     </w:p>
     <w:p>
@@ -2172,8 +1984,8 @@
           <w:color w:val="000000"/>
         </w:rPr>
       </w:pPr>
-      <w:bookmarkStart w:id="15" w:name="bookmark=id.xsl69p2mbz0" w:colFirst="0" w:colLast="0"/>
-      <w:bookmarkEnd w:id="15"/>
+      <w:bookmarkStart w:id="13" w:name="bookmark=id.xsl69p2mbz0" w:colFirst="0" w:colLast="0"/>
+      <w:bookmarkEnd w:id="13"/>
       <w:r>
         <w:rPr>
           <w:i/>
@@ -2202,21 +2014,7 @@
         <w:rPr>
           <w:color w:val="000000"/>
         </w:rPr>
-        <w:t xml:space="preserve">Table </w:t>
-      </w:r>
-      <w:hyperlink w:anchor="_heading=h.ngmzcjehwb20">
-        <w:r>
-          <w:rPr>
-            <w:color w:val="000000"/>
-          </w:rPr>
-          <w:t>I</w:t>
-        </w:r>
-      </w:hyperlink>
-      <w:r>
-        <w:rPr>
-          <w:color w:val="000000"/>
-        </w:rPr>
-        <w:t xml:space="preserve"> compares traditional AWS operations with observed Nebula behavior from the implemented project.</w:t>
+        <w:t xml:space="preserve">Table I will compare the traditional AWS workings with the Nebula behavior observed in the implemented project. </w:t>
       </w:r>
     </w:p>
     <w:p>
@@ -2229,8 +2027,8 @@
           <w:szCs w:val="18"/>
         </w:rPr>
       </w:pPr>
-      <w:bookmarkStart w:id="16" w:name="_heading=h.ngmzcjehwb20" w:colFirst="0" w:colLast="0"/>
-      <w:bookmarkEnd w:id="16"/>
+      <w:bookmarkStart w:id="14" w:name="_heading=h.ngmzcjehwb20" w:colFirst="0" w:colLast="0"/>
+      <w:bookmarkEnd w:id="14"/>
       <w:r>
         <w:rPr>
           <w:sz w:val="18"/>
@@ -3368,8 +3166,8 @@
           <w:color w:val="000000"/>
         </w:rPr>
       </w:pPr>
-      <w:bookmarkStart w:id="17" w:name="bookmark=id.5fj7uznokcpy" w:colFirst="0" w:colLast="0"/>
-      <w:bookmarkEnd w:id="17"/>
+      <w:bookmarkStart w:id="15" w:name="bookmark=id.5fj7uznokcpy" w:colFirst="0" w:colLast="0"/>
+      <w:bookmarkEnd w:id="15"/>
     </w:p>
     <w:p>
       <w:pPr>
@@ -3391,31 +3189,13 @@
         <w:rPr>
           <w:color w:val="000000"/>
         </w:rPr>
-        <w:t xml:space="preserve">The comparison reveals three practical outcomes. First, process cadence becomes deterministic through scheduled synchronization, replacing </w:t>
-      </w:r>
-      <w:r>
-        <w:rPr>
-          <w:color w:val="000000"/>
-        </w:rPr>
-        <w:t>ad hoc</w:t>
-      </w:r>
-      <w:r>
-        <w:rPr>
-          <w:color w:val="000000"/>
-        </w:rPr>
-        <w:t xml:space="preserve"> checks. Second, control-plane responsiveness is preserved through asynchronous design, so user interaction does not wait for infrastructure runtime. Third, cost and health telemetry are operationalized as first-class workflow outputs rather than post-facto reports.</w:t>
-      </w:r>
-      <w:r>
-        <w:rPr>
-          <w:color w:val="000000"/>
-        </w:rPr>
-        <w:t xml:space="preserve"> </w:t>
-      </w:r>
-      <w:r>
-        <w:rPr>
-          <w:color w:val="000000"/>
-        </w:rPr>
-        <w:t>From an organizational perspective, this has additional implications. Standardized flow definitions reduce on- boarding friction for new operators and improve traceability for compliance-oriented reviews. In short, the platform transforms AWS operations from service-centric execution to workflow-centric execution.</w:t>
+        <w:t>The comparison shows three applied results. First, scheduled synchronization makes process cadence deterministic, as opposed to ad hoc checks. Second, the asynchronous design is maintained to ensure control-plane responsiveness when the user interaction does not block on infrastructure runtime. Third, cost and health telemetry are modeled as first-class workflow products, instead of post-facto reports. This has further implications on an organizational level. Standardized flow definitions will minimize the on- boarding friction on new operators and enhance traceability on compliance-oriented reviews. Concisely, the platform will make AWS operations less service-oriented execution and more workflow-oriented execution</w:t>
+      </w:r>
+      <w:r>
+        <w:rPr>
+          <w:color w:val="000000"/>
+        </w:rPr>
+        <w:t>.</w:t>
       </w:r>
     </w:p>
     <w:p>
@@ -3443,8 +3223,8 @@
           <w:color w:val="000000"/>
         </w:rPr>
       </w:pPr>
-      <w:bookmarkStart w:id="18" w:name="bookmark=id.pb9lsfiiua49" w:colFirst="0" w:colLast="0"/>
-      <w:bookmarkEnd w:id="18"/>
+      <w:bookmarkStart w:id="16" w:name="bookmark=id.pb9lsfiiua49" w:colFirst="0" w:colLast="0"/>
+      <w:bookmarkEnd w:id="16"/>
       <w:r>
         <w:rPr>
           <w:i/>
@@ -3474,7 +3254,7 @@
         <w:rPr>
           <w:color w:val="000000"/>
         </w:rPr>
-        <w:t>Although this phase is AWS-specific, the standardized control logic is intentionally architected for extension. The immediate strategic value is therefore two-layered: near-term reduction in operational inconsistency and long-term readiness for provider diversification once baseline reliability targets are consistently met.</w:t>
+        <w:t>This phase is AWS-specific, but the standardized control logic is also deliberately designed to be extended. The short-term strategic value is thus two-fold: short-term decrease in the inconsistency in operations and long-term preparation to diversify providers in case of consistent achievement of the baseline reliability levels.</w:t>
       </w:r>
     </w:p>
     <w:p>
@@ -3496,8 +3276,8 @@
         <w:spacing w:before="152"/>
         <w:ind w:left="3788" w:hanging="378"/>
       </w:pPr>
-      <w:bookmarkStart w:id="19" w:name="bookmark=id.jfqfbajra9pt" w:colFirst="0" w:colLast="0"/>
-      <w:bookmarkEnd w:id="19"/>
+      <w:bookmarkStart w:id="17" w:name="bookmark=id.jfqfbajra9pt" w:colFirst="0" w:colLast="0"/>
+      <w:bookmarkEnd w:id="17"/>
       <w:r>
         <w:rPr>
           <w:smallCaps/>
@@ -3526,7 +3306,7 @@
         <w:rPr>
           <w:color w:val="000000"/>
         </w:rPr>
-        <w:t>The current implementation of Nebula prioritizes deterministic provisioning and reliable telemetry collection. On top of this baseline, the project defines an “intelligence layer” intended to improve operational decisions without replacing operator control.</w:t>
+        <w:t>Deterministic provisioning and dependable collection of telemetry is a priority in the current implementation of Nebula. Above this foundation the project outlines an intelligence layer that is meant to enhance operational decisions without usurping operator control.</w:t>
       </w:r>
     </w:p>
     <w:p>
@@ -3554,8 +3334,8 @@
           <w:color w:val="000000"/>
         </w:rPr>
       </w:pPr>
-      <w:bookmarkStart w:id="20" w:name="bookmark=id.bb743ta0sqel" w:colFirst="0" w:colLast="0"/>
-      <w:bookmarkEnd w:id="20"/>
+      <w:bookmarkStart w:id="18" w:name="bookmark=id.bb743ta0sqel" w:colFirst="0" w:colLast="0"/>
+      <w:bookmarkEnd w:id="18"/>
       <w:r>
         <w:rPr>
           <w:i/>
@@ -3585,7 +3365,13 @@
         <w:rPr>
           <w:color w:val="000000"/>
         </w:rPr>
-        <w:t>A common failure pattern in cloud tooling is adding predictive features before stabilizing operational data pipelines. This work takes the opposite route: synchronization, state tracking, and cost collection are treated as prerequisites for trustworthy recommendations. In this context, AI integration is positioned as a decision-support capability rather than an autonomous control loop.</w:t>
+        <w:t>Another frequent cloud tooling failure mode is to add predictive capabilities without first having operational data pipelines in place. This article follows a different path: synchronization, state tracking, and cost collection are considered as the prerequisites to credible recommendations. Here, the integration of AI is placed as a decision-support feature and not an autonomous control loop</w:t>
+      </w:r>
+      <w:r>
+        <w:rPr>
+          <w:color w:val="000000"/>
+        </w:rPr>
+        <w:t>.</w:t>
       </w:r>
     </w:p>
     <w:p>
@@ -3613,8 +3399,8 @@
           <w:color w:val="000000"/>
         </w:rPr>
       </w:pPr>
-      <w:bookmarkStart w:id="21" w:name="bookmark=id.1z9a6kn0gafc" w:colFirst="0" w:colLast="0"/>
-      <w:bookmarkEnd w:id="21"/>
+      <w:bookmarkStart w:id="19" w:name="bookmark=id.1z9a6kn0gafc" w:colFirst="0" w:colLast="0"/>
+      <w:bookmarkEnd w:id="19"/>
       <w:r>
         <w:rPr>
           <w:i/>
@@ -3644,48 +3430,14 @@
         <w:rPr>
           <w:color w:val="000000"/>
         </w:rPr>
-        <w:t xml:space="preserve">Using historical utilization indicators, the platform can recommend right-sized EC2 instance classes and flag persistent over-provisioning patterns </w:t>
-      </w:r>
-      <w:hyperlink w:anchor="_heading=h.51fzq4rjykob">
-        <w:r>
-          <w:rPr>
-            <w:color w:val="000000"/>
-          </w:rPr>
-          <w:t>[18],</w:t>
-        </w:r>
-      </w:hyperlink>
-      <w:r>
-        <w:rPr>
-          <w:color w:val="000000"/>
-        </w:rPr>
-        <w:t xml:space="preserve"> </w:t>
-      </w:r>
-      <w:hyperlink w:anchor="_heading=h.dg6hft20ttd9">
-        <w:r>
-          <w:rPr>
-            <w:color w:val="000000"/>
-          </w:rPr>
-          <w:t>[19].</w:t>
-        </w:r>
-      </w:hyperlink>
-      <w:r>
-        <w:rPr>
-          <w:color w:val="000000"/>
-        </w:rPr>
-        <w:t xml:space="preserve"> For example, workloads with low sustained utilization can be mapped from larger families toward burstable tiers such as </w:t>
-      </w:r>
-      <w:r>
-        <w:rPr>
-          <w:rFonts w:ascii="Courier New" w:eastAsia="Courier New" w:hAnsi="Courier New" w:cs="Courier New"/>
-          <w:color w:val="000000"/>
-        </w:rPr>
-        <w:t>t3.medium</w:t>
-      </w:r>
-      <w:r>
-        <w:rPr>
-          <w:color w:val="000000"/>
-        </w:rPr>
-        <w:t>, reducing excess compute spend while preserving application availability targets.</w:t>
+        <w:t xml:space="preserve">The platform may suggest the correct instance classes of EC2 and alert on history of over-provisioning using </w:t>
+      </w:r>
+      <w:r>
+        <w:rPr>
+          <w:color w:val="000000"/>
+        </w:rPr>
+        <w:lastRenderedPageBreak/>
+        <w:t>historical utilization indicators [18], [19]. An illustrative example is that low sustained utilization workloads can be scaled down large families to burstable levels like t3.medium to minimize unnecessary spend on compute resources and maintain application availability goals.C. Utilization Anomaly Detection.</w:t>
       </w:r>
     </w:p>
     <w:p>
@@ -3713,15 +3465,14 @@
           <w:color w:val="000000"/>
         </w:rPr>
       </w:pPr>
-      <w:bookmarkStart w:id="22" w:name="bookmark=id.wvsyz8vd5g5o" w:colFirst="0" w:colLast="0"/>
-      <w:bookmarkEnd w:id="22"/>
+      <w:bookmarkStart w:id="20" w:name="bookmark=id.wvsyz8vd5g5o" w:colFirst="0" w:colLast="0"/>
+      <w:bookmarkEnd w:id="20"/>
       <w:r>
         <w:rPr>
           <w:i/>
           <w:iCs/>
           <w:color w:val="000000"/>
         </w:rPr>
-        <w:lastRenderedPageBreak/>
         <w:t>Utilization Anomaly Detection</w:t>
       </w:r>
     </w:p>
@@ -3745,21 +3496,13 @@
         <w:rPr>
           <w:color w:val="000000"/>
         </w:rPr>
-        <w:t xml:space="preserve">Anomaly detection in AWS telemetry can identify abrupt deviations in activity and cost signatures. Such deviations may indicate configuration errors, demand spikes, unoptimized scaling policies, or potentially malicious consumption patterns </w:t>
-      </w:r>
-      <w:hyperlink w:anchor="_heading=h.6jx81zk26b37">
-        <w:r>
-          <w:rPr>
-            <w:color w:val="000000"/>
-          </w:rPr>
-          <w:t>[20].</w:t>
-        </w:r>
-      </w:hyperlink>
-      <w:r>
-        <w:rPr>
-          <w:color w:val="000000"/>
-        </w:rPr>
-        <w:t xml:space="preserve"> In practical terms, anomaly output can be linked to alerting and investigation workflows rather than automatic destructive actions, preserving operational safety.</w:t>
+        <w:t>AWS anomaly detectors can detect sudden changes in activity and cost signatures. These deviations can be seen as configuration mistakes, a burst of demand, non-optimal scaling policies, or even malicious consumption [20]. Practically, anomaly output may be connected with alerting and investigation processes instead of automatic destructive measures, which will not harm operational safety</w:t>
+      </w:r>
+      <w:r>
+        <w:rPr>
+          <w:color w:val="000000"/>
+        </w:rPr>
+        <w:t>.</w:t>
       </w:r>
     </w:p>
     <w:p>
@@ -3787,8 +3530,8 @@
           <w:color w:val="000000"/>
         </w:rPr>
       </w:pPr>
-      <w:bookmarkStart w:id="23" w:name="bookmark=id.kil2dcb2p7t6" w:colFirst="0" w:colLast="0"/>
-      <w:bookmarkEnd w:id="23"/>
+      <w:bookmarkStart w:id="21" w:name="bookmark=id.kil2dcb2p7t6" w:colFirst="0" w:colLast="0"/>
+      <w:bookmarkEnd w:id="21"/>
       <w:r>
         <w:rPr>
           <w:i/>
@@ -3818,21 +3561,7 @@
         <w:rPr>
           <w:color w:val="000000"/>
         </w:rPr>
-        <w:t xml:space="preserve">Cost signals become more useful when correlated with resource state and tags. Nebula’s planned recommendation layer identifies candidates for cleanup (idle resources, unattached components, underused instances) and surfaces ranked actions with expected financial impact </w:t>
-      </w:r>
-      <w:hyperlink w:anchor="_heading=h.moysswa52r7p">
-        <w:r>
-          <w:rPr>
-            <w:color w:val="000000"/>
-          </w:rPr>
-          <w:t>[21].</w:t>
-        </w:r>
-      </w:hyperlink>
-      <w:r>
-        <w:rPr>
-          <w:color w:val="000000"/>
-        </w:rPr>
-        <w:t xml:space="preserve"> This framing keeps optimization actionable and auditable.</w:t>
+        <w:t>When used with resource state and tags, cost signals are more useful. The intended recommendation layer by Nebula selects the cleanup candidates (idle resources, unattached components, underutilized instances) and exposes ranked actions that have a likely financial outcome [21]. This framing makes optimization actionable and audit-oriented.E. AWS Mapping and Abstraction Layer.</w:t>
       </w:r>
     </w:p>
     <w:p>
@@ -3859,8 +3588,8 @@
           <w:color w:val="000000"/>
         </w:rPr>
       </w:pPr>
-      <w:bookmarkStart w:id="24" w:name="bookmark=id.t4gqrq9ibvly" w:colFirst="0" w:colLast="0"/>
-      <w:bookmarkEnd w:id="24"/>
+      <w:bookmarkStart w:id="22" w:name="bookmark=id.t4gqrq9ibvly" w:colFirst="0" w:colLast="0"/>
+      <w:bookmarkEnd w:id="22"/>
       <w:r>
         <w:rPr>
           <w:i/>
@@ -3879,53 +3608,17 @@
           <w:right w:val="nil"/>
           <w:between w:val="nil"/>
         </w:pBdr>
-        <w:spacing w:before="83"/>
-        <w:ind w:left="478"/>
-        <w:rPr>
-          <w:color w:val="000000"/>
-        </w:rPr>
-      </w:pPr>
-      <w:r>
-        <w:rPr>
-          <w:color w:val="000000"/>
-        </w:rPr>
-        <w:t>A robust intelligence layer requires stable semantic mapping between user intent and provider-native resources.</w:t>
-      </w:r>
-    </w:p>
-    <w:p>
-      <w:pPr>
-        <w:pBdr>
-          <w:top w:val="nil"/>
-          <w:left w:val="nil"/>
-          <w:bottom w:val="nil"/>
-          <w:right w:val="nil"/>
-          <w:between w:val="nil"/>
-        </w:pBdr>
         <w:spacing w:before="14"/>
-        <w:ind w:left="259"/>
-        <w:rPr>
-          <w:color w:val="000000"/>
-        </w:rPr>
-      </w:pPr>
-      <w:r>
-        <w:rPr>
-          <w:color w:val="000000"/>
-        </w:rPr>
-        <w:t xml:space="preserve">Table </w:t>
-      </w:r>
-      <w:hyperlink w:anchor="_heading=h.k27i5ugmgbug">
-        <w:r>
-          <w:rPr>
-            <w:color w:val="000000"/>
-          </w:rPr>
-          <w:t>II</w:t>
-        </w:r>
-      </w:hyperlink>
-      <w:r>
-        <w:rPr>
-          <w:color w:val="000000"/>
-        </w:rPr>
-        <w:t xml:space="preserve"> summarizes the current abstraction design.</w:t>
+        <w:ind w:left="259" w:firstLine="297"/>
+        <w:rPr>
+          <w:color w:val="000000"/>
+        </w:rPr>
+      </w:pPr>
+      <w:r>
+        <w:rPr>
+          <w:color w:val="000000"/>
+        </w:rPr>
+        <w:t>An effective intelligence layer must have a consistent semantic mapping of user desire and provider native assets. Table II is a summary of the existing abstraction design.</w:t>
       </w:r>
     </w:p>
     <w:p>
@@ -3952,8 +3645,8 @@
           <w:szCs w:val="18"/>
         </w:rPr>
       </w:pPr>
-      <w:bookmarkStart w:id="25" w:name="_heading=h.k27i5ugmgbug" w:colFirst="0" w:colLast="0"/>
-      <w:bookmarkEnd w:id="25"/>
+      <w:bookmarkStart w:id="23" w:name="_heading=h.k27i5ugmgbug" w:colFirst="0" w:colLast="0"/>
+      <w:bookmarkEnd w:id="23"/>
       <w:r>
         <w:rPr>
           <w:sz w:val="18"/>
@@ -4624,8 +4317,8 @@
           <w:color w:val="000000"/>
         </w:rPr>
       </w:pPr>
-      <w:bookmarkStart w:id="26" w:name="bookmark=id.uwd5fptvu62b" w:colFirst="0" w:colLast="0"/>
-      <w:bookmarkEnd w:id="26"/>
+      <w:bookmarkStart w:id="24" w:name="bookmark=id.uwd5fptvu62b" w:colFirst="0" w:colLast="0"/>
+      <w:bookmarkEnd w:id="24"/>
       <w:r>
         <w:rPr>
           <w:i/>
@@ -4655,7 +4348,13 @@
         <w:rPr>
           <w:color w:val="000000"/>
         </w:rPr>
-        <w:t>Even in its planned form, the intelligence strategy contributes to the paper’s thesis: standardization is not only about provisioning APIs, but also about producing data quality sufficient for reliable optimization. The more consistent the operational substrate, the more defensible AI-guided decisions become.</w:t>
+        <w:t>Although it is planned, the intelligence strategy helps the paper to advance its thesis: standardization is not just a matter of the provisioning of APIs, but the generation of data quality that will enable reliable optimization. The more uniform the operational substrate is, the more justifiable AI-informed decisions are</w:t>
+      </w:r>
+      <w:r>
+        <w:rPr>
+          <w:color w:val="000000"/>
+        </w:rPr>
+        <w:t>.</w:t>
       </w:r>
     </w:p>
     <w:p>
@@ -4677,8 +4376,8 @@
         <w:spacing w:before="151"/>
         <w:ind w:left="4254" w:hanging="295"/>
       </w:pPr>
-      <w:bookmarkStart w:id="27" w:name="bookmark=id.m0g9xt7axex7" w:colFirst="0" w:colLast="0"/>
-      <w:bookmarkEnd w:id="27"/>
+      <w:bookmarkStart w:id="25" w:name="bookmark=id.m0g9xt7axex7" w:colFirst="0" w:colLast="0"/>
+      <w:bookmarkEnd w:id="25"/>
       <w:r>
         <w:rPr>
           <w:smallCaps/>
@@ -4707,7 +4406,13 @@
         <w:rPr>
           <w:color w:val="000000"/>
         </w:rPr>
-        <w:t>The implementation of Nebula is designed as an AWS-focused orchestration stack that translates user intent into reproducible infrastructure actions. The implementation objective is not only feature delivery, but operational determinism: identical inputs should result in predictable execution paths, auditable state transitions, and observable outcomes.</w:t>
+        <w:t>Nebula implementation is created as an AWS-oriented orchestration stack that converts user intent into infrastructure actions that can be repeated. Delivering features is not the only goal of implementation; it is also operational determinism: the same inputs should lead to predictable execution paths, auditable state transitions, and observable results</w:t>
+      </w:r>
+      <w:r>
+        <w:rPr>
+          <w:color w:val="000000"/>
+        </w:rPr>
+        <w:t>.</w:t>
       </w:r>
     </w:p>
     <w:p>
@@ -4734,8 +4439,8 @@
           <w:color w:val="000000"/>
         </w:rPr>
       </w:pPr>
-      <w:bookmarkStart w:id="28" w:name="bookmark=id.mnazzuh1s06q" w:colFirst="0" w:colLast="0"/>
-      <w:bookmarkEnd w:id="28"/>
+      <w:bookmarkStart w:id="26" w:name="bookmark=id.mnazzuh1s06q" w:colFirst="0" w:colLast="0"/>
+      <w:bookmarkEnd w:id="26"/>
       <w:r>
         <w:rPr>
           <w:i/>
@@ -4764,7 +4469,13 @@
         <w:rPr>
           <w:color w:val="000000"/>
         </w:rPr>
-        <w:t>The platform is built around four design principles:</w:t>
+        <w:t>The system is designed based on four design principles</w:t>
+      </w:r>
+      <w:r>
+        <w:rPr>
+          <w:color w:val="000000"/>
+        </w:rPr>
+        <w:t>:</w:t>
       </w:r>
     </w:p>
     <w:p>
@@ -4927,8 +4638,8 @@
           <w:color w:val="000000"/>
         </w:rPr>
       </w:pPr>
-      <w:bookmarkStart w:id="29" w:name="bookmark=id.jsy9zbnlatow" w:colFirst="0" w:colLast="0"/>
-      <w:bookmarkEnd w:id="29"/>
+      <w:bookmarkStart w:id="27" w:name="bookmark=id.jsy9zbnlatow" w:colFirst="0" w:colLast="0"/>
+      <w:bookmarkEnd w:id="27"/>
       <w:r>
         <w:rPr>
           <w:i/>
@@ -4955,74 +4666,14 @@
         <w:rPr>
           <w:color w:val="000000"/>
         </w:rPr>
-        <w:t xml:space="preserve">Each layer of the system uses a well-established toolchain with explicit technical purpose and documented references, summarized in Table </w:t>
-      </w:r>
-      <w:hyperlink w:anchor="_heading=h.hwguswwqpvxz">
-        <w:r>
-          <w:rPr>
-            <w:color w:val="000000"/>
-          </w:rPr>
-          <w:t>III.</w:t>
-        </w:r>
-      </w:hyperlink>
-      <w:bookmarkStart w:id="30" w:name="_heading=h.hwguswwqpvxz" w:colFirst="0" w:colLast="0"/>
-      <w:bookmarkEnd w:id="30"/>
-    </w:p>
-    <w:p>
-      <w:pPr>
-        <w:pBdr>
-          <w:top w:val="nil"/>
-          <w:left w:val="nil"/>
-          <w:bottom w:val="nil"/>
-          <w:right w:val="nil"/>
-          <w:between w:val="nil"/>
-        </w:pBdr>
-        <w:spacing w:before="83" w:line="252" w:lineRule="auto"/>
-        <w:ind w:right="257"/>
-        <w:jc w:val="both"/>
-      </w:pPr>
-    </w:p>
-    <w:p>
-      <w:pPr>
-        <w:pBdr>
-          <w:top w:val="nil"/>
-          <w:left w:val="nil"/>
-          <w:bottom w:val="nil"/>
-          <w:right w:val="nil"/>
-          <w:between w:val="nil"/>
-        </w:pBdr>
-        <w:spacing w:before="83" w:line="252" w:lineRule="auto"/>
-        <w:ind w:left="259" w:right="257" w:firstLine="219"/>
-        <w:jc w:val="both"/>
-      </w:pPr>
-    </w:p>
-    <w:p>
-      <w:pPr>
-        <w:pBdr>
-          <w:top w:val="nil"/>
-          <w:left w:val="nil"/>
-          <w:bottom w:val="nil"/>
-          <w:right w:val="nil"/>
-          <w:between w:val="nil"/>
-        </w:pBdr>
-        <w:spacing w:before="83" w:line="252" w:lineRule="auto"/>
-        <w:ind w:left="259" w:right="257" w:firstLine="219"/>
-        <w:jc w:val="both"/>
-      </w:pPr>
-    </w:p>
-    <w:p>
-      <w:pPr>
-        <w:pBdr>
-          <w:top w:val="nil"/>
-          <w:left w:val="nil"/>
-          <w:bottom w:val="nil"/>
-          <w:right w:val="nil"/>
-          <w:between w:val="nil"/>
-        </w:pBdr>
-        <w:spacing w:before="83" w:line="252" w:lineRule="auto"/>
-        <w:ind w:left="259" w:right="257" w:firstLine="219"/>
-        <w:jc w:val="both"/>
-      </w:pPr>
+        <w:t>Every system tier includes a proven toolchain with clearly defined technical intent and that is documented, as summarized in Table III</w:t>
+      </w:r>
+      <w:r>
+        <w:rPr>
+          <w:color w:val="000000"/>
+        </w:rPr>
+        <w:t>.</w:t>
+      </w:r>
     </w:p>
     <w:p>
       <w:pPr>
@@ -6947,8 +6598,8 @@
           <w:color w:val="000000"/>
         </w:rPr>
       </w:pPr>
-      <w:bookmarkStart w:id="31" w:name="bookmark=id.wlqqhb9sh04k" w:colFirst="0" w:colLast="0"/>
-      <w:bookmarkEnd w:id="31"/>
+      <w:bookmarkStart w:id="28" w:name="bookmark=id.wlqqhb9sh04k" w:colFirst="0" w:colLast="0"/>
+      <w:bookmarkEnd w:id="28"/>
       <w:r>
         <w:rPr>
           <w:i/>
@@ -9378,7 +9029,6 @@
           <w:sz w:val="18"/>
           <w:szCs w:val="18"/>
         </w:rPr>
-        <w:lastRenderedPageBreak/>
         <w:t xml:space="preserve">Fig. </w:t>
       </w:r>
       <w:r>
@@ -9436,16 +9086,17 @@
           <w:color w:val="000000"/>
         </w:rPr>
       </w:pPr>
-      <w:bookmarkStart w:id="32" w:name="bookmark=id.s7zpwq1fr9wz" w:colFirst="0" w:colLast="0"/>
-      <w:bookmarkStart w:id="33" w:name="bookmark=id.6ti7hlrdpejk" w:colFirst="0" w:colLast="0"/>
-      <w:bookmarkEnd w:id="32"/>
-      <w:bookmarkEnd w:id="33"/>
+      <w:bookmarkStart w:id="29" w:name="bookmark=id.s7zpwq1fr9wz" w:colFirst="0" w:colLast="0"/>
+      <w:bookmarkStart w:id="30" w:name="bookmark=id.6ti7hlrdpejk" w:colFirst="0" w:colLast="0"/>
+      <w:bookmarkEnd w:id="29"/>
+      <w:bookmarkEnd w:id="30"/>
       <w:r>
         <w:rPr>
           <w:i/>
           <w:iCs/>
           <w:color w:val="000000"/>
         </w:rPr>
+        <w:lastRenderedPageBreak/>
         <w:t>Core Execution Workflows</w:t>
       </w:r>
     </w:p>
@@ -9468,8 +9119,8 @@
         <w:spacing w:before="83" w:line="252" w:lineRule="auto"/>
         <w:ind w:right="257" w:firstLine="219"/>
       </w:pPr>
-      <w:bookmarkStart w:id="34" w:name="bookmark=id.czv96ckofbv8" w:colFirst="0" w:colLast="0"/>
-      <w:bookmarkEnd w:id="34"/>
+      <w:bookmarkStart w:id="31" w:name="bookmark=id.czv96ckofbv8" w:colFirst="0" w:colLast="0"/>
+      <w:bookmarkEnd w:id="31"/>
       <w:r>
         <w:rPr>
           <w:i/>
@@ -9482,15 +9133,13 @@
         <w:rPr>
           <w:color w:val="000000"/>
         </w:rPr>
-        <w:t xml:space="preserve">The authentication path uses JWT-based authorization, where frontend credentials are </w:t>
-      </w:r>
-      <w:bookmarkStart w:id="35" w:name="bookmark=id.y74h3j3zln3e" w:colFirst="0" w:colLast="0"/>
-      <w:bookmarkEnd w:id="35"/>
-      <w:r>
-        <w:rPr>
-          <w:color w:val="000000"/>
-        </w:rPr>
-        <w:t>validated by the API and a signed token is returned for subsequent calls.</w:t>
+        <w:t>Authentication flow is a JWT based authorization where authentication of front end credentials occurs through the API and a signed token is issued to be used in future calls</w:t>
+      </w:r>
+      <w:r>
+        <w:rPr>
+          <w:color w:val="000000"/>
+        </w:rPr>
+        <w:t>.</w:t>
       </w:r>
     </w:p>
     <w:p>
@@ -9551,8 +9200,8 @@
           <w:color w:val="000000"/>
         </w:rPr>
       </w:pPr>
-      <w:bookmarkStart w:id="36" w:name="bookmark=id.qro1pl8bwukv" w:colFirst="0" w:colLast="0"/>
-      <w:bookmarkEnd w:id="36"/>
+      <w:bookmarkStart w:id="32" w:name="bookmark=id.qro1pl8bwukv" w:colFirst="0" w:colLast="0"/>
+      <w:bookmarkEnd w:id="32"/>
       <w:r>
         <w:rPr>
           <w:i/>
@@ -9608,8 +9257,8 @@
           <w:color w:val="000000"/>
         </w:rPr>
       </w:pPr>
-      <w:bookmarkStart w:id="37" w:name="bookmark=id.qoxma4qook1d" w:colFirst="0" w:colLast="0"/>
-      <w:bookmarkEnd w:id="37"/>
+      <w:bookmarkStart w:id="33" w:name="bookmark=id.qoxma4qook1d" w:colFirst="0" w:colLast="0"/>
+      <w:bookmarkEnd w:id="33"/>
       <w:r>
         <w:rPr>
           <w:i/>
@@ -9862,8 +9511,8 @@
           <w:color w:val="000000"/>
         </w:rPr>
       </w:pPr>
-      <w:bookmarkStart w:id="38" w:name="bookmark=id.rlhivcrb4ygb" w:colFirst="0" w:colLast="0"/>
-      <w:bookmarkEnd w:id="38"/>
+      <w:bookmarkStart w:id="34" w:name="bookmark=id.rlhivcrb4ygb" w:colFirst="0" w:colLast="0"/>
+      <w:bookmarkEnd w:id="34"/>
       <w:r>
         <w:rPr>
           <w:i/>
@@ -10055,8 +9704,8 @@
           <w:color w:val="000000"/>
         </w:rPr>
       </w:pPr>
-      <w:bookmarkStart w:id="39" w:name="bookmark=id.lfoa483ag433" w:colFirst="0" w:colLast="0"/>
-      <w:bookmarkEnd w:id="39"/>
+      <w:bookmarkStart w:id="35" w:name="bookmark=id.lfoa483ag433" w:colFirst="0" w:colLast="0"/>
+      <w:bookmarkEnd w:id="35"/>
       <w:r>
         <w:rPr>
           <w:i/>
@@ -10086,74 +9735,13 @@
         <w:rPr>
           <w:color w:val="000000"/>
         </w:rPr>
-        <w:t xml:space="preserve">The core provisioning routine in </w:t>
-      </w:r>
-      <w:r>
-        <w:rPr>
-          <w:rFonts w:ascii="Courier New" w:eastAsia="Courier New" w:hAnsi="Courier New" w:cs="Courier New"/>
-          <w:color w:val="000000"/>
-        </w:rPr>
-        <w:t xml:space="preserve">terraform_tasks.py </w:t>
-      </w:r>
-      <w:r>
-        <w:rPr>
-          <w:color w:val="000000"/>
-        </w:rPr>
-        <w:t xml:space="preserve">dynamically creates a workspace, injects provider credentials as environment variables, and executes the three-stage Terraform lifecycle: </w:t>
-      </w:r>
-      <w:r>
-        <w:rPr>
-          <w:i/>
-          <w:iCs/>
-          <w:color w:val="000000"/>
-        </w:rPr>
-        <w:t>init</w:t>
-      </w:r>
-      <w:r>
-        <w:rPr>
-          <w:color w:val="000000"/>
-        </w:rPr>
-        <w:t xml:space="preserve">, </w:t>
-      </w:r>
-      <w:r>
-        <w:rPr>
-          <w:i/>
-          <w:iCs/>
-          <w:color w:val="000000"/>
-        </w:rPr>
-        <w:t>plan</w:t>
-      </w:r>
-      <w:r>
-        <w:rPr>
-          <w:color w:val="000000"/>
-        </w:rPr>
-        <w:t xml:space="preserve">, and </w:t>
-      </w:r>
-      <w:r>
-        <w:rPr>
-          <w:i/>
-          <w:iCs/>
-          <w:color w:val="000000"/>
-        </w:rPr>
-        <w:t>apply</w:t>
-      </w:r>
-      <w:r>
-        <w:rPr>
-          <w:color w:val="000000"/>
-        </w:rPr>
-        <w:t>. Failure</w:t>
-      </w:r>
-      <w:r>
-        <w:rPr>
-          <w:color w:val="000000"/>
-        </w:rPr>
-        <w:t xml:space="preserve"> </w:t>
-      </w:r>
-      <w:r>
-        <w:rPr>
-          <w:color w:val="000000"/>
-        </w:rPr>
-        <w:t>handling is explicit: if initialization, planning, or apply stages fail, resource state is marked accordingly and execution logs are persisted for diagnostics. This behavior is essential for operational transparency in asynchronous systems.</w:t>
+        <w:t>The main terraform tasks.py provisioning process is dynamic, and it builds working environment, sets provider credentials as environment variables, and runs three-step Terraform lifecycle init, plan, and apply. Failure behavior is defined: in case of failure in any of the steps of the initialisation, planning, or apply phases, the resource state is set to fail and execution logs are saved to aid in diagnostics. This is a critical behavior to operational transparency in asynchronous systems</w:t>
+      </w:r>
+      <w:r>
+        <w:rPr>
+          <w:color w:val="000000"/>
+        </w:rPr>
+        <w:t>.</w:t>
       </w:r>
     </w:p>
     <w:p>
@@ -10181,8 +9769,8 @@
           <w:color w:val="000000"/>
         </w:rPr>
       </w:pPr>
-      <w:bookmarkStart w:id="40" w:name="bookmark=id.fppnv5hrl8au" w:colFirst="0" w:colLast="0"/>
-      <w:bookmarkEnd w:id="40"/>
+      <w:bookmarkStart w:id="36" w:name="bookmark=id.fppnv5hrl8au" w:colFirst="0" w:colLast="0"/>
+      <w:bookmarkEnd w:id="36"/>
       <w:r>
         <w:rPr>
           <w:i/>
@@ -10234,8 +9822,8 @@
         <w:spacing w:before="143"/>
         <w:ind w:left="3552" w:hanging="406"/>
       </w:pPr>
-      <w:bookmarkStart w:id="41" w:name="bookmark=id.cpxd51123462" w:colFirst="0" w:colLast="0"/>
-      <w:bookmarkEnd w:id="41"/>
+      <w:bookmarkStart w:id="37" w:name="bookmark=id.cpxd51123462" w:colFirst="0" w:colLast="0"/>
+      <w:bookmarkEnd w:id="37"/>
       <w:r>
         <w:rPr>
           <w:smallCaps/>
@@ -10264,7 +9852,7 @@
         <w:rPr>
           <w:color w:val="000000"/>
         </w:rPr>
-        <w:t>This section evaluates Nebula using implementation-level evidence from the AWS-backed deployment. The goal is to assess whether standardization gains are achieved without introducing unacceptable latency or operational opacity.</w:t>
+        <w:t>This section assesses Nebula based on implementation-level evidence based on the deployment supported by AWS. It aims to determine whether or not the standardization gains are attained without imposing unacceptable latency or operational opaqueness.A. Scope and Method of Measurement.</w:t>
       </w:r>
     </w:p>
     <w:p>
@@ -10292,8 +9880,8 @@
           <w:color w:val="000000"/>
         </w:rPr>
       </w:pPr>
-      <w:bookmarkStart w:id="42" w:name="bookmark=id.3iz74qfsqu1m" w:colFirst="0" w:colLast="0"/>
-      <w:bookmarkEnd w:id="42"/>
+      <w:bookmarkStart w:id="38" w:name="bookmark=id.3iz74qfsqu1m" w:colFirst="0" w:colLast="0"/>
+      <w:bookmarkEnd w:id="38"/>
       <w:r>
         <w:rPr>
           <w:i/>
@@ -10323,7 +9911,30 @@
         <w:rPr>
           <w:color w:val="000000"/>
         </w:rPr>
-        <w:t>The evaluation focuses on control-plane behavior rather than raw cloud hardware performance. Measurements were drawn from dashboard responses, billing outputs, and provisioning lifecycle records available in the running project. The observed sample emphasizes practical operator-facing metrics:</w:t>
+        <w:t>The test is conducted on the behavior of control planes and not the actual performance of cloud hardware. Dashboard responses, billing outputs and provisioning lifecycle records in the running project were used to draw measures.</w:t>
+      </w:r>
+    </w:p>
+    <w:p>
+      <w:pPr>
+        <w:pBdr>
+          <w:top w:val="nil"/>
+          <w:left w:val="nil"/>
+          <w:bottom w:val="nil"/>
+          <w:right w:val="nil"/>
+          <w:between w:val="nil"/>
+        </w:pBdr>
+        <w:spacing w:before="81" w:line="252" w:lineRule="auto"/>
+        <w:ind w:left="259" w:right="257" w:firstLine="219"/>
+        <w:jc w:val="both"/>
+        <w:rPr>
+          <w:color w:val="000000"/>
+        </w:rPr>
+      </w:pPr>
+      <w:r>
+        <w:rPr>
+          <w:color w:val="000000"/>
+        </w:rPr>
+        <w:t>The observed sample emphasizes practical operator-facing metrics:</w:t>
       </w:r>
     </w:p>
     <w:p>
@@ -10499,7 +10110,6 @@
         <w:rPr>
           <w:color w:val="000000"/>
         </w:rPr>
-        <w:lastRenderedPageBreak/>
         <w:t xml:space="preserve">Table </w:t>
       </w:r>
       <w:hyperlink w:anchor="_heading=h.n3l66oj7ytms">
@@ -10526,31 +10136,12 @@
           <w:szCs w:val="18"/>
         </w:rPr>
       </w:pPr>
-    </w:p>
-    <w:p>
-      <w:pPr>
-        <w:ind w:left="243" w:right="243"/>
-        <w:jc w:val="center"/>
+      <w:r>
         <w:rPr>
           <w:sz w:val="18"/>
           <w:szCs w:val="18"/>
         </w:rPr>
-      </w:pPr>
-    </w:p>
-    <w:p>
-      <w:pPr>
-        <w:ind w:left="243" w:right="243"/>
-        <w:jc w:val="center"/>
-        <w:rPr>
-          <w:sz w:val="18"/>
-          <w:szCs w:val="18"/>
-        </w:rPr>
-      </w:pPr>
-      <w:r>
-        <w:rPr>
-          <w:sz w:val="18"/>
-          <w:szCs w:val="18"/>
-        </w:rPr>
+        <w:lastRenderedPageBreak/>
         <w:t>TABLE IV</w:t>
       </w:r>
     </w:p>
@@ -12575,55 +12166,21 @@
           <w:color w:val="000000"/>
         </w:rPr>
       </w:pPr>
-      <w:bookmarkStart w:id="43" w:name="bookmark=id.3k2qzvjbn3b5" w:colFirst="0" w:colLast="0"/>
-      <w:bookmarkStart w:id="44" w:name="bookmark=id.242wa8nmpnw7" w:colFirst="0" w:colLast="0"/>
-      <w:bookmarkEnd w:id="43"/>
-      <w:bookmarkEnd w:id="44"/>
-      <w:r>
-        <w:rPr>
-          <w:color w:val="000000"/>
-        </w:rPr>
-        <w:t xml:space="preserve">Table </w:t>
-      </w:r>
-      <w:hyperlink w:anchor="_heading=h.n3l66oj7ytms">
-        <w:r>
-          <w:rPr>
-            <w:color w:val="000000"/>
-          </w:rPr>
-          <w:t>IV</w:t>
-        </w:r>
-      </w:hyperlink>
-      <w:r>
-        <w:rPr>
-          <w:color w:val="000000"/>
-        </w:rPr>
-        <w:t xml:space="preserve"> indicates that the platform’s primary performance benefit is </w:t>
-      </w:r>
-      <w:r>
-        <w:rPr>
-          <w:i/>
-          <w:iCs/>
-          <w:color w:val="000000"/>
-        </w:rPr>
-        <w:t>operational consistency</w:t>
-      </w:r>
-      <w:r>
-        <w:rPr>
-          <w:color w:val="000000"/>
-        </w:rPr>
-        <w:t>. The 10-minute synchronization schedule converts inventory updates from manual checks into deterministic cycles. The 145 ms provider-health metric suggests that health status can be surfaced frequently without excessive overhead. The sub- 100 ms API acknowledgement under concurrency confirms that asynchronous queueing protects the user experience from infrastructure runtime delays.</w:t>
-      </w:r>
-      <w:r>
-        <w:rPr>
-          <w:color w:val="000000"/>
-        </w:rPr>
-        <w:t xml:space="preserve"> </w:t>
-      </w:r>
-      <w:r>
-        <w:rPr>
-          <w:color w:val="000000"/>
-        </w:rPr>
-        <w:t>The cost row is especially relevant for governance. Instead of manually combining multiple AWS views, the platform presents a single period-specific summary where compute, storage, and network categories are directly comparable. This reduces the time between spend observation and corrective action.</w:t>
+      <w:bookmarkStart w:id="39" w:name="bookmark=id.3k2qzvjbn3b5" w:colFirst="0" w:colLast="0"/>
+      <w:bookmarkStart w:id="40" w:name="bookmark=id.242wa8nmpnw7" w:colFirst="0" w:colLast="0"/>
+      <w:bookmarkEnd w:id="39"/>
+      <w:bookmarkEnd w:id="40"/>
+      <w:r>
+        <w:rPr>
+          <w:color w:val="000000"/>
+        </w:rPr>
+        <w:t>Table IV reveals that operational consistency is the main performance advantage of the platform. The 10 minutes synchronization schedule transforms the inventory update based on manual checks to deterministic cycles. The 145 ms provider-health indicator indicates that health status can be brought to the surface on a regular basis without undue overhead. The sub- 100 ms API acknowledgement in the concurrency setting ensures that the user experience is not affected by infrastructure runtime delays due to asynchronous queueing. Cost row particularly applies to governance. The platform does not require the manual integration of several AWS views, but it displays one period-specific summary with compute, storage, and network categories that can be directly compared. This reduces the time between spend observation and corrective action</w:t>
+      </w:r>
+      <w:r>
+        <w:rPr>
+          <w:color w:val="000000"/>
+        </w:rPr>
+        <w:t>.</w:t>
       </w:r>
     </w:p>
     <w:p>
@@ -13798,8 +13355,8 @@
           <w:color w:val="000000"/>
         </w:rPr>
       </w:pPr>
-      <w:bookmarkStart w:id="45" w:name="bookmark=id.i3rlyg2g9bix" w:colFirst="0" w:colLast="0"/>
-      <w:bookmarkEnd w:id="45"/>
+      <w:bookmarkStart w:id="41" w:name="bookmark=id.i3rlyg2g9bix" w:colFirst="0" w:colLast="0"/>
+      <w:bookmarkEnd w:id="41"/>
       <w:r>
         <w:rPr>
           <w:i/>
@@ -13829,30 +13386,14 @@
         <w:rPr>
           <w:color w:val="000000"/>
         </w:rPr>
-        <w:t xml:space="preserve">Performance in orchestration systems should be interpreted as a two-layer model: control-plane responsiveness and execution-plane completion. Nebula intentionally optimizes control-plane responsiveness by acknowledging user requests quickly and delegating long-running work to Celery workers. This design aligns with published observations that queue and coordination overhead are typically smaller than provider-side provisioning latency </w:t>
-      </w:r>
-      <w:hyperlink w:anchor="_heading=h.b6agejok2tkt">
-        <w:r>
-          <w:rPr>
-            <w:color w:val="000000"/>
-          </w:rPr>
-          <w:t>[14],</w:t>
-        </w:r>
-      </w:hyperlink>
-      <w:r>
-        <w:rPr>
-          <w:color w:val="000000"/>
-        </w:rPr>
-        <w:t xml:space="preserve"> </w:t>
-      </w:r>
-      <w:hyperlink w:anchor="_heading=h.y26d5k8c08o8">
-        <w:r>
-          <w:rPr>
-            <w:color w:val="000000"/>
-          </w:rPr>
-          <w:t>[15].</w:t>
-        </w:r>
-      </w:hyperlink>
+        <w:t>The orchestration systems should be understood to have two layers of performance: control-plane responsiveness and execution-plane completion. To deliberately make control-plane responsive, Nebula responds to user requests and schedules long-running tasks to Celery workers. This architecture is consistent with known literature that queue and coordination overhead is generally less than provider-side provisioning latency [14], [15].D. Reliability and Traceability Results</w:t>
+      </w:r>
+      <w:r>
+        <w:rPr>
+          <w:color w:val="000000"/>
+        </w:rPr>
+        <w:t>.</w:t>
+      </w:r>
     </w:p>
     <w:p>
       <w:pPr>
@@ -13879,8 +13420,8 @@
           <w:color w:val="000000"/>
         </w:rPr>
       </w:pPr>
-      <w:bookmarkStart w:id="46" w:name="bookmark=id.b5zj5k1s85ot" w:colFirst="0" w:colLast="0"/>
-      <w:bookmarkEnd w:id="46"/>
+      <w:bookmarkStart w:id="42" w:name="bookmark=id.b5zj5k1s85ot" w:colFirst="0" w:colLast="0"/>
+      <w:bookmarkEnd w:id="42"/>
       <w:r>
         <w:rPr>
           <w:i/>
@@ -13910,46 +13451,13 @@
         <w:rPr>
           <w:color w:val="000000"/>
         </w:rPr>
-        <w:t>Beyond speed, the evaluated behavior shows improved traceability. Lifecycle states (</w:t>
-      </w:r>
-      <w:r>
-        <w:rPr>
-          <w:rFonts w:ascii="Courier New" w:eastAsia="Courier New" w:hAnsi="Courier New" w:cs="Courier New"/>
-          <w:color w:val="000000"/>
-        </w:rPr>
-        <w:t>pending</w:t>
-      </w:r>
-      <w:r>
-        <w:rPr>
-          <w:color w:val="000000"/>
-        </w:rPr>
-        <w:t xml:space="preserve">, </w:t>
-      </w:r>
-      <w:r>
-        <w:rPr>
-          <w:rFonts w:ascii="Courier New" w:eastAsia="Courier New" w:hAnsi="Courier New" w:cs="Courier New"/>
-          <w:color w:val="000000"/>
-        </w:rPr>
-        <w:t>provisioning</w:t>
-      </w:r>
-      <w:r>
-        <w:rPr>
-          <w:color w:val="000000"/>
-        </w:rPr>
-        <w:t xml:space="preserve">, </w:t>
-      </w:r>
-      <w:r>
-        <w:rPr>
-          <w:rFonts w:ascii="Courier New" w:eastAsia="Courier New" w:hAnsi="Courier New" w:cs="Courier New"/>
-          <w:color w:val="000000"/>
-        </w:rPr>
-        <w:t>active</w:t>
-      </w:r>
-      <w:r>
-        <w:rPr>
-          <w:color w:val="000000"/>
-        </w:rPr>
-        <w:t>) and captured logs provide a reproducible narrative for each operation. This is significant in production settings where debugging, auditability, and post-incident analysis are as important as raw completion time.</w:t>
+        <w:t>In addition to speed, the behavior under examination exhibits better traceability. Each operation has a reproducible narrative due to lifecycle states (pending, provisioning, active) and captured logs. It is important in production environments where debugging, auditability and post incident analysis are valued instead of raw completion time.E. Limitations of Current Evaluation</w:t>
+      </w:r>
+      <w:r>
+        <w:rPr>
+          <w:color w:val="000000"/>
+        </w:rPr>
+        <w:t>.</w:t>
       </w:r>
     </w:p>
     <w:p>
@@ -13977,8 +13485,8 @@
           <w:color w:val="000000"/>
         </w:rPr>
       </w:pPr>
-      <w:bookmarkStart w:id="47" w:name="bookmark=id.otkr72lh04t8" w:colFirst="0" w:colLast="0"/>
-      <w:bookmarkEnd w:id="47"/>
+      <w:bookmarkStart w:id="43" w:name="bookmark=id.otkr72lh04t8" w:colFirst="0" w:colLast="0"/>
+      <w:bookmarkEnd w:id="43"/>
       <w:r>
         <w:rPr>
           <w:i/>
@@ -14008,7 +13516,7 @@
         <w:rPr>
           <w:color w:val="000000"/>
         </w:rPr>
-        <w:t>The evaluation scope is intentionally bounded. Results are derived from the AWS-backed implementation and do not yet represent cross-provider variance. In addition, some values are sample observations from project dashboards and should be interpreted as implementation evidence rather than universal benchmarks. Future evaluation can extend to repeated trial design, larger concurrency profiles, and cross-region statistical analysis.</w:t>
+        <w:t>The scope of evaluation is limited purposely. The implementation results based on AWS are obtained and have not yet become a cross-provider variance. Moreover, there are sample observations of project dashboards that should be understood as implementation evidence, but not generalized standards. The next round of assessment can be done in terms of repeated trial design, expanded concurrency profiles, and cross-region statistical analysis.</w:t>
       </w:r>
     </w:p>
     <w:p>
@@ -14030,8 +13538,8 @@
         <w:spacing w:before="152"/>
         <w:ind w:left="3992" w:hanging="488"/>
       </w:pPr>
-      <w:bookmarkStart w:id="48" w:name="bookmark=id.jrfamfy1yf5j" w:colFirst="0" w:colLast="0"/>
-      <w:bookmarkEnd w:id="48"/>
+      <w:bookmarkStart w:id="44" w:name="bookmark=id.jrfamfy1yf5j" w:colFirst="0" w:colLast="0"/>
+      <w:bookmarkEnd w:id="44"/>
       <w:r>
         <w:rPr>
           <w:smallCaps/>
@@ -14060,23 +13568,14 @@
         <w:rPr>
           <w:color w:val="000000"/>
         </w:rPr>
-        <w:t xml:space="preserve">The deployment model is designed for reproducibility, operational clarity, and incremental scale. </w:t>
-      </w:r>
-      <w:r>
-        <w:t>Containerization</w:t>
-      </w:r>
-      <w:r>
-        <w:rPr>
-          <w:color w:val="000000"/>
-        </w:rPr>
-        <w:t xml:space="preserve"> is used to ensure that service behavior remains consistent across local development and controlled staging </w:t>
+        <w:t xml:space="preserve">The deployment model is made to be reproducible, operationally clear, as well as incrementally scaled. Containerization is adopted to make sure that the behaviour of services is the same in both local development and </w:t>
       </w:r>
       <w:r>
         <w:rPr>
           <w:color w:val="000000"/>
         </w:rPr>
         <w:lastRenderedPageBreak/>
-        <w:t>environments.</w:t>
+        <w:t>controlled staging environments.</w:t>
       </w:r>
     </w:p>
     <w:p>
@@ -15944,8 +15443,19 @@
         </w:rPr>
         <w:t>. Code Trace from UI to AWS Provisioning</w:t>
       </w:r>
-      <w:bookmarkStart w:id="49" w:name="_heading=h.n3l66oj7ytms" w:colFirst="0" w:colLast="0"/>
-      <w:bookmarkEnd w:id="49"/>
+      <w:bookmarkStart w:id="45" w:name="_heading=h.n3l66oj7ytms" w:colFirst="0" w:colLast="0"/>
+      <w:bookmarkEnd w:id="45"/>
+    </w:p>
+    <w:p>
+      <w:pPr>
+        <w:spacing w:before="187"/>
+        <w:ind w:left="243" w:right="243"/>
+        <w:jc w:val="center"/>
+        <w:rPr>
+          <w:sz w:val="18"/>
+          <w:szCs w:val="18"/>
+        </w:rPr>
+      </w:pPr>
     </w:p>
     <w:p>
       <w:pPr>
@@ -15972,8 +15482,8 @@
           <w:color w:val="000000"/>
         </w:rPr>
       </w:pPr>
-      <w:bookmarkStart w:id="50" w:name="bookmark=id.fs8c7zijo452" w:colFirst="0" w:colLast="0"/>
-      <w:bookmarkEnd w:id="50"/>
+      <w:bookmarkStart w:id="46" w:name="bookmark=id.fs8c7zijo452" w:colFirst="0" w:colLast="0"/>
+      <w:bookmarkEnd w:id="46"/>
       <w:r>
         <w:rPr>
           <w:i/>
@@ -16016,30 +15526,13 @@
         <w:rPr>
           <w:color w:val="000000"/>
         </w:rPr>
-        <w:t>. This launches frontend, backend API, PostgreSQL, Redis, and Celery worker services in an isolated network. The workflow supports rapid environment bring-up while preserving deterministic service dependencies.</w:t>
-      </w:r>
-    </w:p>
-    <w:p>
-      <w:pPr>
-        <w:pBdr>
-          <w:top w:val="nil"/>
-          <w:left w:val="nil"/>
-          <w:bottom w:val="nil"/>
-          <w:right w:val="nil"/>
-          <w:between w:val="nil"/>
-        </w:pBdr>
-        <w:spacing w:before="8"/>
-        <w:ind w:left="478"/>
-        <w:jc w:val="both"/>
-        <w:rPr>
-          <w:color w:val="000000"/>
-        </w:rPr>
-      </w:pPr>
-      <w:r>
-        <w:rPr>
-          <w:color w:val="000000"/>
-        </w:rPr>
-        <w:t>From an operational standpoint, this pattern offers three advantages:</w:t>
+        <w:t xml:space="preserve">. </w:t>
+      </w:r>
+      <w:r>
+        <w:rPr>
+          <w:color w:val="000000"/>
+        </w:rPr>
+        <w:t>This implements frontend, backend API, PostgreSQL, Redis, and Celery worker services in a different network. The workflow helps in rapid bring-up of the environment and ensures the deterministic service dependencies. This trend has three advantages operationally:</w:t>
       </w:r>
     </w:p>
     <w:p>
@@ -16169,8 +15662,8 @@
           <w:color w:val="000000"/>
         </w:rPr>
       </w:pPr>
-      <w:bookmarkStart w:id="51" w:name="bookmark=id.jx5xf6y011w" w:colFirst="0" w:colLast="0"/>
-      <w:bookmarkEnd w:id="51"/>
+      <w:bookmarkStart w:id="47" w:name="bookmark=id.jx5xf6y011w" w:colFirst="0" w:colLast="0"/>
+      <w:bookmarkEnd w:id="47"/>
       <w:r>
         <w:rPr>
           <w:i/>
@@ -16200,7 +15693,25 @@
         <w:rPr>
           <w:color w:val="000000"/>
         </w:rPr>
-        <w:t>The currently validated provisioning pipeline is AWS-specific. Resource synchronization, health checks, and cost retrieval operate on AWS resource classes (EC2, S3, VPC), and Terraform execution paths are bound to AWS modules in the current release. This constrained scope is intentional: stability and observability are prioritized before broader provider expansion.</w:t>
+        <w:t>The provisioning pipeline that has been validated at this point is AWS-specific</w:t>
+      </w:r>
+      <w:r>
+        <w:rPr>
+          <w:color w:val="000000"/>
+        </w:rPr>
+        <w:t xml:space="preserve">. Resource synchronization, health checks, and cost retrieval operate on AWS resource classes (EC2, S3, VPC), and Terraform execution paths are bound to AWS modules in the current release. </w:t>
+      </w:r>
+      <w:r>
+        <w:rPr>
+          <w:color w:val="000000"/>
+        </w:rPr>
+        <w:t>This is designed to be a narrow scope: stability and observability are initially given priority and a more significant increase of providers comes afterwards</w:t>
+      </w:r>
+      <w:r>
+        <w:rPr>
+          <w:color w:val="000000"/>
+        </w:rPr>
+        <w:t>.</w:t>
       </w:r>
     </w:p>
     <w:p>
@@ -16257,7 +15768,7 @@
         <w:rPr>
           <w:color w:val="000000"/>
         </w:rPr>
-        <w:t>For production-grade reliability, deployment workflows should include environment-variable governance, creden- tial rotation policy, worker-level monitoring, and backup strategy for persistent stores. The current implementation already establishes a base for these controls through modular service boundaries and explicit task routing.</w:t>
+        <w:t>In order to have production grade reliability, environment-variable governance, credential rotation policy, worker-level monitoring and backup strategy of persistent stores must be included in the deployment workflows. These are already in implementation with a foundation already in place with modular service boundaries and explicit task routing.</w:t>
       </w:r>
     </w:p>
     <w:p>
@@ -16285,8 +15796,8 @@
           <w:color w:val="000000"/>
         </w:rPr>
       </w:pPr>
-      <w:bookmarkStart w:id="52" w:name="bookmark=id.84u79f8x74jn" w:colFirst="0" w:colLast="0"/>
-      <w:bookmarkEnd w:id="52"/>
+      <w:bookmarkStart w:id="48" w:name="bookmark=id.84u79f8x74jn" w:colFirst="0" w:colLast="0"/>
+      <w:bookmarkEnd w:id="48"/>
       <w:r>
         <w:rPr>
           <w:i/>
@@ -16316,7 +15827,7 @@
         <w:rPr>
           <w:color w:val="000000"/>
         </w:rPr>
-        <w:t>Horizontal scaling is achieved at the worker layer. As request volume increases, additional Celery workers can be attached to the Redis queue to process provisioning and synchronization tasks in parallel. This allows throughput growth while keeping the API layer responsive and predictable.</w:t>
+        <w:t>At the worker layer, horizontal scaling is attained. As the number of requests to provisioning and synchronization increases, more Celery workers can be added to the Redis queue to serve them, and it is possible to run them at the same time. This enables the throughput to increase without making the API layer unresponsive.</w:t>
       </w:r>
     </w:p>
     <w:p>
@@ -16344,8 +15855,8 @@
           <w:color w:val="000000"/>
         </w:rPr>
       </w:pPr>
-      <w:bookmarkStart w:id="53" w:name="bookmark=id.kqiw1mv6v6je" w:colFirst="0" w:colLast="0"/>
-      <w:bookmarkEnd w:id="53"/>
+      <w:bookmarkStart w:id="49" w:name="bookmark=id.kqiw1mv6v6je" w:colFirst="0" w:colLast="0"/>
+      <w:bookmarkEnd w:id="49"/>
       <w:r>
         <w:rPr>
           <w:i/>
@@ -16375,7 +15886,13 @@
         <w:rPr>
           <w:color w:val="000000"/>
         </w:rPr>
-        <w:t>In this project phase, risk and challenge management is framed as an explicit future-scope roadmap rather than a closed evaluation result. The roadmap emphasizes operational hardening and governance maturity.</w:t>
+        <w:t>Risk and challenge management in this project stage is formulated as an open roadmap of the future rather than a definitive ending. The roadmap is concerned with operations and governance maturity hardening</w:t>
+      </w:r>
+      <w:r>
+        <w:rPr>
+          <w:color w:val="000000"/>
+        </w:rPr>
+        <w:t>.</w:t>
       </w:r>
     </w:p>
     <w:p>
@@ -16511,7 +16028,14 @@
         <w:rPr>
           <w:color w:val="000000"/>
         </w:rPr>
-        <w:t>: integrate pre-apply policy checks to block non-compliant configuration before resource creation.</w:t>
+        <w:t xml:space="preserve">: integrate pre-apply policy checks to block non-compliant configuration before </w:t>
+      </w:r>
+      <w:r>
+        <w:rPr>
+          <w:color w:val="000000"/>
+        </w:rPr>
+        <w:lastRenderedPageBreak/>
+        <w:t>resource creation.</w:t>
       </w:r>
     </w:p>
     <w:p>
@@ -16539,7 +16063,6 @@
           <w:bCs/>
           <w:color w:val="000000"/>
         </w:rPr>
-        <w:lastRenderedPageBreak/>
         <w:t>Compliance Traceability</w:t>
       </w:r>
       <w:r>
@@ -16573,8 +16096,8 @@
           <w:color w:val="000000"/>
         </w:rPr>
       </w:pPr>
-      <w:bookmarkStart w:id="54" w:name="bookmark=id.4jn9quehu8w2" w:colFirst="0" w:colLast="0"/>
-      <w:bookmarkEnd w:id="54"/>
+      <w:bookmarkStart w:id="50" w:name="bookmark=id.4jn9quehu8w2" w:colFirst="0" w:colLast="0"/>
+      <w:bookmarkEnd w:id="50"/>
       <w:r>
         <w:rPr>
           <w:i/>
@@ -16766,8 +16289,8 @@
           <w:color w:val="000000"/>
         </w:rPr>
       </w:pPr>
-      <w:bookmarkStart w:id="55" w:name="bookmark=id.rzardjlwwx9f" w:colFirst="0" w:colLast="0"/>
-      <w:bookmarkEnd w:id="55"/>
+      <w:bookmarkStart w:id="51" w:name="bookmark=id.rzardjlwwx9f" w:colFirst="0" w:colLast="0"/>
+      <w:bookmarkEnd w:id="51"/>
       <w:r>
         <w:rPr>
           <w:i/>
@@ -16797,8 +16320,25 @@
         <w:rPr>
           <w:color w:val="000000"/>
         </w:rPr>
-        <w:t>Future academic work can evaluate comparative outcomes across providers, perform longitudinal drift studies, and test decision-support effectiveness of AI-guided optimization against manual operator baselines. These directions would strengthen external validity while preserving the implementation-centered approach introduced in this paper.</w:t>
-      </w:r>
+        <w:t>The relative performance among providers can be evaluated in the future through academic practice, longitudinal drift studies can be conducted, and the effectiveness of AI-driven optimization in decision-support can be compared to that of manual operators. These guidelines would increase the external validity and would nevertheless not deter the implementation-oriented nature of the approach suggested in this paper. In this paper, Nebula was presented as an AWS-oriented orchestration strategy to standardize the infrastructure operations in the aspects of provisioning, synchronization, health control, and cost visibility. The most important fact was that the operational maturity of cloud systems is not only connected to the degree of automation, but also the consistency of execution paths and the quality of observability. Through an evaluation based on an implementation, the study demonstrated that a layered control-plane architecture is capable of keeping user-facing responsiveness and offload infrastructure runtime asynchronous workers. As the reported values of the project environment (synchronization cadence, provider-health latency, lifecycle traceability, service-level cost breakdown) indicate, the point that the high degree of standardization can be achieved in the conditions of the real life is justified.</w:t>
+      </w:r>
+    </w:p>
+    <w:p>
+      <w:pPr>
+        <w:pBdr>
+          <w:top w:val="nil"/>
+          <w:left w:val="nil"/>
+          <w:bottom w:val="nil"/>
+          <w:right w:val="nil"/>
+          <w:between w:val="nil"/>
+        </w:pBdr>
+        <w:spacing w:before="79" w:line="252" w:lineRule="auto"/>
+        <w:ind w:left="259" w:right="257" w:firstLine="219"/>
+        <w:jc w:val="both"/>
+        <w:rPr>
+          <w:color w:val="000000"/>
+        </w:rPr>
+      </w:pPr>
     </w:p>
     <w:p>
       <w:pPr>
@@ -16819,49 +16359,14 @@
         <w:spacing w:before="129"/>
         <w:ind w:left="5045" w:hanging="571"/>
       </w:pPr>
-      <w:bookmarkStart w:id="56" w:name="bookmark=id.xwh8ioo13s9p" w:colFirst="0" w:colLast="0"/>
-      <w:bookmarkEnd w:id="56"/>
+      <w:bookmarkStart w:id="52" w:name="bookmark=id.xwh8ioo13s9p" w:colFirst="0" w:colLast="0"/>
+      <w:bookmarkEnd w:id="52"/>
       <w:r>
         <w:rPr>
           <w:smallCaps/>
           <w:color w:val="000000"/>
         </w:rPr>
         <w:t>Conclusion</w:t>
-      </w:r>
-    </w:p>
-    <w:p>
-      <w:pPr>
-        <w:pBdr>
-          <w:top w:val="nil"/>
-          <w:left w:val="nil"/>
-          <w:bottom w:val="nil"/>
-          <w:right w:val="nil"/>
-          <w:between w:val="nil"/>
-        </w:pBdr>
-        <w:spacing w:before="79" w:line="252" w:lineRule="auto"/>
-        <w:ind w:left="259" w:right="257" w:firstLine="219"/>
-        <w:jc w:val="both"/>
-        <w:rPr>
-          <w:color w:val="000000"/>
-        </w:rPr>
-      </w:pPr>
-      <w:r>
-        <w:rPr>
-          <w:color w:val="000000"/>
-        </w:rPr>
-        <w:t>This paper presented Nebula as an AWS-focused orchestration approach for standardizing infrastructure operations across provisioning, synchronization, health monitoring, and cost visibility. The central argument was that operational maturity in cloud systems depends not only on automation volume, but on consistency of execution pathways and observability quality.</w:t>
-      </w:r>
-      <w:r>
-        <w:rPr>
-          <w:color w:val="000000"/>
-        </w:rPr>
-        <w:t xml:space="preserve"> </w:t>
-      </w:r>
-      <w:r>
-        <w:rPr>
-          <w:color w:val="000000"/>
-        </w:rPr>
-        <w:t>Through an implementation-driven evaluation, the study demonstrated that a layered control-plane architecture can preserve fast user-facing responsiveness while delegating infrastructure runtime to asynchronous workers. Reported values from the project environment (including synchronization cadence, provider-health latency, lifecycle traceability, and service-level cost breakdown) support the claim that meaningful standardization can be achieved in practical settings.</w:t>
       </w:r>
     </w:p>
     <w:p>
@@ -16884,32 +16389,25 @@
         <w:rPr>
           <w:color w:val="000000"/>
         </w:rPr>
-        <w:t>The work also contributes a pragmatic research posture: rather than overextending into partially validated cross- cloud claims, it establishes a deep AWS baseline with reproducible workflow evidence. This baseline provides a stronger foundation for future extension than broad conceptual architectures with limited operational data.</w:t>
-      </w:r>
-      <w:r>
-        <w:rPr>
-          <w:color w:val="000000"/>
-        </w:rPr>
-        <w:t xml:space="preserve"> </w:t>
-      </w:r>
-      <w:r>
-        <w:rPr>
-          <w:color w:val="000000"/>
-        </w:rPr>
-        <w:t>The current limitations are clear. Results are bounded to AWS implementation scope and sample operational observations. Nevertheless, the architecture and governance model are intentionally designed for systematic expansion. Future iterations will focus on risk-hardening, policy enforcement, richer real-time feedback, and controlled extension to additional providers.</w:t>
-      </w:r>
-      <w:r>
-        <w:rPr>
-          <w:color w:val="000000"/>
-        </w:rPr>
-        <w:t xml:space="preserve"> </w:t>
-      </w:r>
-      <w:r>
-        <w:rPr>
-          <w:color w:val="000000"/>
-        </w:rPr>
-        <w:t>In summary, Nebula shows that democratizing cloud operations is less about hiding complexity and more about structuring it into reliable, auditable, and repeatable workflows.</w:t>
-      </w:r>
+        <w:t>The article also introduces a pragmatic research spirit: rather than what may be projected to half baked cross- cloud enunciations, it develops a radical AWS foundation with repeatable workflow findings. This foundation is more expandable in the future as compared to conceptual architectures that have meager operational information. The existing restrictions are evident. The results are limited to the implementation of AWS and observations of the sample operations. Nevertheless, the system and structure of government is tactically oriented towards systematic development. The second generation will focus on risk-hardening, policy enforcement, more comprehensive real-time feedback and controlled extrapolation to other providers. Generally, Nebula proves that democratization of cloud operations is not about making the complexity less visible but rather making it structured into predictable, verifiable and repeatable work processes.</w:t>
+      </w:r>
+    </w:p>
+    <w:p>
+      <w:pPr>
+        <w:pBdr>
+          <w:top w:val="nil"/>
+          <w:left w:val="nil"/>
+          <w:bottom w:val="nil"/>
+          <w:right w:val="nil"/>
+          <w:between w:val="nil"/>
+        </w:pBdr>
+        <w:spacing w:before="2" w:line="252" w:lineRule="auto"/>
+        <w:ind w:left="259" w:right="257" w:firstLine="219"/>
+        <w:jc w:val="both"/>
+        <w:rPr>
+          <w:color w:val="000000"/>
+        </w:rPr>
+      </w:pPr>
     </w:p>
     <w:p>
       <w:pPr>
@@ -16967,6 +16465,23 @@
           <w:right w:val="nil"/>
           <w:between w:val="nil"/>
         </w:pBdr>
+        <w:spacing w:before="83" w:line="252" w:lineRule="auto"/>
+        <w:ind w:left="259" w:right="257" w:firstLine="219"/>
+        <w:jc w:val="both"/>
+        <w:rPr>
+          <w:color w:val="000000"/>
+        </w:rPr>
+      </w:pPr>
+    </w:p>
+    <w:p>
+      <w:pPr>
+        <w:pBdr>
+          <w:top w:val="nil"/>
+          <w:left w:val="nil"/>
+          <w:bottom w:val="nil"/>
+          <w:right w:val="nil"/>
+          <w:between w:val="nil"/>
+        </w:pBdr>
         <w:spacing w:before="150"/>
         <w:ind w:left="243" w:right="243"/>
         <w:jc w:val="center"/>
@@ -17104,13 +16619,14 @@
           <w:color w:val="000000"/>
         </w:rPr>
       </w:pPr>
-      <w:bookmarkStart w:id="57" w:name="bookmark=id.jytfykiza0g2" w:colFirst="0" w:colLast="0"/>
-      <w:bookmarkEnd w:id="57"/>
+      <w:bookmarkStart w:id="53" w:name="bookmark=id.jytfykiza0g2" w:colFirst="0" w:colLast="0"/>
+      <w:bookmarkEnd w:id="53"/>
       <w:r>
         <w:rPr>
           <w:smallCaps/>
           <w:color w:val="000000"/>
         </w:rPr>
+        <w:lastRenderedPageBreak/>
         <w:t>References</w:t>
       </w:r>
     </w:p>
@@ -17137,8 +16653,8 @@
           <w:color w:val="000000"/>
         </w:rPr>
       </w:pPr>
-      <w:bookmarkStart w:id="58" w:name="_heading=h.93o68whk52rm" w:colFirst="0" w:colLast="0"/>
-      <w:bookmarkEnd w:id="58"/>
+      <w:bookmarkStart w:id="54" w:name="_heading=h.93o68whk52rm" w:colFirst="0" w:colLast="0"/>
+      <w:bookmarkEnd w:id="54"/>
       <w:r>
         <w:t>Q. Zhang, L. Cheng, and R. Boutaba, “Cloud computing: state-of-the-art and research challenges,” Journal of Internet Services and Applications, vol. 1, no. 1, pp. 7–18, 2010.</w:t>
       </w:r>
@@ -17165,8 +16681,8 @@
           <w:color w:val="000000"/>
         </w:rPr>
       </w:pPr>
-      <w:bookmarkStart w:id="59" w:name="_heading=h.m8sji24l8fj4" w:colFirst="0" w:colLast="0"/>
-      <w:bookmarkEnd w:id="59"/>
+      <w:bookmarkStart w:id="55" w:name="_heading=h.m8sji24l8fj4" w:colFirst="0" w:colLast="0"/>
+      <w:bookmarkEnd w:id="55"/>
       <w:r>
         <w:rPr>
           <w:color w:val="000000"/>
@@ -17211,8 +16727,8 @@
           <w:color w:val="000000"/>
         </w:rPr>
       </w:pPr>
-      <w:bookmarkStart w:id="60" w:name="_heading=h.78yluc5vwk53" w:colFirst="0" w:colLast="0"/>
-      <w:bookmarkEnd w:id="60"/>
+      <w:bookmarkStart w:id="56" w:name="_heading=h.78yluc5vwk53" w:colFirst="0" w:colLast="0"/>
+      <w:bookmarkEnd w:id="56"/>
       <w:r>
         <w:rPr>
           <w:color w:val="000000"/>
@@ -17257,14 +16773,10 @@
           <w:color w:val="000000"/>
         </w:rPr>
       </w:pPr>
-      <w:bookmarkStart w:id="61" w:name="_heading=h.hzrkl3v6dsv1" w:colFirst="0" w:colLast="0"/>
-      <w:bookmarkEnd w:id="61"/>
-      <w:r>
-        <w:t xml:space="preserve">R. Buyya, C. S. Yeo, S. Venugopal, J. Broberg, and I. Brandic, “Cloud computing and emerging IT platforms: </w:t>
-      </w:r>
-      <w:r>
-        <w:lastRenderedPageBreak/>
-        <w:t>Vision, hype, and reality for delivering computing as the 5th utility,” Future Generation Computer Systems, vol. 25, no. 6, pp. 599–616, 2009.</w:t>
+      <w:bookmarkStart w:id="57" w:name="_heading=h.hzrkl3v6dsv1" w:colFirst="0" w:colLast="0"/>
+      <w:bookmarkEnd w:id="57"/>
+      <w:r>
+        <w:t>R. Buyya, C. S. Yeo, S. Venugopal, J. Broberg, and I. Brandic, “Cloud computing and emerging IT platforms: Vision, hype, and reality for delivering computing as the 5th utility,” Future Generation Computer Systems, vol. 25, no. 6, pp. 599–616, 2009.</w:t>
       </w:r>
     </w:p>
     <w:p>
@@ -17290,8 +16802,8 @@
           <w:color w:val="000000"/>
         </w:rPr>
       </w:pPr>
-      <w:bookmarkStart w:id="62" w:name="_heading=h.ovrshcu8zn3y" w:colFirst="0" w:colLast="0"/>
-      <w:bookmarkEnd w:id="62"/>
+      <w:bookmarkStart w:id="58" w:name="_heading=h.ovrshcu8zn3y" w:colFirst="0" w:colLast="0"/>
+      <w:bookmarkEnd w:id="58"/>
       <w:r>
         <w:t>A. Khajeh-Hosseini, D. Greenwood, J. W. Smith, and I. Sommerville, “The Cloud Adoption Toolkit: supporting cloud adoption decisions in the enterprise,” Software: Practice and Experience, vol. 42, no. 4, pp. 447–465, 2012.</w:t>
       </w:r>
@@ -17319,8 +16831,8 @@
           <w:color w:val="000000"/>
         </w:rPr>
       </w:pPr>
-      <w:bookmarkStart w:id="63" w:name="_heading=h.22cr1jz84h0f" w:colFirst="0" w:colLast="0"/>
-      <w:bookmarkEnd w:id="63"/>
+      <w:bookmarkStart w:id="59" w:name="_heading=h.22cr1jz84h0f" w:colFirst="0" w:colLast="0"/>
+      <w:bookmarkEnd w:id="59"/>
       <w:r>
         <w:t>A. N. Toosi, R. N. Calheiros, and R. Buyya, “Interconnected cloud computing environments: Challenges, taxonomy, and survey,” ACM Computing Surveys, vol. 47, no. 1, pp. 1–47, 2014.</w:t>
       </w:r>
@@ -17348,8 +16860,8 @@
           <w:color w:val="000000"/>
         </w:rPr>
       </w:pPr>
-      <w:bookmarkStart w:id="64" w:name="_heading=h.s3m4cwls3uen" w:colFirst="0" w:colLast="0"/>
-      <w:bookmarkEnd w:id="64"/>
+      <w:bookmarkStart w:id="60" w:name="_heading=h.s3m4cwls3uen" w:colFirst="0" w:colLast="0"/>
+      <w:bookmarkEnd w:id="60"/>
       <w:r>
         <w:rPr>
           <w:color w:val="000000"/>
@@ -17370,7 +16882,7 @@
         </w:rPr>
         <w:t xml:space="preserve">, 2024. [Online]. Available: </w:t>
       </w:r>
-      <w:hyperlink r:id="rId7">
+      <w:hyperlink r:id="rId8">
         <w:r>
           <w:rPr>
             <w:color w:val="000000"/>
@@ -17402,8 +16914,8 @@
           <w:color w:val="000000"/>
         </w:rPr>
       </w:pPr>
-      <w:bookmarkStart w:id="65" w:name="_heading=h.tae7l93nslfo" w:colFirst="0" w:colLast="0"/>
-      <w:bookmarkEnd w:id="65"/>
+      <w:bookmarkStart w:id="61" w:name="_heading=h.tae7l93nslfo" w:colFirst="0" w:colLast="0"/>
+      <w:bookmarkEnd w:id="61"/>
       <w:r>
         <w:rPr>
           <w:i/>
@@ -17418,7 +16930,7 @@
         </w:rPr>
         <w:t xml:space="preserve">, 2024. [Online]. Available: </w:t>
       </w:r>
-      <w:hyperlink r:id="rId8">
+      <w:hyperlink r:id="rId9">
         <w:r>
           <w:rPr>
             <w:color w:val="000000"/>
@@ -17450,8 +16962,8 @@
           <w:color w:val="000000"/>
         </w:rPr>
       </w:pPr>
-      <w:bookmarkStart w:id="66" w:name="_heading=h.rqrjnuf6t0qz" w:colFirst="0" w:colLast="0"/>
-      <w:bookmarkEnd w:id="66"/>
+      <w:bookmarkStart w:id="62" w:name="_heading=h.rqrjnuf6t0qz" w:colFirst="0" w:colLast="0"/>
+      <w:bookmarkEnd w:id="62"/>
       <w:r>
         <w:t>M. Armbrust et al., “A view of cloud computing,” Communications of the ACM, vol. 53, no. 4, pp. 50–58, 2010.</w:t>
       </w:r>
@@ -17479,8 +16991,8 @@
           <w:color w:val="000000"/>
         </w:rPr>
       </w:pPr>
-      <w:bookmarkStart w:id="67" w:name="_heading=h.s3m7wbhzs775" w:colFirst="0" w:colLast="0"/>
-      <w:bookmarkEnd w:id="67"/>
+      <w:bookmarkStart w:id="63" w:name="_heading=h.s3m7wbhzs775" w:colFirst="0" w:colLast="0"/>
+      <w:bookmarkEnd w:id="63"/>
       <w:r>
         <w:rPr>
           <w:color w:val="000000"/>
@@ -17539,8 +17051,8 @@
           <w:color w:val="000000"/>
         </w:rPr>
       </w:pPr>
-      <w:bookmarkStart w:id="68" w:name="_heading=h.jl69zv5gkgqj" w:colFirst="0" w:colLast="0"/>
-      <w:bookmarkEnd w:id="68"/>
+      <w:bookmarkStart w:id="64" w:name="_heading=h.jl69zv5gkgqj" w:colFirst="0" w:colLast="0"/>
+      <w:bookmarkEnd w:id="64"/>
       <w:r>
         <w:t>D. Bernstein, E. Ludvigson, K. Sankar, S. Diamond, and M. Morrow, “Inter-cloud computing,” in 2009 IEEE International Conference on Cloud Computing, pp. 74–80, 2009.</w:t>
       </w:r>
@@ -17568,8 +17080,8 @@
           <w:color w:val="000000"/>
         </w:rPr>
       </w:pPr>
-      <w:bookmarkStart w:id="69" w:name="_heading=h.dcndrt3syw78" w:colFirst="0" w:colLast="0"/>
-      <w:bookmarkEnd w:id="69"/>
+      <w:bookmarkStart w:id="65" w:name="_heading=h.dcndrt3syw78" w:colFirst="0" w:colLast="0"/>
+      <w:bookmarkEnd w:id="65"/>
       <w:r>
         <w:rPr>
           <w:color w:val="000000"/>
@@ -17600,8 +17112,8 @@
           <w:color w:val="000000"/>
         </w:rPr>
       </w:pPr>
-      <w:bookmarkStart w:id="70" w:name="_heading=h.b6agejok2tkt" w:colFirst="0" w:colLast="0"/>
-      <w:bookmarkEnd w:id="70"/>
+      <w:bookmarkStart w:id="66" w:name="_heading=h.b6agejok2tkt" w:colFirst="0" w:colLast="0"/>
+      <w:bookmarkEnd w:id="66"/>
       <w:r>
         <w:t>R. N. Calheiros, R. Ranjan, A. Beloglazov, C. A. F. De Rose, and R. Buyya, “CloudSim: A toolkit for modeling and simulation of cloud computing environments and evaluation of resource provisioning algorithms,” Software: Practice and Experience, vol. 41, no. 1, pp. 23–50, 2011.</w:t>
       </w:r>
@@ -17629,8 +17141,8 @@
           <w:color w:val="000000"/>
         </w:rPr>
       </w:pPr>
-      <w:bookmarkStart w:id="71" w:name="_heading=h.y26d5k8c08o8" w:colFirst="0" w:colLast="0"/>
-      <w:bookmarkEnd w:id="71"/>
+      <w:bookmarkStart w:id="67" w:name="_heading=h.y26d5k8c08o8" w:colFirst="0" w:colLast="0"/>
+      <w:bookmarkEnd w:id="67"/>
       <w:r>
         <w:t>Y. Al-Dhuraibi, F. Paraiso, N. Djarallah, and P. Merle, “Elasticity in cloud computing: state of the art and research challenges,” IEEE Transactions on Services Computing, vol. 11, no. 2, pp. 430–447, 2018.</w:t>
       </w:r>
@@ -17659,14 +17171,14 @@
           <w:color w:val="000000"/>
         </w:rPr>
       </w:pPr>
-      <w:bookmarkStart w:id="72" w:name="_heading=h.g2l9x7dw94pk" w:colFirst="0" w:colLast="0"/>
-      <w:bookmarkEnd w:id="72"/>
+      <w:bookmarkStart w:id="68" w:name="_heading=h.g2l9x7dw94pk" w:colFirst="0" w:colLast="0"/>
+      <w:bookmarkEnd w:id="68"/>
       <w:r>
         <w:t>Y. Brikman, Terraform: Up &amp; Running: Writing Infrastructure as Code. O'Reilly Media, 2019.</w:t>
       </w:r>
     </w:p>
-    <w:bookmarkStart w:id="73" w:name="_heading=h.ua8satmn7nmq" w:colFirst="0" w:colLast="0"/>
-    <w:bookmarkEnd w:id="73"/>
+    <w:bookmarkStart w:id="69" w:name="_heading=h.ua8satmn7nmq" w:colFirst="0" w:colLast="0"/>
+    <w:bookmarkEnd w:id="69"/>
     <w:p>
       <w:pPr>
         <w:numPr>
@@ -17735,8 +17247,8 @@
           <w:color w:val="000000"/>
         </w:rPr>
       </w:pPr>
-      <w:bookmarkStart w:id="74" w:name="_heading=h.51fzq4rjykob" w:colFirst="0" w:colLast="0"/>
-      <w:bookmarkEnd w:id="74"/>
+      <w:bookmarkStart w:id="70" w:name="_heading=h.51fzq4rjykob" w:colFirst="0" w:colLast="0"/>
+      <w:bookmarkEnd w:id="70"/>
       <w:r>
         <w:t>L. M. Vaquero, L. Rodero-Merino, J. Caceres, and M. Lindner, “A break in the clouds: towards a cloud definition,” ACM SIGCOMM Computer Communication Review, vol. 39, no. 1, pp. 50–55, 2008.</w:t>
       </w:r>
@@ -17764,8 +17276,8 @@
           <w:color w:val="000000"/>
         </w:rPr>
       </w:pPr>
-      <w:bookmarkStart w:id="75" w:name="_heading=h.dg6hft20ttd9" w:colFirst="0" w:colLast="0"/>
-      <w:bookmarkEnd w:id="75"/>
+      <w:bookmarkStart w:id="71" w:name="_heading=h.dg6hft20ttd9" w:colFirst="0" w:colLast="0"/>
+      <w:bookmarkEnd w:id="71"/>
       <w:r>
         <w:t>N. Grozev and R. Buyya, “Inter-Cloud architectures and application brokering: taxonomy and survey,” Software: Practice and Experience, vol. 44, no. 3, pp. 369–390, 2014.</w:t>
       </w:r>
@@ -17793,8 +17305,8 @@
           <w:color w:val="000000"/>
         </w:rPr>
       </w:pPr>
-      <w:bookmarkStart w:id="76" w:name="_heading=h.6jx81zk26b37" w:colFirst="0" w:colLast="0"/>
-      <w:bookmarkEnd w:id="76"/>
+      <w:bookmarkStart w:id="72" w:name="_heading=h.6jx81zk26b37" w:colFirst="0" w:colLast="0"/>
+      <w:bookmarkEnd w:id="72"/>
       <w:r>
         <w:t>A. Beloglazov, J. Abawajy, and R. Buyya, “Energy-aware resource allocation heuristics for efficient management of data centers for cloud computing,” Future Generation Computer Systems, vol. 28, no. 5, pp. 755–768, 2012.</w:t>
       </w:r>
@@ -17823,8 +17335,8 @@
           <w:color w:val="000000"/>
         </w:rPr>
       </w:pPr>
-      <w:bookmarkStart w:id="77" w:name="_heading=h.moysswa52r7p" w:colFirst="0" w:colLast="0"/>
-      <w:bookmarkEnd w:id="77"/>
+      <w:bookmarkStart w:id="73" w:name="_heading=h.moysswa52r7p" w:colFirst="0" w:colLast="0"/>
+      <w:bookmarkEnd w:id="73"/>
       <w:r>
         <w:t>A. Beloglazov and R. Buyya, “Energy efficient resource management in virtualized cloud data centers,” IEEE Transactions on Cloud Computing, vol. 1, no. 1, pp. 14–28, 2013.</w:t>
       </w:r>
@@ -17882,8 +17394,8 @@
           <w:color w:val="000000"/>
         </w:rPr>
       </w:pPr>
-      <w:bookmarkStart w:id="78" w:name="_heading=h.tmk5zdg8aoiy" w:colFirst="0" w:colLast="0"/>
-      <w:bookmarkEnd w:id="78"/>
+      <w:bookmarkStart w:id="74" w:name="_heading=h.tmk5zdg8aoiy" w:colFirst="0" w:colLast="0"/>
+      <w:bookmarkEnd w:id="74"/>
       <w:r>
         <w:rPr>
           <w:color w:val="000000"/>
@@ -17904,7 +17416,7 @@
         </w:rPr>
         <w:t xml:space="preserve">, 2024. [Online]. Available: </w:t>
       </w:r>
-      <w:hyperlink r:id="rId9">
+      <w:hyperlink r:id="rId10">
         <w:r>
           <w:rPr>
             <w:color w:val="000000"/>
@@ -17918,7 +17430,7 @@
         </w:rPr>
         <w:t xml:space="preserve"> </w:t>
       </w:r>
-      <w:hyperlink r:id="rId10">
+      <w:hyperlink r:id="rId11">
         <w:r>
           <w:rPr>
             <w:color w:val="000000"/>
@@ -17949,8 +17461,8 @@
           <w:color w:val="000000"/>
         </w:rPr>
       </w:pPr>
-      <w:bookmarkStart w:id="79" w:name="_heading=h.mr56mf9woazb" w:colFirst="0" w:colLast="0"/>
-      <w:bookmarkEnd w:id="79"/>
+      <w:bookmarkStart w:id="75" w:name="_heading=h.mr56mf9woazb" w:colFirst="0" w:colLast="0"/>
+      <w:bookmarkEnd w:id="75"/>
       <w:r>
         <w:rPr>
           <w:color w:val="000000"/>
@@ -17971,7 +17483,7 @@
         </w:rPr>
         <w:t xml:space="preserve">, 2026. [Online]. Available: </w:t>
       </w:r>
-      <w:hyperlink r:id="rId11">
+      <w:hyperlink r:id="rId12">
         <w:r>
           <w:rPr>
             <w:color w:val="000000"/>
@@ -18003,8 +17515,8 @@
           <w:color w:val="000000"/>
         </w:rPr>
       </w:pPr>
-      <w:bookmarkStart w:id="80" w:name="_heading=h.fmlb0xso3ei0" w:colFirst="0" w:colLast="0"/>
-      <w:bookmarkEnd w:id="80"/>
+      <w:bookmarkStart w:id="76" w:name="_heading=h.fmlb0xso3ei0" w:colFirst="0" w:colLast="0"/>
+      <w:bookmarkEnd w:id="76"/>
       <w:r>
         <w:rPr>
           <w:color w:val="000000"/>
@@ -18025,7 +17537,7 @@
         </w:rPr>
         <w:t xml:space="preserve">, 2026. [Online]. Available: </w:t>
       </w:r>
-      <w:hyperlink r:id="rId12">
+      <w:hyperlink r:id="rId13">
         <w:r>
           <w:rPr>
             <w:color w:val="000000"/>
@@ -18057,8 +17569,8 @@
           <w:color w:val="000000"/>
         </w:rPr>
       </w:pPr>
-      <w:bookmarkStart w:id="81" w:name="_heading=h.noxh19b4xi73" w:colFirst="0" w:colLast="0"/>
-      <w:bookmarkEnd w:id="81"/>
+      <w:bookmarkStart w:id="77" w:name="_heading=h.noxh19b4xi73" w:colFirst="0" w:colLast="0"/>
+      <w:bookmarkEnd w:id="77"/>
       <w:r>
         <w:rPr>
           <w:color w:val="000000"/>
@@ -18079,7 +17591,7 @@
         </w:rPr>
         <w:t xml:space="preserve">, 2026. [Online]. Available: </w:t>
       </w:r>
-      <w:hyperlink r:id="rId13">
+      <w:hyperlink r:id="rId14">
         <w:r>
           <w:rPr>
             <w:color w:val="000000"/>
@@ -18111,8 +17623,8 @@
           <w:color w:val="000000"/>
         </w:rPr>
       </w:pPr>
-      <w:bookmarkStart w:id="82" w:name="_heading=h.ejxlu6inyh25" w:colFirst="0" w:colLast="0"/>
-      <w:bookmarkEnd w:id="82"/>
+      <w:bookmarkStart w:id="78" w:name="_heading=h.ejxlu6inyh25" w:colFirst="0" w:colLast="0"/>
+      <w:bookmarkEnd w:id="78"/>
       <w:r>
         <w:rPr>
           <w:color w:val="000000"/>
@@ -18133,7 +17645,7 @@
         </w:rPr>
         <w:t xml:space="preserve">, 2026. [Online]. Available: </w:t>
       </w:r>
-      <w:hyperlink r:id="rId14">
+      <w:hyperlink r:id="rId15">
         <w:r>
           <w:rPr>
             <w:color w:val="000000"/>
@@ -18165,8 +17677,8 @@
           <w:color w:val="000000"/>
         </w:rPr>
       </w:pPr>
-      <w:bookmarkStart w:id="83" w:name="_heading=h.67shg4jojwft" w:colFirst="0" w:colLast="0"/>
-      <w:bookmarkEnd w:id="83"/>
+      <w:bookmarkStart w:id="79" w:name="_heading=h.67shg4jojwft" w:colFirst="0" w:colLast="0"/>
+      <w:bookmarkEnd w:id="79"/>
       <w:r>
         <w:rPr>
           <w:color w:val="000000"/>
@@ -18187,7 +17699,7 @@
         </w:rPr>
         <w:t xml:space="preserve">, 2026. [Online]. Available: </w:t>
       </w:r>
-      <w:hyperlink r:id="rId15">
+      <w:hyperlink r:id="rId16">
         <w:r>
           <w:rPr>
             <w:color w:val="000000"/>
@@ -18220,8 +17732,8 @@
           <w:color w:val="000000"/>
         </w:rPr>
       </w:pPr>
-      <w:bookmarkStart w:id="84" w:name="_heading=h.c0nta5hcj9m0" w:colFirst="0" w:colLast="0"/>
-      <w:bookmarkEnd w:id="84"/>
+      <w:bookmarkStart w:id="80" w:name="_heading=h.c0nta5hcj9m0" w:colFirst="0" w:colLast="0"/>
+      <w:bookmarkEnd w:id="80"/>
       <w:r>
         <w:rPr>
           <w:color w:val="000000"/>
@@ -18242,7 +17754,7 @@
         </w:rPr>
         <w:t xml:space="preserve">, 2026. [Online]. Available: </w:t>
       </w:r>
-      <w:hyperlink r:id="rId16">
+      <w:hyperlink r:id="rId17">
         <w:r>
           <w:rPr>
             <w:color w:val="000000"/>
@@ -18256,7 +17768,7 @@
         </w:rPr>
         <w:t xml:space="preserve"> </w:t>
       </w:r>
-      <w:hyperlink r:id="rId17">
+      <w:hyperlink r:id="rId18">
         <w:r>
           <w:rPr>
             <w:color w:val="000000"/>
@@ -18288,8 +17800,8 @@
           <w:color w:val="000000"/>
         </w:rPr>
       </w:pPr>
-      <w:bookmarkStart w:id="85" w:name="_heading=h.1huwlgydgkd6" w:colFirst="0" w:colLast="0"/>
-      <w:bookmarkEnd w:id="85"/>
+      <w:bookmarkStart w:id="81" w:name="_heading=h.1huwlgydgkd6" w:colFirst="0" w:colLast="0"/>
+      <w:bookmarkEnd w:id="81"/>
       <w:r>
         <w:rPr>
           <w:i/>
@@ -18304,7 +17816,7 @@
         </w:rPr>
         <w:t xml:space="preserve">, 2026. [Online]. Available: </w:t>
       </w:r>
-      <w:hyperlink r:id="rId18">
+      <w:hyperlink r:id="rId19">
         <w:r>
           <w:rPr>
             <w:color w:val="000000"/>
@@ -18356,7 +17868,7 @@
         </w:rPr>
         <w:t xml:space="preserve">, 2026. [Online]. Available: </w:t>
       </w:r>
-      <w:hyperlink r:id="rId19">
+      <w:hyperlink r:id="rId20">
         <w:r>
           <w:rPr>
             <w:color w:val="000000"/>
@@ -20055,7 +19567,6 @@
   <w:style w:type="character" w:default="1" w:styleId="DefaultParagraphFont">
     <w:name w:val="Default Paragraph Font"/>
     <w:uiPriority w:val="1"/>
-    <w:semiHidden/>
     <w:unhideWhenUsed/>
   </w:style>
   <w:style w:type="table" w:default="1" w:styleId="TableNormal">
@@ -20549,28 +20060,28 @@
 </file>
 
 <file path=customXml/item1.xml><?xml version="1.0" encoding="utf-8"?>
+<b:Sources xmlns:b="http://schemas.openxmlformats.org/officeDocument/2006/bibliography" xmlns="http://schemas.openxmlformats.org/officeDocument/2006/bibliography" SelectedStyle="\APASixthEditionOfficeOnline.xsl" StyleName="APA" Version="6"/>
+</file>
+
+<file path=customXml/item2.xml><?xml version="1.0" encoding="utf-8"?>
 <go:gDocsCustomXmlDataStorage xmlns:go="http://customooxmlschemas.google.com/" xmlns:r="http://schemas.openxmlformats.org/officeDocument/2006/relationships" uri="GoogleDocsCustomDataVersion2">
   <go:docsCustomData xmlns:go="http://customooxmlschemas.google.com/" roundtripDataSignature="AMtx7mjh8OnmQu0/Dcov2dIKINdF+M5sjg==">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</go:docsCustomData>
 </go:gDocsCustomXmlDataStorage>
 </file>
 
-<file path=customXml/item2.xml><?xml version="1.0" encoding="utf-8"?>
-<b:Sources xmlns:b="http://schemas.openxmlformats.org/officeDocument/2006/bibliography" xmlns="http://schemas.openxmlformats.org/officeDocument/2006/bibliography" SelectedStyle="\APASixthEditionOfficeOnline.xsl" StyleName="APA" Version="6"/>
+<file path=customXml/itemProps1.xml><?xml version="1.0" encoding="utf-8"?>
+<ds:datastoreItem xmlns:ds="http://schemas.openxmlformats.org/officeDocument/2006/customXml" ds:itemID="{6CB6FA6D-4E87-4335-A0B2-868A8DE6065B}">
+  <ds:schemaRefs>
+    <ds:schemaRef ds:uri="http://schemas.openxmlformats.org/officeDocument/2006/bibliography"/>
+  </ds:schemaRefs>
+</ds:datastoreItem>
 </file>
 
-<file path=customXml/itemProps1.xml><?xml version="1.0" encoding="utf-8"?>
+<file path=customXml/itemProps2.xml><?xml version="1.0" encoding="utf-8"?>
 <ds:datastoreItem xmlns:ds="http://schemas.openxmlformats.org/officeDocument/2006/customXml" ds:itemID="{11111111-1234-1234-1234-123412341234}">
   <ds:schemaRefs>
     <ds:schemaRef ds:uri="http://customooxmlschemas.google.com/"/>
     <ds:schemaRef ds:uri="http://schemas.openxmlformats.org/officeDocument/2006/relationships"/>
   </ds:schemaRefs>
 </ds:datastoreItem>
-</file>
-
-<file path=customXml/itemProps2.xml><?xml version="1.0" encoding="utf-8"?>
-<ds:datastoreItem xmlns:ds="http://schemas.openxmlformats.org/officeDocument/2006/customXml" ds:itemID="{6CB6FA6D-4E87-4335-A0B2-868A8DE6065B}">
-  <ds:schemaRefs>
-    <ds:schemaRef ds:uri="http://schemas.openxmlformats.org/officeDocument/2006/bibliography"/>
-  </ds:schemaRefs>
-</ds:datastoreItem>
 </file>
--- a/Multi_Cloud_Research_Paper_Final - Copy.docx
+++ b/Multi_Cloud_Research_Paper_Final - Copy.docx
@@ -96,7 +96,23 @@
           <w:sz w:val="24"/>
           <w:szCs w:val="24"/>
         </w:rPr>
-        <w:t>, Prini Rastogi</w:t>
+        <w:t xml:space="preserve">, </w:t>
+      </w:r>
+      <w:proofErr w:type="spellStart"/>
+      <w:r>
+        <w:rPr>
+          <w:sz w:val="24"/>
+          <w:szCs w:val="24"/>
+        </w:rPr>
+        <w:t>Prini</w:t>
+      </w:r>
+      <w:proofErr w:type="spellEnd"/>
+      <w:r>
+        <w:rPr>
+          <w:sz w:val="24"/>
+          <w:szCs w:val="24"/>
+        </w:rPr>
+        <w:t xml:space="preserve"> Rastogi</w:t>
       </w:r>
       <w:r>
         <w:rPr>
@@ -259,70 +275,6 @@
     </w:p>
     <w:p>
       <w:pPr>
-        <w:spacing w:before="129" w:line="249" w:lineRule="auto"/>
-        <w:ind w:left="697" w:right="695" w:firstLine="328"/>
-        <w:jc w:val="both"/>
-        <w:rPr>
-          <w:sz w:val="20"/>
-          <w:szCs w:val="20"/>
-        </w:rPr>
-      </w:pPr>
-      <w:r>
-        <w:rPr>
-          <w:sz w:val="20"/>
-          <w:szCs w:val="20"/>
-        </w:rPr>
-        <w:t xml:space="preserve">Cloud adoption has accelerated faster than operational standardization, creating a persistent gap between infrastructure capability and </w:t>
-      </w:r>
-      <w:r>
-        <w:rPr>
-          <w:sz w:val="20"/>
-          <w:szCs w:val="20"/>
-        </w:rPr>
-        <w:t>daily</w:t>
-      </w:r>
-      <w:r>
-        <w:rPr>
-          <w:sz w:val="20"/>
-          <w:szCs w:val="20"/>
-        </w:rPr>
-        <w:t xml:space="preserve"> manageability. Existing studies describe this gap through vendor lock-in, fragmented governance, and inconsistent automation practices</w:t>
-      </w:r>
-      <w:hyperlink w:anchor="_heading=h.m8sji24l8fj4">
-        <w:r>
-          <w:rPr>
-            <w:sz w:val="20"/>
-            <w:szCs w:val="20"/>
-          </w:rPr>
-          <w:t>.</w:t>
-        </w:r>
-      </w:hyperlink>
-      <w:r>
-        <w:rPr>
-          <w:sz w:val="20"/>
-          <w:szCs w:val="20"/>
-        </w:rPr>
-        <w:t xml:space="preserve"> This paper addresses that gap with </w:t>
-      </w:r>
-      <w:r>
-        <w:rPr>
-          <w:i/>
-          <w:iCs/>
-          <w:sz w:val="20"/>
-          <w:szCs w:val="20"/>
-        </w:rPr>
-        <w:t>Nebula</w:t>
-      </w:r>
-      <w:r>
-        <w:rPr>
-          <w:sz w:val="20"/>
-          <w:szCs w:val="20"/>
-        </w:rPr>
-        <w:t>, an implementation-driven AWS orchestration platform that consolidates provisioning, inventory synchronization, health monitoring, and cost visibility into a single control surface. The system combines React for interface unification, FastAPI for service orchestration, PostgreSQL for persistent metadata, Celery and Redis for asynchronous execution, and terraform for reproducible AWS infrastructure workflows.</w:t>
-      </w:r>
-    </w:p>
-    <w:p>
-      <w:pPr>
         <w:spacing w:line="249" w:lineRule="auto"/>
         <w:ind w:left="697" w:right="695" w:firstLine="328"/>
         <w:jc w:val="both"/>
@@ -336,43 +288,51 @@
           <w:sz w:val="20"/>
           <w:szCs w:val="20"/>
         </w:rPr>
-        <w:t>The manuscript contributes both architecture and evidence. From a design perspective, it demonstrates how a layered orchestration model can decouple user-facing workflows from long-running cloud operations while preserving traceability and security controls. From an empirical perspective, the study reports observed project values: 25 AWS resources tracked with 8 active virtual machines, a sampled AWS cost of $580.0 (EC2: $350.0, S3: $150.0, VPC:</w:t>
-      </w:r>
-    </w:p>
-    <w:p>
-      <w:pPr>
-        <w:spacing w:line="249" w:lineRule="auto"/>
-        <w:ind w:left="697" w:right="695"/>
-        <w:jc w:val="both"/>
+        <w:t xml:space="preserve">The adoption of clouds has moved much more quickly than operational standardization, establishing a continual difference between the capabilities of infrastructure and its daily operability. Existing literature defines this divide in terms of vendor lock-in, disjointed governance and random automation practices. The gap that this paper will discuss is Nebula, an implementation-based AWS orchestration platform integrating providing, inventory syncing, health observing, and cost observing into one control plane. The system includes React as the interface to unify, Fast API as the service orchestration, PostgreSQL as persistent metadata, Celery and Redis as asynchronous execution, and terraform as reproducible workflows in the AWS infrastructure. The manuscript has given an input of architecture and evidence. Design-wise, it presents the process through which a decoupling effect can be achieved as the </w:t>
+      </w:r>
+      <w:proofErr w:type="gramStart"/>
+      <w:r>
         <w:rPr>
           <w:sz w:val="20"/>
           <w:szCs w:val="20"/>
         </w:rPr>
-      </w:pPr>
+        <w:t>users</w:t>
+      </w:r>
+      <w:proofErr w:type="gramEnd"/>
       <w:r>
         <w:rPr>
           <w:sz w:val="20"/>
           <w:szCs w:val="20"/>
         </w:rPr>
-        <w:t>$80.0) for 2024-02-01 to 2024-02-11, provider-health latency of 145 milliseconds, 10-minute synchronization cadence, and sub-100 milliseconds API acknowledgement under concurrent load.</w:t>
-      </w:r>
-    </w:p>
-    <w:p>
-      <w:pPr>
-        <w:spacing w:line="249" w:lineRule="auto"/>
-        <w:ind w:left="697" w:right="695" w:firstLine="328"/>
-        <w:jc w:val="both"/>
+        <w:t xml:space="preserve"> facing workflows are separated to be part of the long running processes within the cloud without compromising on the security control or maintenance of the traceability. Empirically, the study notes the following project values: 25 AWS resources monitored, 8 running virtual machines</w:t>
+      </w:r>
+      <w:r>
         <w:rPr>
           <w:sz w:val="20"/>
           <w:szCs w:val="20"/>
         </w:rPr>
-      </w:pPr>
+        <w:t xml:space="preserve">. </w:t>
+      </w:r>
       <w:r>
         <w:rPr>
           <w:sz w:val="20"/>
           <w:szCs w:val="20"/>
         </w:rPr>
-        <w:t>These findings indicate that practical cloud standardization is achievable without sacrificing responsiveness. Although the evaluated deployment is AWS-specific, the approach establishes a defensible technical baseline for controlled expansion to multi-cloud operation in future work.</w:t>
+        <w:t>Even though the deployment, which is evaluated, is specific to AWS, the strategy provides a defensible technical base on which future work can be expanded to multi-cloud operation.</w:t>
+      </w:r>
+      <w:r>
+        <w:rPr>
+          <w:sz w:val="20"/>
+          <w:szCs w:val="20"/>
+        </w:rPr>
+        <w:t xml:space="preserve"> </w:t>
+      </w:r>
+      <w:r>
+        <w:rPr>
+          <w:sz w:val="20"/>
+          <w:szCs w:val="20"/>
+        </w:rPr>
+        <w:t>All these results suggest that it is possible to have realistic cloud standardization and still be responsive. Even though the deployment, which is evaluated, is specific to AWS, the strategy provides a defensible technical base on which future work can be expanded to multi-cloud operation.</w:t>
       </w:r>
     </w:p>
     <w:p>
@@ -477,48 +437,8 @@
         <w:rPr>
           <w:color w:val="000000"/>
         </w:rPr>
-        <w:t>Cloud computing has come out of infrastructure option to become one of the main implementation platforms of application delivery, data processing, and integration of digital services. In reality though, operational processes continue to be disjointed teams still alternate between service-specific consoles, one off scripts, and semi-automated pipelines to accomplish mundane cloud tasks. This fragmentation is manifested in repeatable operations in Amazon Web Services (AWS) settings, including provisioning EC2 instances, checking the S3 configuration, checking the VPC network state, and cost reporting reconciliation</w:t>
-      </w:r>
-      <w:r>
-        <w:rPr>
-          <w:color w:val="000000"/>
-        </w:rPr>
-        <w:t>.</w:t>
-      </w:r>
-      <w:r>
-        <w:rPr>
-          <w:color w:val="000000"/>
-        </w:rPr>
-        <w:t xml:space="preserve"> </w:t>
-      </w:r>
-      <w:r>
-        <w:rPr>
-          <w:color w:val="000000"/>
-        </w:rPr>
-        <w:t xml:space="preserve">The result is not only slower operations but also weaker governance visibility and reduced repeatability across environments </w:t>
-      </w:r>
-      <w:hyperlink w:anchor="_heading=h.m8sji24l8fj4">
-        <w:r>
-          <w:rPr>
-            <w:color w:val="000000"/>
-          </w:rPr>
-          <w:t>[3],</w:t>
-        </w:r>
-      </w:hyperlink>
-      <w:r>
-        <w:rPr>
-          <w:color w:val="000000"/>
-        </w:rPr>
-        <w:t xml:space="preserve"> </w:t>
-      </w:r>
-      <w:hyperlink w:anchor="_heading=h.78yluc5vwk53">
-        <w:r>
-          <w:rPr>
-            <w:color w:val="000000"/>
-          </w:rPr>
-          <w:t>[4].</w:t>
-        </w:r>
-      </w:hyperlink>
+        <w:t>Infrastructure option has transformed into becoming one of the primary implementation platforms of application delivery, data processing and integration of digital services as cloud computing. But in practice, operations are still fragmented teams who still alternate between service-specific consoles, one off scripts, and semi-automated pipes to achieve banal cloud operations. This disaggregation has been reflected in repeat abilities in Amazon Web Services (AWS) environments such as EC2 instance provisioning, S3 configuration checks, VPC network health checks, and cost reporting. What it ends up with is slower operations and diminished repeatability across environments as well as diminished governance visibility [3], [4].</w:t>
+      </w:r>
     </w:p>
     <w:p>
       <w:pPr>
@@ -545,8 +465,6 @@
           <w:color w:val="000000"/>
         </w:rPr>
       </w:pPr>
-      <w:bookmarkStart w:id="1" w:name="bookmark=id.8dlcz9rf46pu" w:colFirst="0" w:colLast="0"/>
-      <w:bookmarkEnd w:id="1"/>
       <w:r>
         <w:rPr>
           <w:i/>
@@ -576,37 +494,7 @@
         <w:rPr>
           <w:color w:val="000000"/>
         </w:rPr>
-        <w:t>The general debate on cloud lock-in forms a strategic matter</w:t>
-      </w:r>
-      <w:r>
-        <w:rPr>
-          <w:color w:val="000000"/>
-        </w:rPr>
-        <w:t xml:space="preserve">. At implementation level, the immediate pain point is operational inconsistency. Different AWS services expose different control surfaces, parameter models, and operational semantics. </w:t>
-      </w:r>
-      <w:r>
-        <w:rPr>
-          <w:color w:val="000000"/>
-        </w:rPr>
-        <w:t>When teams grow, the same logical action (e.g., prepare a deployment- ready environment) can be implemented using many toolchains based on its implementation by who and which service</w:t>
-      </w:r>
-      <w:r>
-        <w:rPr>
-          <w:color w:val="000000"/>
-        </w:rPr>
-        <w:t>.</w:t>
-      </w:r>
-      <w:r>
-        <w:rPr>
-          <w:color w:val="000000"/>
-        </w:rPr>
-        <w:t xml:space="preserve"> </w:t>
-      </w:r>
-      <w:r>
-        <w:rPr>
-          <w:color w:val="000000"/>
-        </w:rPr>
-        <w:t>This inconsistency creates a measurable execution burden:</w:t>
+        <w:t>The strategic issue is comprised of the general discussion of cloud lock-in. Operational inconsistency is an immediate source of pain at implementation level. Dissimilar AWS services have dissimilar control surfaces, parameter models, and operational semantics. When teams grow, the same logical action (e.g., prepare a deployment- ready environment) can be implemented using many toolchains based on its implementation by who and which service. This inconsistency imposes an execution burden:</w:t>
       </w:r>
     </w:p>
     <w:p>
@@ -659,6 +547,9 @@
         <w:spacing w:before="82" w:line="252" w:lineRule="auto"/>
         <w:ind w:right="257"/>
         <w:jc w:val="both"/>
+        <w:rPr>
+          <w:color w:val="000000"/>
+        </w:rPr>
       </w:pPr>
       <w:r>
         <w:rPr>
@@ -672,16 +563,17 @@
         <w:rPr>
           <w:color w:val="000000"/>
         </w:rPr>
-        <w:t>: system status, costs, and health indicators are distributed across dashboards that are not operationally synchronized.</w:t>
-      </w:r>
-    </w:p>
-    <w:p>
-      <w:pPr>
-        <w:pStyle w:val="ListParagraph"/>
-        <w:numPr>
-          <w:ilvl w:val="0"/>
-          <w:numId w:val="12"/>
-        </w:numPr>
+        <w:t xml:space="preserve">: </w:t>
+      </w:r>
+      <w:r>
+        <w:rPr>
+          <w:color w:val="000000"/>
+        </w:rPr>
+        <w:t>there is a system health, costs, and status distributed across operationally-unlinked dashboards.</w:t>
+      </w:r>
+    </w:p>
+    <w:p>
+      <w:pPr>
         <w:pBdr>
           <w:top w:val="nil"/>
           <w:left w:val="nil"/>
@@ -690,58 +582,17 @@
           <w:between w:val="nil"/>
         </w:pBdr>
         <w:spacing w:before="82" w:line="252" w:lineRule="auto"/>
-        <w:ind w:right="257"/>
+        <w:ind w:left="838" w:right="257"/>
         <w:jc w:val="both"/>
-      </w:pPr>
-      <w:r>
-        <w:rPr>
-          <w:b/>
-          <w:bCs/>
-          <w:color w:val="000000"/>
-        </w:rPr>
-        <w:t>Reproducibility risk</w:t>
-      </w:r>
-      <w:r>
-        <w:rPr>
-          <w:color w:val="000000"/>
-        </w:rPr>
-        <w:t>: infrastructure steps that are manually chained become difficult to validate, replay, or audit at scale.</w:t>
-      </w:r>
-    </w:p>
-    <w:p>
-      <w:pPr>
-        <w:pBdr>
-          <w:top w:val="nil"/>
-          <w:left w:val="nil"/>
-          <w:bottom w:val="nil"/>
-          <w:right w:val="nil"/>
-          <w:between w:val="nil"/>
-        </w:pBdr>
-        <w:spacing w:before="42" w:line="252" w:lineRule="auto"/>
-        <w:ind w:left="259" w:right="257" w:firstLine="219"/>
-        <w:jc w:val="both"/>
-        <w:rPr>
-          <w:color w:val="000000"/>
-        </w:rPr>
-      </w:pPr>
-      <w:r>
-        <w:rPr>
-          <w:color w:val="000000"/>
-        </w:rPr>
-        <w:t xml:space="preserve">Pre-existing literature already associates these conditions with increased platform delivery time and increased drift </w:t>
-      </w:r>
-      <w:r>
-        <w:rPr>
-          <w:color w:val="000000"/>
-        </w:rPr>
-        <w:lastRenderedPageBreak/>
-        <w:t>probability [1], [5]. To be academically and industry relevant, however the most critical thing is not simply more automation but standardized automation that has traceable points of control</w:t>
-      </w:r>
-      <w:r>
-        <w:rPr>
-          <w:color w:val="000000"/>
-        </w:rPr>
-        <w:t>.</w:t>
+        <w:rPr>
+          <w:color w:val="000000"/>
+        </w:rPr>
+      </w:pPr>
+      <w:r>
+        <w:rPr>
+          <w:color w:val="000000"/>
+        </w:rPr>
+        <w:t>There is already existing literature that is linking these conditions to higher platform delivery time and more likely to become drifted [1], [5]. In order to be academically and industry relevant however, the most imperative thing is not necessarily an increased automation but rather standardized automation which has definable points of control.</w:t>
       </w:r>
     </w:p>
     <w:p>
@@ -769,14 +620,15 @@
           <w:color w:val="000000"/>
         </w:rPr>
       </w:pPr>
-      <w:bookmarkStart w:id="2" w:name="bookmark=id.w760t8qnxu2d" w:colFirst="0" w:colLast="0"/>
-      <w:bookmarkEnd w:id="2"/>
+      <w:bookmarkStart w:id="1" w:name="bookmark=id.w760t8qnxu2d" w:colFirst="0" w:colLast="0"/>
+      <w:bookmarkEnd w:id="1"/>
       <w:r>
         <w:rPr>
           <w:i/>
           <w:iCs/>
           <w:color w:val="000000"/>
         </w:rPr>
+        <w:lastRenderedPageBreak/>
         <w:t>AWS-Centric Research Scope and Motivation</w:t>
       </w:r>
     </w:p>
@@ -789,7 +641,7 @@
           <w:right w:val="nil"/>
           <w:between w:val="nil"/>
         </w:pBdr>
-        <w:spacing w:before="83" w:line="252" w:lineRule="auto"/>
+        <w:spacing w:before="54" w:line="252" w:lineRule="auto"/>
         <w:ind w:left="259" w:right="257" w:firstLine="219"/>
         <w:jc w:val="both"/>
         <w:rPr>
@@ -800,26 +652,20 @@
         <w:rPr>
           <w:color w:val="000000"/>
         </w:rPr>
-        <w:t>This paper will solely concentrate on Amazon Web Services (AWS) since the existing production-ready version of Nebula is AWS-native. Instead of making a grand yet still half-proven multi-cloud claim, this paper will take a depth-first approach: to prove one provider empirically and create a rigorous foundation of future cross-platform extensions</w:t>
-      </w:r>
-      <w:r>
-        <w:rPr>
-          <w:color w:val="000000"/>
-        </w:rPr>
-        <w:t>.</w:t>
-      </w:r>
-    </w:p>
-    <w:p>
-      <w:pPr>
-        <w:pBdr>
-          <w:top w:val="nil"/>
-          <w:left w:val="nil"/>
-          <w:bottom w:val="nil"/>
-          <w:right w:val="nil"/>
-          <w:between w:val="nil"/>
-        </w:pBdr>
-        <w:spacing w:before="3"/>
-        <w:ind w:left="478"/>
+        <w:t xml:space="preserve">The focus of this paper will be only on Amazon Web Services (AWS) as the current production-ready Nebula version is AWS-native. Properly speaking, rather than a bulky but still half-tested multi-cloud claim, the current paper shall approach the subject matter depth-first: to demonstrate that one provider works, and develop an empirical basis of cross-platform extensions in the future. </w:t>
+      </w:r>
+    </w:p>
+    <w:p>
+      <w:pPr>
+        <w:pBdr>
+          <w:top w:val="nil"/>
+          <w:left w:val="nil"/>
+          <w:bottom w:val="nil"/>
+          <w:right w:val="nil"/>
+          <w:between w:val="nil"/>
+        </w:pBdr>
+        <w:spacing w:before="54" w:line="252" w:lineRule="auto"/>
+        <w:ind w:left="259" w:right="257" w:firstLine="219"/>
         <w:jc w:val="both"/>
         <w:rPr>
           <w:color w:val="000000"/>
@@ -829,11 +675,12 @@
         <w:rPr>
           <w:color w:val="000000"/>
         </w:rPr>
-        <w:t>The scope includes:</w:t>
-      </w:r>
-    </w:p>
-    <w:p>
-      <w:pPr>
+        <w:t xml:space="preserve">The scope includes: </w:t>
+      </w:r>
+    </w:p>
+    <w:p>
+      <w:pPr>
+        <w:pStyle w:val="ListParagraph"/>
         <w:numPr>
           <w:ilvl w:val="1"/>
           <w:numId w:val="10"/>
@@ -845,21 +692,23 @@
           <w:right w:val="nil"/>
           <w:between w:val="nil"/>
         </w:pBdr>
-        <w:tabs>
-          <w:tab w:val="left" w:pos="694"/>
-        </w:tabs>
-        <w:spacing w:before="53"/>
-        <w:ind w:hanging="216"/>
-      </w:pPr>
-      <w:r>
-        <w:rPr>
-          <w:color w:val="000000"/>
-        </w:rPr>
-        <w:t>synchronized AWS inventory collection (EC2, S3, VPC),</w:t>
-      </w:r>
-    </w:p>
-    <w:p>
-      <w:pPr>
+        <w:spacing w:before="54" w:line="252" w:lineRule="auto"/>
+        <w:ind w:right="257"/>
+        <w:jc w:val="both"/>
+        <w:rPr>
+          <w:color w:val="000000"/>
+        </w:rPr>
+      </w:pPr>
+      <w:r>
+        <w:rPr>
+          <w:color w:val="000000"/>
+        </w:rPr>
+        <w:t xml:space="preserve">selected sync AWS inventory collection (EC2, S3, VPC), provisioning compute and storage provisioning using Terraform, </w:t>
+      </w:r>
+    </w:p>
+    <w:p>
+      <w:pPr>
+        <w:pStyle w:val="ListParagraph"/>
         <w:numPr>
           <w:ilvl w:val="1"/>
           <w:numId w:val="10"/>
@@ -871,21 +720,23 @@
           <w:right w:val="nil"/>
           <w:between w:val="nil"/>
         </w:pBdr>
-        <w:tabs>
-          <w:tab w:val="left" w:pos="694"/>
-        </w:tabs>
-        <w:spacing w:before="14"/>
-        <w:ind w:hanging="216"/>
-      </w:pPr>
-      <w:r>
-        <w:rPr>
-          <w:color w:val="000000"/>
-        </w:rPr>
-        <w:t>Terraform-based provisioning workflows for compute and storage,</w:t>
-      </w:r>
-    </w:p>
-    <w:p>
-      <w:pPr>
+        <w:spacing w:before="54" w:line="252" w:lineRule="auto"/>
+        <w:ind w:right="257"/>
+        <w:jc w:val="both"/>
+        <w:rPr>
+          <w:color w:val="000000"/>
+        </w:rPr>
+      </w:pPr>
+      <w:r>
+        <w:rPr>
+          <w:color w:val="000000"/>
+        </w:rPr>
+        <w:t xml:space="preserve">API-level operational telemetry (resource state and provider health), and </w:t>
+      </w:r>
+    </w:p>
+    <w:p>
+      <w:pPr>
+        <w:pStyle w:val="ListParagraph"/>
         <w:numPr>
           <w:ilvl w:val="1"/>
           <w:numId w:val="10"/>
@@ -897,43 +748,18 @@
           <w:right w:val="nil"/>
           <w:between w:val="nil"/>
         </w:pBdr>
-        <w:tabs>
-          <w:tab w:val="left" w:pos="694"/>
-        </w:tabs>
-        <w:spacing w:before="14"/>
-        <w:ind w:hanging="216"/>
-      </w:pPr>
-      <w:r>
-        <w:rPr>
-          <w:color w:val="000000"/>
-        </w:rPr>
-        <w:t>API-level operational telemetry (resource state and provider health), and</w:t>
-      </w:r>
-    </w:p>
-    <w:p>
-      <w:pPr>
-        <w:numPr>
-          <w:ilvl w:val="1"/>
-          <w:numId w:val="10"/>
-        </w:numPr>
-        <w:pBdr>
-          <w:top w:val="nil"/>
-          <w:left w:val="nil"/>
-          <w:bottom w:val="nil"/>
-          <w:right w:val="nil"/>
-          <w:between w:val="nil"/>
-        </w:pBdr>
-        <w:tabs>
-          <w:tab w:val="left" w:pos="694"/>
-        </w:tabs>
-        <w:spacing w:before="13"/>
-        <w:ind w:hanging="216"/>
-      </w:pPr>
-      <w:r>
-        <w:rPr>
-          <w:color w:val="000000"/>
-        </w:rPr>
-        <w:t>integrated cost summarization for governance workflows.</w:t>
+        <w:spacing w:before="54" w:line="252" w:lineRule="auto"/>
+        <w:ind w:right="257"/>
+        <w:jc w:val="both"/>
+        <w:rPr>
+          <w:color w:val="000000"/>
+        </w:rPr>
+      </w:pPr>
+      <w:r>
+        <w:rPr>
+          <w:color w:val="000000"/>
+        </w:rPr>
+        <w:t xml:space="preserve">built-in cost overview of governance processes. </w:t>
       </w:r>
     </w:p>
     <w:p>
@@ -983,8 +809,8 @@
           <w:color w:val="000000"/>
         </w:rPr>
       </w:pPr>
-      <w:bookmarkStart w:id="3" w:name="bookmark=id.vm4epd1v5za3" w:colFirst="0" w:colLast="0"/>
-      <w:bookmarkEnd w:id="3"/>
+      <w:bookmarkStart w:id="2" w:name="bookmark=id.vm4epd1v5za3" w:colFirst="0" w:colLast="0"/>
+      <w:bookmarkEnd w:id="2"/>
       <w:r>
         <w:rPr>
           <w:i/>
@@ -1014,11 +840,16 @@
         <w:rPr>
           <w:color w:val="000000"/>
         </w:rPr>
-        <w:t xml:space="preserve">Nebula uses a layered architecture, which isolates interaction logic, execution logic, and persistence logic. The architecture can be summarized by having five co-operating layers: </w:t>
-      </w:r>
-    </w:p>
-    <w:p>
-      <w:pPr>
+        <w:t xml:space="preserve">The layered architecture at Nebula separates the interaction logic, execution logic, and the persistence logic. The following can be summarized as the architecture of the architecture by having five layers of co-operation: </w:t>
+      </w:r>
+    </w:p>
+    <w:p>
+      <w:pPr>
+        <w:pStyle w:val="ListParagraph"/>
+        <w:numPr>
+          <w:ilvl w:val="1"/>
+          <w:numId w:val="10"/>
+        </w:numPr>
         <w:pBdr>
           <w:top w:val="nil"/>
           <w:left w:val="nil"/>
@@ -1027,7 +858,7 @@
           <w:between w:val="nil"/>
         </w:pBdr>
         <w:spacing w:before="42" w:line="252" w:lineRule="auto"/>
-        <w:ind w:left="259" w:right="257" w:firstLine="219"/>
+        <w:ind w:right="257"/>
         <w:jc w:val="both"/>
         <w:rPr>
           <w:color w:val="000000"/>
@@ -1037,11 +868,16 @@
         <w:rPr>
           <w:color w:val="000000"/>
         </w:rPr>
-        <w:t>• Presentation Layer (React + Vite): displays cohesive user workflows of credentials, provisioning, dashboard analytics and deployment tracking.</w:t>
-      </w:r>
-    </w:p>
-    <w:p>
-      <w:pPr>
+        <w:t xml:space="preserve">Presentation Layer (React + Vite): shows user workflows of credentials, provisioning, dashboard analytics and deploy track ethically together. </w:t>
+      </w:r>
+    </w:p>
+    <w:p>
+      <w:pPr>
+        <w:pStyle w:val="ListParagraph"/>
+        <w:numPr>
+          <w:ilvl w:val="1"/>
+          <w:numId w:val="10"/>
+        </w:numPr>
         <w:pBdr>
           <w:top w:val="nil"/>
           <w:left w:val="nil"/>
@@ -1050,7 +886,7 @@
           <w:between w:val="nil"/>
         </w:pBdr>
         <w:spacing w:before="42" w:line="252" w:lineRule="auto"/>
-        <w:ind w:left="259" w:right="257" w:firstLine="219"/>
+        <w:ind w:right="257"/>
         <w:jc w:val="both"/>
         <w:rPr>
           <w:color w:val="000000"/>
@@ -1060,11 +896,30 @@
         <w:rPr>
           <w:color w:val="000000"/>
         </w:rPr>
-        <w:t xml:space="preserve"> • Application API Layer (FastAPI): validates requests, implements authentication and authorization limits, and reveals orchestration endpoints. </w:t>
-      </w:r>
-    </w:p>
-    <w:p>
-      <w:pPr>
+        <w:t>Application API Layer (</w:t>
+      </w:r>
+      <w:proofErr w:type="spellStart"/>
+      <w:r>
+        <w:rPr>
+          <w:color w:val="000000"/>
+        </w:rPr>
+        <w:t>FastAPI</w:t>
+      </w:r>
+      <w:proofErr w:type="spellEnd"/>
+      <w:r>
+        <w:rPr>
+          <w:color w:val="000000"/>
+        </w:rPr>
+        <w:t xml:space="preserve">): authenticates requests, establishes authentication and authorization constraints, and uncovers orchestration endpoints. </w:t>
+      </w:r>
+    </w:p>
+    <w:p>
+      <w:pPr>
+        <w:pStyle w:val="ListParagraph"/>
+        <w:numPr>
+          <w:ilvl w:val="1"/>
+          <w:numId w:val="10"/>
+        </w:numPr>
         <w:pBdr>
           <w:top w:val="nil"/>
           <w:left w:val="nil"/>
@@ -1073,7 +928,7 @@
           <w:between w:val="nil"/>
         </w:pBdr>
         <w:spacing w:before="42" w:line="252" w:lineRule="auto"/>
-        <w:ind w:left="259" w:right="257" w:firstLine="219"/>
+        <w:ind w:right="257"/>
         <w:jc w:val="both"/>
         <w:rPr>
           <w:color w:val="000000"/>
@@ -1083,11 +938,30 @@
         <w:rPr>
           <w:color w:val="000000"/>
         </w:rPr>
-        <w:t xml:space="preserve">• Asynchronous Control Layer (Celery + Redis): enlists long-running tasks to avoid blocking front-end interactions by infrastructure runtime. </w:t>
-      </w:r>
-    </w:p>
-    <w:p>
-      <w:pPr>
+        <w:t xml:space="preserve">Asynchronous Control Layer (Celery + Redis): recruits long-running work via asynchronous requests </w:t>
+      </w:r>
+      <w:proofErr w:type="spellStart"/>
+      <w:r>
+        <w:rPr>
+          <w:color w:val="000000"/>
+        </w:rPr>
+        <w:t>inline</w:t>
+      </w:r>
+      <w:proofErr w:type="spellEnd"/>
+      <w:r>
+        <w:rPr>
+          <w:color w:val="000000"/>
+        </w:rPr>
+        <w:t xml:space="preserve"> with infrastructure as it runs so as not to interrupt front-end interactions. </w:t>
+      </w:r>
+    </w:p>
+    <w:p>
+      <w:pPr>
+        <w:pStyle w:val="ListParagraph"/>
+        <w:numPr>
+          <w:ilvl w:val="1"/>
+          <w:numId w:val="10"/>
+        </w:numPr>
         <w:pBdr>
           <w:top w:val="nil"/>
           <w:left w:val="nil"/>
@@ -1096,7 +970,7 @@
           <w:between w:val="nil"/>
         </w:pBdr>
         <w:spacing w:before="42" w:line="252" w:lineRule="auto"/>
-        <w:ind w:left="259" w:right="257" w:firstLine="219"/>
+        <w:ind w:right="257"/>
         <w:jc w:val="both"/>
         <w:rPr>
           <w:color w:val="000000"/>
@@ -1106,7 +980,7 @@
         <w:rPr>
           <w:color w:val="000000"/>
         </w:rPr>
-        <w:t xml:space="preserve">• Provisioning Layer (Terraform + AWS modules): performs deterministic state transitions in infrastructure based on declarative plans. </w:t>
+        <w:t>Provisioning Layer (Terraform + AWS modules): is used to realize a deterministic change in state in infrastructure with declarative plans.</w:t>
       </w:r>
     </w:p>
     <w:p>
@@ -1119,7 +993,7 @@
           <w:between w:val="nil"/>
         </w:pBdr>
         <w:spacing w:before="42" w:line="252" w:lineRule="auto"/>
-        <w:ind w:left="259" w:right="257" w:firstLine="219"/>
+        <w:ind w:left="259" w:right="257" w:firstLine="218"/>
         <w:jc w:val="both"/>
         <w:rPr>
           <w:color w:val="000000"/>
@@ -1129,25 +1003,7 @@
         <w:rPr>
           <w:color w:val="000000"/>
         </w:rPr>
-        <w:t>•</w:t>
-      </w:r>
-      <w:r>
-        <w:rPr>
-          <w:color w:val="000000"/>
-        </w:rPr>
-        <w:t xml:space="preserve"> </w:t>
-      </w:r>
-      <w:r>
-        <w:rPr>
-          <w:color w:val="000000"/>
-        </w:rPr>
-        <w:t>Data and Audit Layer (PostgreSQL): contains user context, encrypted credentials metadata, inventory snapshots, health records, and cost artifacts. This layering enhances maintainability since every layer has the ability to develop independently, and maintains a stable interface contract. It also enhances reliability: API responsiveness can be decoupled with failings in provisioning tasks</w:t>
-      </w:r>
-      <w:r>
-        <w:rPr>
-          <w:color w:val="000000"/>
-        </w:rPr>
-        <w:t>.</w:t>
+        <w:t>This layering enhances maintainability since every layer has the ability to develop independently, and maintains a stable interface contract. It also provides increased stability: API faultiness can be separated as provisioning activities fail.</w:t>
       </w:r>
     </w:p>
     <w:p>
@@ -1175,10 +1031,10 @@
           <w:color w:val="000000"/>
         </w:rPr>
       </w:pPr>
-      <w:bookmarkStart w:id="4" w:name="bookmark=id.4bsbxd4av4cz" w:colFirst="0" w:colLast="0"/>
-      <w:bookmarkStart w:id="5" w:name="bookmark=id.d7ht1eg6fiw3" w:colFirst="0" w:colLast="0"/>
+      <w:bookmarkStart w:id="3" w:name="bookmark=id.4bsbxd4av4cz" w:colFirst="0" w:colLast="0"/>
+      <w:bookmarkStart w:id="4" w:name="bookmark=id.d7ht1eg6fiw3" w:colFirst="0" w:colLast="0"/>
+      <w:bookmarkEnd w:id="3"/>
       <w:bookmarkEnd w:id="4"/>
-      <w:bookmarkEnd w:id="5"/>
       <w:r>
         <w:rPr>
           <w:i/>
@@ -1208,25 +1064,21 @@
         <w:rPr>
           <w:color w:val="000000"/>
         </w:rPr>
-        <w:t xml:space="preserve">The </w:t>
-      </w:r>
-      <w:r>
-        <w:rPr>
-          <w:color w:val="000000"/>
-        </w:rPr>
-        <w:t>other</w:t>
-      </w:r>
-      <w:r>
-        <w:rPr>
-          <w:color w:val="000000"/>
-        </w:rPr>
-        <w:t xml:space="preserve"> sections are organized as follows. Section II reviews literature on IaC, lock-in, and standardization frameworks. Section III explains strategic value and operational standardization outcomes. Section IV details feature abstractions and AI-oriented extensions. Section V documents implementation architecture, technology stack rationale, and workflow traceability. </w:t>
-      </w:r>
-      <w:r>
-        <w:rPr>
-          <w:color w:val="000000"/>
-        </w:rPr>
-        <w:t>Section VI shows performance evidence using actual project values. Section VII deals with scope of deployment and future directions of risk-management. Section VIII ends with conclusions, limitations and future development.</w:t>
+        <w:t xml:space="preserve">The other parts are arranged as follows. Section II is literature review of </w:t>
+      </w:r>
+      <w:proofErr w:type="spellStart"/>
+      <w:r>
+        <w:rPr>
+          <w:color w:val="000000"/>
+        </w:rPr>
+        <w:t>IaC</w:t>
+      </w:r>
+      <w:proofErr w:type="spellEnd"/>
+      <w:r>
+        <w:rPr>
+          <w:color w:val="000000"/>
+        </w:rPr>
+        <w:t>, lock in and standardization frameworks. Section III discusses strategic value and operational standardization results. In Section IV, abstractions and AI-oriented extensions are described. Section V records implementation architecture, technology stack rationale and workflow traceability. Section VI presents actual performance evidence based on actual values that are used in the project. Section VII deals with scope of deployment and future directions of risk-management. In the section VIII, there are conclusions, limitations and future development.</w:t>
       </w:r>
     </w:p>
     <w:p>
@@ -1248,8 +1100,8 @@
         <w:spacing w:before="154"/>
         <w:ind w:left="3593" w:hanging="320"/>
       </w:pPr>
-      <w:bookmarkStart w:id="6" w:name="bookmark=id.hleur7j72u48" w:colFirst="0" w:colLast="0"/>
-      <w:bookmarkEnd w:id="6"/>
+      <w:bookmarkStart w:id="5" w:name="bookmark=id.hleur7j72u48" w:colFirst="0" w:colLast="0"/>
+      <w:bookmarkEnd w:id="5"/>
       <w:r>
         <w:rPr>
           <w:smallCaps/>
@@ -1278,7 +1130,7 @@
         <w:rPr>
           <w:color w:val="000000"/>
         </w:rPr>
-        <w:t>The cloud operations literature is striking an over and over again common denominator: the technical capability to supply infrastructure is no longer the key bottleneck; the coordination of operations and consistent governance are [1], [6]. The section summarizes the findings that are most pertinent to an AWS-first orchestration implementation.</w:t>
+        <w:t>The literature on cloud operations is hitting an over and over again common denominator: the technical ability to provide infrastructure can no longer serve as the critical constraining factor; the inter-relationship between operations and regular governance is [1], [6]. This section provides a synopsis of the findings that are the most relevant to an implementation of AWS-first orchestration.</w:t>
       </w:r>
     </w:p>
     <w:p>
@@ -1335,73 +1187,66 @@
         <w:rPr>
           <w:color w:val="000000"/>
         </w:rPr>
-        <w:t xml:space="preserve">Infrastructure as Code (IaC) reframes infrastructure state as a versioned artifact rather than an implicit side effect of manual configuration </w:t>
-      </w:r>
-      <w:hyperlink w:anchor="_heading=h.m8sji24l8fj4">
-        <w:r>
-          <w:rPr>
-            <w:color w:val="000000"/>
-          </w:rPr>
-          <w:t>[3].</w:t>
-        </w:r>
-      </w:hyperlink>
-      <w:r>
-        <w:rPr>
-          <w:color w:val="000000"/>
-        </w:rPr>
-        <w:t xml:space="preserve"> This framing introduces software-like controls to infrastructure delivery: repeatability, reviewability, and predictable rollback patterns. </w:t>
-      </w:r>
-      <w:r>
-        <w:rPr>
-          <w:color w:val="000000"/>
-        </w:rPr>
-        <w:t>Terraform is now among the most popular IaC tools, as it offers declarative configuration, dependency-based planning, and generality, i.e. wide provider integration, using a common execution model [7], [8]. In this work, the importance of IaC is two-fold</w:t>
-      </w:r>
-      <w:r>
-        <w:rPr>
-          <w:color w:val="000000"/>
-        </w:rPr>
-        <w:t>. First, it creates a stable contract between user intent and runtime execution. Second, it allows orchestration logic to reason about lifecycle phases (</w:t>
-      </w:r>
-      <w:r>
-        <w:rPr>
-          <w:rFonts w:ascii="Courier New" w:eastAsia="Courier New" w:hAnsi="Courier New" w:cs="Courier New"/>
+        <w:t>Infrastructure as Code (</w:t>
+      </w:r>
+      <w:proofErr w:type="spellStart"/>
+      <w:r>
+        <w:rPr>
+          <w:color w:val="000000"/>
+        </w:rPr>
+        <w:t>IaC</w:t>
+      </w:r>
+      <w:proofErr w:type="spellEnd"/>
+      <w:r>
+        <w:rPr>
+          <w:color w:val="000000"/>
+        </w:rPr>
+        <w:t xml:space="preserve">) represents infrastructure state as a versioned artifact instead of an unintentional artifact of manual configuration [3]. This framing adds programmable aspects of infrastructure delivery: repeatability, auditable, and predictable rollback elements. One of the most adopted </w:t>
+      </w:r>
+      <w:proofErr w:type="spellStart"/>
+      <w:r>
+        <w:rPr>
+          <w:color w:val="000000"/>
+        </w:rPr>
+        <w:t>IaC</w:t>
+      </w:r>
+      <w:proofErr w:type="spellEnd"/>
+      <w:r>
+        <w:rPr>
+          <w:color w:val="000000"/>
+        </w:rPr>
+        <w:t xml:space="preserve"> tools is now Terraform as it is based on declarative configuration, dependency-based planning, and generality i.e. wide provider integration based on a common execution model [7], [8]. In this work, the importance of </w:t>
+      </w:r>
+      <w:proofErr w:type="spellStart"/>
+      <w:r>
+        <w:rPr>
+          <w:color w:val="000000"/>
+        </w:rPr>
+        <w:t>IaC</w:t>
+      </w:r>
+      <w:proofErr w:type="spellEnd"/>
+      <w:r>
+        <w:rPr>
+          <w:color w:val="000000"/>
+        </w:rPr>
+        <w:t xml:space="preserve"> is two-fold. To begin with, it establishes a predictable contract between user purpose and runtime execution. Second, it enables lifecycle reasoning (</w:t>
+      </w:r>
+      <w:proofErr w:type="spellStart"/>
+      <w:r>
+        <w:rPr>
           <w:color w:val="000000"/>
         </w:rPr>
         <w:t>init</w:t>
       </w:r>
-      <w:r>
-        <w:rPr>
-          <w:color w:val="000000"/>
-        </w:rPr>
-        <w:t xml:space="preserve">, </w:t>
-      </w:r>
-      <w:r>
-        <w:rPr>
-          <w:rFonts w:ascii="Courier New" w:eastAsia="Courier New" w:hAnsi="Courier New" w:cs="Courier New"/>
-          <w:color w:val="000000"/>
-        </w:rPr>
-        <w:t>plan</w:t>
-      </w:r>
-      <w:r>
-        <w:rPr>
-          <w:color w:val="000000"/>
-        </w:rPr>
-        <w:t xml:space="preserve">, </w:t>
-      </w:r>
-      <w:r>
-        <w:rPr>
-          <w:rFonts w:ascii="Courier New" w:eastAsia="Courier New" w:hAnsi="Courier New" w:cs="Courier New"/>
-          <w:color w:val="000000"/>
-        </w:rPr>
-        <w:t>apply</w:t>
-      </w:r>
-      <w:r>
-        <w:rPr>
-          <w:color w:val="000000"/>
-        </w:rPr>
-        <w:t>) in a provider-independent way, even when only AWS is currently deployed.</w:t>
-      </w:r>
+      <w:proofErr w:type="spellEnd"/>
+      <w:r>
+        <w:rPr>
+          <w:color w:val="000000"/>
+        </w:rPr>
+        <w:t>, plan, apply) to occur in a provider-independent manner, even in a deploy scenario where only AWS is in use.</w:t>
+      </w:r>
+      <w:bookmarkStart w:id="6" w:name="bookmark=id.9ult4wy4arty" w:colFirst="0" w:colLast="0"/>
+      <w:bookmarkEnd w:id="6"/>
     </w:p>
     <w:p>
       <w:pPr>
@@ -1428,8 +1273,6 @@
           <w:color w:val="000000"/>
         </w:rPr>
       </w:pPr>
-      <w:bookmarkStart w:id="7" w:name="bookmark=id.9ult4wy4arty" w:colFirst="0" w:colLast="0"/>
-      <w:bookmarkEnd w:id="7"/>
       <w:r>
         <w:rPr>
           <w:i/>
@@ -1459,32 +1302,28 @@
         <w:rPr>
           <w:color w:val="000000"/>
         </w:rPr>
+        <w:t xml:space="preserve">The lock-in is often reduced to proprietary API, but studies have revealed that lock-in has, at least four dimensions </w:t>
+      </w:r>
+      <w:r>
+        <w:rPr>
+          <w:color w:val="000000"/>
+        </w:rPr>
         <w:lastRenderedPageBreak/>
-        <w:t>Lock-in is frequently narrowed down to proprietary APIs, yet research indicates that lock-in has at least four dimensions: technical dependencies, operational habits, financial coupling, and strategic planning inertia [1], [9].</w:t>
-      </w:r>
-      <w:r>
-        <w:rPr>
-          <w:color w:val="000000"/>
-        </w:rPr>
-        <w:t xml:space="preserve"> </w:t>
-      </w:r>
-      <w:r>
-        <w:rPr>
-          <w:color w:val="000000"/>
-        </w:rPr>
-        <w:t>Organizations postpone migration even in the face of migration paths due to internal processes and team processes being optimized around one vendor control model. This is a subtlety that is significant in the current research.</w:t>
-      </w:r>
-      <w:r>
-        <w:rPr>
-          <w:color w:val="000000"/>
-        </w:rPr>
-        <w:t xml:space="preserve"> </w:t>
-      </w:r>
-      <w:r>
-        <w:rPr>
-          <w:color w:val="000000"/>
-        </w:rPr>
-        <w:t>This nuance is important for the present study. A platform can remain AWS-focused and still reduce lock-in pressure by enforcing portable operational practices: declarative templates, explicit workflow state transitions, and provider-agnostic orchestration boundaries.</w:t>
+        <w:t xml:space="preserve">the technical dependence, operational habits, financial dependency and strategy planning inertia [1], [9]. Even with migration paths, organizations delay the migration despite having internal processes and team processes that are </w:t>
+      </w:r>
+      <w:proofErr w:type="spellStart"/>
+      <w:r>
+        <w:rPr>
+          <w:color w:val="000000"/>
+        </w:rPr>
+        <w:t>optimised</w:t>
+      </w:r>
+      <w:proofErr w:type="spellEnd"/>
+      <w:r>
+        <w:rPr>
+          <w:color w:val="000000"/>
+        </w:rPr>
+        <w:t xml:space="preserve"> to a single vendor control model. This is a finer note, which is relevant in the present study. This peculiarity is significant to this study. One way a platform can be AWS-centric and at the same time decrease implementing lock-in pressure is through the implementation of portable operational patterns: declarative templates, explicit transitions of workflow state, provider-agnostic boundaries of orchestration.</w:t>
       </w:r>
     </w:p>
     <w:p>
@@ -1512,8 +1351,8 @@
           <w:color w:val="000000"/>
         </w:rPr>
       </w:pPr>
-      <w:bookmarkStart w:id="8" w:name="bookmark=id.1hi0ogozu38v" w:colFirst="0" w:colLast="0"/>
-      <w:bookmarkEnd w:id="8"/>
+      <w:bookmarkStart w:id="7" w:name="bookmark=id.1hi0ogozu38v" w:colFirst="0" w:colLast="0"/>
+      <w:bookmarkEnd w:id="7"/>
       <w:r>
         <w:rPr>
           <w:i/>
@@ -1543,13 +1382,7 @@
         <w:rPr>
           <w:color w:val="000000"/>
         </w:rPr>
-        <w:t>The guidance offered by NIST and ISO/IEC focuses on consistency of service definitions, management interfaces, and governance controls as preconditions of effective cloud operations [2], [10], [11]. This discussion is further extended to portability and interoperable service representation by complementary frameworks like TOSCA and OCCI [12], [13]. These references do not mandate a single implementation stack, although they all complement one major principle of key engineering: control plane standardization must be explicit, not incidental. Nebula is compatible with this concept by making authentication, changes in resource state, and telemetry access behind one API surface</w:t>
-      </w:r>
-      <w:r>
-        <w:rPr>
-          <w:color w:val="000000"/>
-        </w:rPr>
-        <w:t>.</w:t>
+        <w:t>The principles provided by NIST and ISO/IEC revolve around standardization of definitions of services, operational administrative interfaces and governance controls as pre-requisites of successful cloud operations [2], [10], [11]. This is further elaborated by the portability and interoperable service representation using companion frameworks such as TOSCA and OCCI [12], [13]. There are no implementation stacks dictated by these references, but they all complement one driving principle of key engineering, which is that control plane standardization should be explicit, not accidental. Nebula is able to support this concept by accessing authentication, resource state changes and telemetry behind a single API face.</w:t>
       </w:r>
     </w:p>
     <w:p>
@@ -1606,13 +1439,7 @@
         <w:rPr>
           <w:color w:val="000000"/>
         </w:rPr>
-        <w:t>According to prior benchmarking efforts, orchestration overhead typically remains smaller than the time to create resources on the provider side, particularly in the case of long-running tasks decoupled to synchronous request processing [14], [15]. This promotes a architecture in which API endpoints respond with quick recognition and background tasks do provisioning and synchronization tasks. It is also mentioned in the literature that the asynchronous patterns enhance failure management and throughput during concurrency, when queue semantics and task observability are properly implemented [16]. These observations can be directly seen in our architecture decisions of Redis-backed task routing and worker-driven Terraform execution.E. Cost Visibility and Governance Analytics</w:t>
-      </w:r>
-      <w:r>
-        <w:rPr>
-          <w:color w:val="000000"/>
-        </w:rPr>
-        <w:t>.</w:t>
+        <w:t>Previous benchmarking work has often found that orchestration overhead is usually less than the time to reallocate resources on the provider side, especially when the task to perform is long-lived and is not bound by synchronous handling of request processing [14], [15]. This advocates an architecture where API endpoints react to rapid recognition and background work accomplishes provisioning and syncing work. The literature also states that, when the asynchronous patterns are appropriately applied, failure management and throughput under concurrency are also improved when queue semantics as well as observability of tasks are implemented [16]. These can be observed directly in our architecture choices of Redis backed task routing and worker-driven Terraform execution.</w:t>
       </w:r>
     </w:p>
     <w:p>
@@ -1640,8 +1467,8 @@
           <w:color w:val="000000"/>
         </w:rPr>
       </w:pPr>
-      <w:bookmarkStart w:id="9" w:name="bookmark=id.nhirtv3va04r" w:colFirst="0" w:colLast="0"/>
-      <w:bookmarkEnd w:id="9"/>
+      <w:bookmarkStart w:id="8" w:name="bookmark=id.nhirtv3va04r" w:colFirst="0" w:colLast="0"/>
+      <w:bookmarkEnd w:id="8"/>
       <w:r>
         <w:rPr>
           <w:i/>
@@ -1671,7 +1498,21 @@
         <w:rPr>
           <w:color w:val="000000"/>
         </w:rPr>
-        <w:t>The available studies are very strategic, but implementation articles featuring open operational values are less frequent. Numerous papers philosophize about the patterns of architecture, but give minimal replicable observations of working systems. The present paper fills this gap by providing an AWS-first implementation, explicit metrics, workflow traces, and section-level constraints. It is not a goal of over-claiming that clouds are generally applicable, but to create a concrete base, which can be tested, criticized, and built upon.</w:t>
+        <w:t xml:space="preserve">The studies available are quite strategic but less common are implementation articles with open values of operation. Many intelligence papers philosophize regarding architectural </w:t>
+      </w:r>
+      <w:proofErr w:type="gramStart"/>
+      <w:r>
+        <w:rPr>
+          <w:color w:val="000000"/>
+        </w:rPr>
+        <w:t>trends,</w:t>
+      </w:r>
+      <w:proofErr w:type="gramEnd"/>
+      <w:r>
+        <w:rPr>
+          <w:color w:val="000000"/>
+        </w:rPr>
+        <w:t xml:space="preserve"> however, they have small replicable training of operating systems. This gap is filled by the current paper by presenting an AWS-first implementation, fine-grained metrics, workflow traces, and constraint on sections. The aim of the over-claiming is not that clouds are universally applicable but establishing a solid ground of concrete, whose foundations can be subject to verification, critique and further construction.</w:t>
       </w:r>
     </w:p>
     <w:p>
@@ -1728,7 +1569,7 @@
         <w:rPr>
           <w:color w:val="000000"/>
         </w:rPr>
-        <w:t>Existing research provides strong strategic guidance, yet implementation papers with transparent operational values are less common. Many studies discuss architecture patterns conceptually but provide limited reproducible observations from working systems. This paper positions itself in that gap by delivering an AWS-first implementation with explicit metrics, workflow traces, and section-level constraints. The objective is not to over-claim universal cloud generalization, but to establish a concrete baseline that can be evaluated, critiqued, and extended.</w:t>
+        <w:t>Available literature is of excellent strategic advice, but implementation documents which have clear operation value are not so widespread. Numerous papers talk about architecture patterns, in conceptual terms, but lack reproducible observations of systems in practice. The given paper finds itself at the point of this gap by providing an AWS-first implementation with clearly defined metrics, workflow traces, as well as section level constraints. The aim is not to proclaim undue generalization of clouds, but to put an actual threshold that can be tested, criticized and expanded.</w:t>
       </w:r>
     </w:p>
     <w:p>
@@ -1750,8 +1591,8 @@
         <w:spacing w:before="154"/>
         <w:ind w:left="4041" w:hanging="403"/>
       </w:pPr>
-      <w:bookmarkStart w:id="10" w:name="bookmark=id.9ubipqcihlq5" w:colFirst="0" w:colLast="0"/>
-      <w:bookmarkEnd w:id="10"/>
+      <w:bookmarkStart w:id="9" w:name="bookmark=id.9ubipqcihlq5" w:colFirst="0" w:colLast="0"/>
+      <w:bookmarkEnd w:id="9"/>
       <w:r>
         <w:rPr>
           <w:smallCaps/>
@@ -1780,7 +1621,7 @@
         <w:rPr>
           <w:color w:val="000000"/>
         </w:rPr>
-        <w:t>The value proposal offered by Nebula is focused on the standardization of operations, rather than automation volume. The platform will be designed to transform disjointed AWS routines into an integrated lifecycle that can be implemented, monitored, and audited using a single interface and a single API contract.</w:t>
+        <w:t>The price suggestion, presented by Nebula, is centered around standardization of operations, and not the volume of automation. The platform will be modeled to make fragmented AWS routines integrated to form a lifecycle, which can be implemented, monitored and audited through one interface and single API contract.</w:t>
       </w:r>
     </w:p>
     <w:p>
@@ -1837,7 +1678,7 @@
         <w:rPr>
           <w:color w:val="000000"/>
         </w:rPr>
-        <w:t>Teams can automate a subset of tasks (such as provisioning scripts) and still leave some neighboring tasks (health checks, cost reconciliation and inventory refresh) manual. The end-to-end consistency is maintained in this model of partial automation, which generates local speedups. Nebula also solves this by implementing standardized states and coordinated data flows through provisioning, monitoring and cost governance.B. AWS Operational Consolidation.</w:t>
+        <w:t>Teams are able to automate a sub-set of the tasks (e.g. provisioning scripts) and leave some adjacent tasks (health checks, cost reconciliation and inventory refresh) manual. Local speedups are produced in this model of partial automation in order to sustain the end-to-end consistency. Nebula addresses this as well by introducing standardized states and coordinated data flows via provisioning, monitoring and cost governance.</w:t>
       </w:r>
     </w:p>
     <w:p>
@@ -1865,8 +1706,8 @@
           <w:color w:val="000000"/>
         </w:rPr>
       </w:pPr>
-      <w:bookmarkStart w:id="11" w:name="bookmark=id.kgfqn9q6p3df" w:colFirst="0" w:colLast="0"/>
-      <w:bookmarkEnd w:id="11"/>
+      <w:bookmarkStart w:id="10" w:name="bookmark=id.kgfqn9q6p3df" w:colFirst="0" w:colLast="0"/>
+      <w:bookmarkEnd w:id="10"/>
       <w:r>
         <w:rPr>
           <w:i/>
@@ -1896,7 +1737,21 @@
         <w:rPr>
           <w:color w:val="000000"/>
         </w:rPr>
-        <w:t>In the traditional use of AWS, engineers move between EC2, S3, VPC, and Cost Explorer consoles with the custom scripts to fill the gaps between the systems. This trend adds to the extent of time during handoffs and introduces variability in the process. Nebula formalizes these interactions by providing homogeneous request and response semantics, decreasing the necessity of service.C. Governance and Cost Interpretability.</w:t>
+        <w:t xml:space="preserve">Within the conventional application of AWS, the custom scripts enable engineers to go between the EC2, S3, VPC, and Cost Explorer consoles to bridge the gaps between the systems. The trend contributes to the length of time in the process of handoffs and creates inconsistencies in the process. Nebula </w:t>
+      </w:r>
+      <w:proofErr w:type="spellStart"/>
+      <w:r>
+        <w:rPr>
+          <w:color w:val="000000"/>
+        </w:rPr>
+        <w:t>formalises</w:t>
+      </w:r>
+      <w:proofErr w:type="spellEnd"/>
+      <w:r>
+        <w:rPr>
+          <w:color w:val="000000"/>
+        </w:rPr>
+        <w:t xml:space="preserve"> these interactions by offering homogeneous request and response semantics, eliminating the need to service.</w:t>
       </w:r>
     </w:p>
     <w:p>
@@ -1924,14 +1779,13 @@
           <w:color w:val="000000"/>
         </w:rPr>
       </w:pPr>
-      <w:bookmarkStart w:id="12" w:name="bookmark=id.o472mus8pkxf" w:colFirst="0" w:colLast="0"/>
-      <w:bookmarkEnd w:id="12"/>
       <w:r>
         <w:rPr>
           <w:i/>
           <w:iCs/>
           <w:color w:val="000000"/>
         </w:rPr>
+        <w:lastRenderedPageBreak/>
         <w:t>Governance and Cost Interpretability</w:t>
       </w:r>
     </w:p>
@@ -1955,8 +1809,7 @@
         <w:rPr>
           <w:color w:val="000000"/>
         </w:rPr>
-        <w:lastRenderedPageBreak/>
-        <w:t>The financial significance of operational decisions can only be achieved when cost visibility is part of execution workflows [9], [17]. The platform interconnects resource metadata and billing indicators, providing the possibility to interpret the spend structure directly by the service type. This minimizes time to report and helps in quicker engineering-level governance decisions.D. Real Project Data Operational Standardization.</w:t>
+        <w:t>Operational decisions having a financial significance can only be reached when developed as cost visibility as part of execution workflows [9], [17]. The platform interconnects resource metadata and billing indicators, providing the possibility to interpret the spend structure directly by the service type. This minimizes time to report and helps in quicker engineering-level governance decisions.</w:t>
       </w:r>
     </w:p>
     <w:p>
@@ -1984,8 +1837,8 @@
           <w:color w:val="000000"/>
         </w:rPr>
       </w:pPr>
-      <w:bookmarkStart w:id="13" w:name="bookmark=id.xsl69p2mbz0" w:colFirst="0" w:colLast="0"/>
-      <w:bookmarkEnd w:id="13"/>
+      <w:bookmarkStart w:id="11" w:name="bookmark=id.xsl69p2mbz0" w:colFirst="0" w:colLast="0"/>
+      <w:bookmarkEnd w:id="11"/>
       <w:r>
         <w:rPr>
           <w:i/>
@@ -2027,8 +1880,8 @@
           <w:szCs w:val="18"/>
         </w:rPr>
       </w:pPr>
-      <w:bookmarkStart w:id="14" w:name="_heading=h.ngmzcjehwb20" w:colFirst="0" w:colLast="0"/>
-      <w:bookmarkEnd w:id="14"/>
+      <w:bookmarkStart w:id="12" w:name="_heading=h.ngmzcjehwb20" w:colFirst="0" w:colLast="0"/>
+      <w:bookmarkEnd w:id="12"/>
       <w:r>
         <w:rPr>
           <w:sz w:val="18"/>
@@ -2415,6 +2268,7 @@
               <w:tab/>
               <w:t>Celery (</w:t>
             </w:r>
+            <w:proofErr w:type="spellStart"/>
             <w:r>
               <w:rPr>
                 <w:rFonts w:ascii="Courier New" w:eastAsia="Courier New" w:hAnsi="Courier New" w:cs="Courier New"/>
@@ -2424,6 +2278,7 @@
               </w:rPr>
               <w:t>sync_all_users_resources</w:t>
             </w:r>
+            <w:proofErr w:type="spellEnd"/>
             <w:r>
               <w:rPr>
                 <w:color w:val="000000"/>
@@ -2606,6 +2461,7 @@
                 <w:szCs w:val="18"/>
               </w:rPr>
             </w:pPr>
+            <w:proofErr w:type="spellStart"/>
             <w:r>
               <w:rPr>
                 <w:rFonts w:ascii="Courier New" w:eastAsia="Courier New" w:hAnsi="Courier New" w:cs="Courier New"/>
@@ -2615,14 +2471,25 @@
               </w:rPr>
               <w:t>provider_health</w:t>
             </w:r>
+            <w:proofErr w:type="spellEnd"/>
             <w:r>
               <w:rPr>
                 <w:color w:val="000000"/>
                 <w:sz w:val="18"/>
                 <w:szCs w:val="18"/>
               </w:rPr>
-              <w:t>; sample response latency recorded as 145 ms.</w:t>
+              <w:t xml:space="preserve">; sample response latency recorded as 145 </w:t>
             </w:r>
+            <w:proofErr w:type="spellStart"/>
+            <w:r>
+              <w:rPr>
+                <w:color w:val="000000"/>
+                <w:sz w:val="18"/>
+                <w:szCs w:val="18"/>
+              </w:rPr>
+              <w:t>ms.</w:t>
+            </w:r>
+            <w:proofErr w:type="spellEnd"/>
           </w:p>
         </w:tc>
       </w:tr>
@@ -2772,7 +2639,25 @@
                 <w:sz w:val="18"/>
                 <w:szCs w:val="18"/>
               </w:rPr>
-              <w:t>API acknowledgement remains below 100 ms with 10 concurrent re- quests while provisioning runs asynchronously.</w:t>
+              <w:t xml:space="preserve">API acknowledgement remains below 100 </w:t>
+            </w:r>
+            <w:proofErr w:type="spellStart"/>
+            <w:r>
+              <w:rPr>
+                <w:color w:val="000000"/>
+                <w:sz w:val="18"/>
+                <w:szCs w:val="18"/>
+              </w:rPr>
+              <w:t>ms</w:t>
+            </w:r>
+            <w:proofErr w:type="spellEnd"/>
+            <w:r>
+              <w:rPr>
+                <w:color w:val="000000"/>
+                <w:sz w:val="18"/>
+                <w:szCs w:val="18"/>
+              </w:rPr>
+              <w:t xml:space="preserve"> with 10 concurrent re- quests while provisioning runs asynchronously.</w:t>
             </w:r>
           </w:p>
         </w:tc>
@@ -3166,8 +3051,8 @@
           <w:color w:val="000000"/>
         </w:rPr>
       </w:pPr>
-      <w:bookmarkStart w:id="15" w:name="bookmark=id.5fj7uznokcpy" w:colFirst="0" w:colLast="0"/>
-      <w:bookmarkEnd w:id="15"/>
+      <w:bookmarkStart w:id="13" w:name="bookmark=id.5fj7uznokcpy" w:colFirst="0" w:colLast="0"/>
+      <w:bookmarkEnd w:id="13"/>
     </w:p>
     <w:p>
       <w:pPr>
@@ -3223,8 +3108,8 @@
           <w:color w:val="000000"/>
         </w:rPr>
       </w:pPr>
-      <w:bookmarkStart w:id="16" w:name="bookmark=id.pb9lsfiiua49" w:colFirst="0" w:colLast="0"/>
-      <w:bookmarkEnd w:id="16"/>
+      <w:bookmarkStart w:id="14" w:name="bookmark=id.pb9lsfiiua49" w:colFirst="0" w:colLast="0"/>
+      <w:bookmarkEnd w:id="14"/>
       <w:r>
         <w:rPr>
           <w:i/>
@@ -3276,8 +3161,8 @@
         <w:spacing w:before="152"/>
         <w:ind w:left="3788" w:hanging="378"/>
       </w:pPr>
-      <w:bookmarkStart w:id="17" w:name="bookmark=id.jfqfbajra9pt" w:colFirst="0" w:colLast="0"/>
-      <w:bookmarkEnd w:id="17"/>
+      <w:bookmarkStart w:id="15" w:name="bookmark=id.jfqfbajra9pt" w:colFirst="0" w:colLast="0"/>
+      <w:bookmarkEnd w:id="15"/>
       <w:r>
         <w:rPr>
           <w:smallCaps/>
@@ -3334,8 +3219,8 @@
           <w:color w:val="000000"/>
         </w:rPr>
       </w:pPr>
-      <w:bookmarkStart w:id="18" w:name="bookmark=id.bb743ta0sqel" w:colFirst="0" w:colLast="0"/>
-      <w:bookmarkEnd w:id="18"/>
+      <w:bookmarkStart w:id="16" w:name="bookmark=id.bb743ta0sqel" w:colFirst="0" w:colLast="0"/>
+      <w:bookmarkEnd w:id="16"/>
       <w:r>
         <w:rPr>
           <w:i/>
@@ -3399,8 +3284,8 @@
           <w:color w:val="000000"/>
         </w:rPr>
       </w:pPr>
-      <w:bookmarkStart w:id="19" w:name="bookmark=id.1z9a6kn0gafc" w:colFirst="0" w:colLast="0"/>
-      <w:bookmarkEnd w:id="19"/>
+      <w:bookmarkStart w:id="17" w:name="bookmark=id.1z9a6kn0gafc" w:colFirst="0" w:colLast="0"/>
+      <w:bookmarkEnd w:id="17"/>
       <w:r>
         <w:rPr>
           <w:i/>
@@ -3430,14 +3315,28 @@
         <w:rPr>
           <w:color w:val="000000"/>
         </w:rPr>
-        <w:t xml:space="preserve">The platform may suggest the correct instance classes of EC2 and alert on history of over-provisioning using </w:t>
-      </w:r>
-      <w:r>
-        <w:rPr>
-          <w:color w:val="000000"/>
-        </w:rPr>
         <w:lastRenderedPageBreak/>
-        <w:t>historical utilization indicators [18], [19]. An illustrative example is that low sustained utilization workloads can be scaled down large families to burstable levels like t3.medium to minimize unnecessary spend on compute resources and maintain application availability goals.C. Utilization Anomaly Detection.</w:t>
+        <w:t>The platform can recommend the right instance classes of EC2 and warn about history of over-provisioning based on the history of utilization notifications [18], [19]. A case in point is that sustained workloads that are at a low level can be reduced to a burstable level say t</w:t>
+      </w:r>
+      <w:proofErr w:type="gramStart"/>
+      <w:r>
+        <w:rPr>
+          <w:color w:val="000000"/>
+        </w:rPr>
+        <w:t>3.medium</w:t>
+      </w:r>
+      <w:proofErr w:type="gramEnd"/>
+      <w:r>
+        <w:rPr>
+          <w:color w:val="000000"/>
+        </w:rPr>
+        <w:t xml:space="preserve"> to reduce unnecessary spend on compute resources and achieve the application availability targets</w:t>
+      </w:r>
+      <w:r>
+        <w:rPr>
+          <w:color w:val="000000"/>
+        </w:rPr>
+        <w:t>.</w:t>
       </w:r>
     </w:p>
     <w:p>
@@ -3465,8 +3364,6 @@
           <w:color w:val="000000"/>
         </w:rPr>
       </w:pPr>
-      <w:bookmarkStart w:id="20" w:name="bookmark=id.wvsyz8vd5g5o" w:colFirst="0" w:colLast="0"/>
-      <w:bookmarkEnd w:id="20"/>
       <w:r>
         <w:rPr>
           <w:i/>
@@ -3496,13 +3393,7 @@
         <w:rPr>
           <w:color w:val="000000"/>
         </w:rPr>
-        <w:t>AWS anomaly detectors can detect sudden changes in activity and cost signatures. These deviations can be seen as configuration mistakes, a burst of demand, non-optimal scaling policies, or even malicious consumption [20]. Practically, anomaly output may be connected with alerting and investigation processes instead of automatic destructive measures, which will not harm operational safety</w:t>
-      </w:r>
-      <w:r>
-        <w:rPr>
-          <w:color w:val="000000"/>
-        </w:rPr>
-        <w:t>.</w:t>
+        <w:t>AWS anomaly detectors are able to discover activity and cost changes that are unexpected. These deviations can be seen as configuration mistakes, a burst of demand, non-optimal scaling policies, or even malicious consumption [20]. In practice, the production of anomalies can be related to the mechanisms of notifying and investigating rather than destructive actions that will not adversely affect the safety of operation.</w:t>
       </w:r>
     </w:p>
     <w:p>
@@ -3530,8 +3421,8 @@
           <w:color w:val="000000"/>
         </w:rPr>
       </w:pPr>
-      <w:bookmarkStart w:id="21" w:name="bookmark=id.kil2dcb2p7t6" w:colFirst="0" w:colLast="0"/>
-      <w:bookmarkEnd w:id="21"/>
+      <w:bookmarkStart w:id="18" w:name="bookmark=id.kil2dcb2p7t6" w:colFirst="0" w:colLast="0"/>
+      <w:bookmarkEnd w:id="18"/>
       <w:r>
         <w:rPr>
           <w:i/>
@@ -3561,7 +3452,7 @@
         <w:rPr>
           <w:color w:val="000000"/>
         </w:rPr>
-        <w:t>When used with resource state and tags, cost signals are more useful. The intended recommendation layer by Nebula selects the cleanup candidates (idle resources, unattached components, underutilized instances) and exposes ranked actions that have a likely financial outcome [21]. This framing makes optimization actionable and audit-oriented.E. AWS Mapping and Abstraction Layer.</w:t>
+        <w:t>Cost signals prove to be more helpful when combined with resource state and tags. The recommended layer that Nebula aims to choose is the cleanup candidates (idle resources, unattached components, underutilized instances) and reveal prioritized actions that are likely to have a financial result [21]. This framing renders optimization a step to take and an audit.</w:t>
       </w:r>
     </w:p>
     <w:p>
@@ -3588,8 +3479,8 @@
           <w:color w:val="000000"/>
         </w:rPr>
       </w:pPr>
-      <w:bookmarkStart w:id="22" w:name="bookmark=id.t4gqrq9ibvly" w:colFirst="0" w:colLast="0"/>
-      <w:bookmarkEnd w:id="22"/>
+      <w:bookmarkStart w:id="19" w:name="bookmark=id.t4gqrq9ibvly" w:colFirst="0" w:colLast="0"/>
+      <w:bookmarkEnd w:id="19"/>
       <w:r>
         <w:rPr>
           <w:i/>
@@ -3645,8 +3536,8 @@
           <w:szCs w:val="18"/>
         </w:rPr>
       </w:pPr>
-      <w:bookmarkStart w:id="23" w:name="_heading=h.k27i5ugmgbug" w:colFirst="0" w:colLast="0"/>
-      <w:bookmarkEnd w:id="23"/>
+      <w:bookmarkStart w:id="20" w:name="_heading=h.k27i5ugmgbug" w:colFirst="0" w:colLast="0"/>
+      <w:bookmarkEnd w:id="20"/>
       <w:r>
         <w:rPr>
           <w:sz w:val="18"/>
@@ -3927,6 +3818,144 @@
                 <w:sz w:val="18"/>
                 <w:szCs w:val="18"/>
               </w:rPr>
+              <w:t>t</w:t>
+            </w:r>
+            <w:proofErr w:type="gramStart"/>
+            <w:r>
+              <w:rPr>
+                <w:rFonts w:ascii="Courier New" w:eastAsia="Courier New" w:hAnsi="Courier New" w:cs="Courier New"/>
+                <w:color w:val="000000"/>
+                <w:sz w:val="18"/>
+                <w:szCs w:val="18"/>
+              </w:rPr>
+              <w:t>3.medium</w:t>
+            </w:r>
+            <w:proofErr w:type="gramEnd"/>
+          </w:p>
+        </w:tc>
+      </w:tr>
+      <w:tr>
+        <w:trPr>
+          <w:trHeight w:val="296"/>
+        </w:trPr>
+        <w:tc>
+          <w:tcPr>
+            <w:tcW w:w="2245" w:type="dxa"/>
+          </w:tcPr>
+          <w:p>
+            <w:pPr>
+              <w:pBdr>
+                <w:top w:val="nil"/>
+                <w:left w:val="nil"/>
+                <w:bottom w:val="nil"/>
+                <w:right w:val="nil"/>
+                <w:between w:val="nil"/>
+              </w:pBdr>
+              <w:spacing w:line="184" w:lineRule="auto"/>
+              <w:ind w:left="118"/>
+              <w:rPr>
+                <w:color w:val="000000"/>
+                <w:sz w:val="18"/>
+                <w:szCs w:val="18"/>
+              </w:rPr>
+            </w:pPr>
+            <w:r>
+              <w:rPr>
+                <w:color w:val="000000"/>
+                <w:sz w:val="18"/>
+                <w:szCs w:val="18"/>
+              </w:rPr>
+              <w:t>Burst Workload Compute</w:t>
+            </w:r>
+          </w:p>
+        </w:tc>
+        <w:tc>
+          <w:tcPr>
+            <w:tcW w:w="2426" w:type="dxa"/>
+          </w:tcPr>
+          <w:p>
+            <w:pPr>
+              <w:pBdr>
+                <w:top w:val="nil"/>
+                <w:left w:val="nil"/>
+                <w:bottom w:val="nil"/>
+                <w:right w:val="nil"/>
+                <w:between w:val="nil"/>
+              </w:pBdr>
+              <w:spacing w:line="187" w:lineRule="auto"/>
+              <w:ind w:left="118"/>
+              <w:rPr>
+                <w:rFonts w:ascii="Courier New" w:eastAsia="Courier New" w:hAnsi="Courier New" w:cs="Courier New"/>
+                <w:color w:val="000000"/>
+                <w:sz w:val="18"/>
+                <w:szCs w:val="18"/>
+              </w:rPr>
+            </w:pPr>
+            <w:r>
+              <w:rPr>
+                <w:rFonts w:ascii="Courier New" w:eastAsia="Courier New" w:hAnsi="Courier New" w:cs="Courier New"/>
+                <w:color w:val="000000"/>
+                <w:sz w:val="18"/>
+                <w:szCs w:val="18"/>
+              </w:rPr>
+              <w:t>burst-vm-v1</w:t>
+            </w:r>
+          </w:p>
+        </w:tc>
+        <w:tc>
+          <w:tcPr>
+            <w:tcW w:w="2824" w:type="dxa"/>
+          </w:tcPr>
+          <w:p>
+            <w:pPr>
+              <w:pBdr>
+                <w:top w:val="nil"/>
+                <w:left w:val="nil"/>
+                <w:bottom w:val="nil"/>
+                <w:right w:val="nil"/>
+                <w:between w:val="nil"/>
+              </w:pBdr>
+              <w:spacing w:line="187" w:lineRule="auto"/>
+              <w:ind w:left="117"/>
+              <w:rPr>
+                <w:rFonts w:ascii="Courier New" w:eastAsia="Courier New" w:hAnsi="Courier New" w:cs="Courier New"/>
+                <w:color w:val="000000"/>
+                <w:sz w:val="18"/>
+                <w:szCs w:val="18"/>
+              </w:rPr>
+            </w:pPr>
+            <w:r>
+              <w:rPr>
+                <w:color w:val="000000"/>
+                <w:sz w:val="18"/>
+                <w:szCs w:val="18"/>
+              </w:rPr>
+              <w:t xml:space="preserve">EC2 </w:t>
+            </w:r>
+            <w:r>
+              <w:rPr>
+                <w:rFonts w:ascii="Courier New" w:eastAsia="Courier New" w:hAnsi="Courier New" w:cs="Courier New"/>
+                <w:color w:val="000000"/>
+                <w:sz w:val="18"/>
+                <w:szCs w:val="18"/>
+              </w:rPr>
+              <w:t>t3.small</w:t>
+            </w:r>
+            <w:r>
+              <w:rPr>
+                <w:color w:val="000000"/>
+                <w:sz w:val="18"/>
+                <w:szCs w:val="18"/>
+              </w:rPr>
+              <w:t>/</w:t>
+            </w:r>
+            <w:r>
+              <w:rPr>
+                <w:rFonts w:ascii="Courier New" w:eastAsia="Courier New" w:hAnsi="Courier New" w:cs="Courier New"/>
+                <w:color w:val="000000"/>
+                <w:sz w:val="18"/>
+                <w:szCs w:val="18"/>
+              </w:rPr>
               <w:t>t3.medium</w:t>
             </w:r>
           </w:p>
@@ -3963,133 +3992,6 @@
                 <w:sz w:val="18"/>
                 <w:szCs w:val="18"/>
               </w:rPr>
-              <w:t>Burst Workload Compute</w:t>
-            </w:r>
-          </w:p>
-        </w:tc>
-        <w:tc>
-          <w:tcPr>
-            <w:tcW w:w="2426" w:type="dxa"/>
-          </w:tcPr>
-          <w:p>
-            <w:pPr>
-              <w:pBdr>
-                <w:top w:val="nil"/>
-                <w:left w:val="nil"/>
-                <w:bottom w:val="nil"/>
-                <w:right w:val="nil"/>
-                <w:between w:val="nil"/>
-              </w:pBdr>
-              <w:spacing w:line="187" w:lineRule="auto"/>
-              <w:ind w:left="118"/>
-              <w:rPr>
-                <w:rFonts w:ascii="Courier New" w:eastAsia="Courier New" w:hAnsi="Courier New" w:cs="Courier New"/>
-                <w:color w:val="000000"/>
-                <w:sz w:val="18"/>
-                <w:szCs w:val="18"/>
-              </w:rPr>
-            </w:pPr>
-            <w:r>
-              <w:rPr>
-                <w:rFonts w:ascii="Courier New" w:eastAsia="Courier New" w:hAnsi="Courier New" w:cs="Courier New"/>
-                <w:color w:val="000000"/>
-                <w:sz w:val="18"/>
-                <w:szCs w:val="18"/>
-              </w:rPr>
-              <w:t>burst-vm-v1</w:t>
-            </w:r>
-          </w:p>
-        </w:tc>
-        <w:tc>
-          <w:tcPr>
-            <w:tcW w:w="2824" w:type="dxa"/>
-          </w:tcPr>
-          <w:p>
-            <w:pPr>
-              <w:pBdr>
-                <w:top w:val="nil"/>
-                <w:left w:val="nil"/>
-                <w:bottom w:val="nil"/>
-                <w:right w:val="nil"/>
-                <w:between w:val="nil"/>
-              </w:pBdr>
-              <w:spacing w:line="187" w:lineRule="auto"/>
-              <w:ind w:left="117"/>
-              <w:rPr>
-                <w:rFonts w:ascii="Courier New" w:eastAsia="Courier New" w:hAnsi="Courier New" w:cs="Courier New"/>
-                <w:color w:val="000000"/>
-                <w:sz w:val="18"/>
-                <w:szCs w:val="18"/>
-              </w:rPr>
-            </w:pPr>
-            <w:r>
-              <w:rPr>
-                <w:color w:val="000000"/>
-                <w:sz w:val="18"/>
-                <w:szCs w:val="18"/>
-              </w:rPr>
-              <w:t xml:space="preserve">EC2 </w:t>
-            </w:r>
-            <w:r>
-              <w:rPr>
-                <w:rFonts w:ascii="Courier New" w:eastAsia="Courier New" w:hAnsi="Courier New" w:cs="Courier New"/>
-                <w:color w:val="000000"/>
-                <w:sz w:val="18"/>
-                <w:szCs w:val="18"/>
-              </w:rPr>
-              <w:t>t3.small</w:t>
-            </w:r>
-            <w:r>
-              <w:rPr>
-                <w:color w:val="000000"/>
-                <w:sz w:val="18"/>
-                <w:szCs w:val="18"/>
-              </w:rPr>
-              <w:t>/</w:t>
-            </w:r>
-            <w:r>
-              <w:rPr>
-                <w:rFonts w:ascii="Courier New" w:eastAsia="Courier New" w:hAnsi="Courier New" w:cs="Courier New"/>
-                <w:color w:val="000000"/>
-                <w:sz w:val="18"/>
-                <w:szCs w:val="18"/>
-              </w:rPr>
-              <w:t>t3.medium</w:t>
-            </w:r>
-          </w:p>
-        </w:tc>
-      </w:tr>
-      <w:tr>
-        <w:trPr>
-          <w:trHeight w:val="296"/>
-        </w:trPr>
-        <w:tc>
-          <w:tcPr>
-            <w:tcW w:w="2245" w:type="dxa"/>
-          </w:tcPr>
-          <w:p>
-            <w:pPr>
-              <w:pBdr>
-                <w:top w:val="nil"/>
-                <w:left w:val="nil"/>
-                <w:bottom w:val="nil"/>
-                <w:right w:val="nil"/>
-                <w:between w:val="nil"/>
-              </w:pBdr>
-              <w:spacing w:line="184" w:lineRule="auto"/>
-              <w:ind w:left="118"/>
-              <w:rPr>
-                <w:color w:val="000000"/>
-                <w:sz w:val="18"/>
-                <w:szCs w:val="18"/>
-              </w:rPr>
-            </w:pPr>
-            <w:r>
-              <w:rPr>
-                <w:color w:val="000000"/>
-                <w:sz w:val="18"/>
-                <w:szCs w:val="18"/>
-              </w:rPr>
               <w:t>Object Storage</w:t>
             </w:r>
           </w:p>
@@ -4317,8 +4219,8 @@
           <w:color w:val="000000"/>
         </w:rPr>
       </w:pPr>
-      <w:bookmarkStart w:id="24" w:name="bookmark=id.uwd5fptvu62b" w:colFirst="0" w:colLast="0"/>
-      <w:bookmarkEnd w:id="24"/>
+      <w:bookmarkStart w:id="21" w:name="bookmark=id.uwd5fptvu62b" w:colFirst="0" w:colLast="0"/>
+      <w:bookmarkEnd w:id="21"/>
       <w:r>
         <w:rPr>
           <w:i/>
@@ -4348,13 +4250,7 @@
         <w:rPr>
           <w:color w:val="000000"/>
         </w:rPr>
-        <w:t>Although it is planned, the intelligence strategy helps the paper to advance its thesis: standardization is not just a matter of the provisioning of APIs, but the generation of data quality that will enable reliable optimization. The more uniform the operational substrate is, the more justifiable AI-informed decisions are</w:t>
-      </w:r>
-      <w:r>
-        <w:rPr>
-          <w:color w:val="000000"/>
-        </w:rPr>
-        <w:t>.</w:t>
+        <w:t>Even though it is intended, the intelligence strategy assists the paper to develop its thesis: standardization is not only an issue of the provisioning of APIs, but also the creation of data quality that will facilitate confident optimization. The less diverse the operational substrate is, the more reasonable are AI-informed decisions.</w:t>
       </w:r>
     </w:p>
     <w:p>
@@ -4376,8 +4272,8 @@
         <w:spacing w:before="151"/>
         <w:ind w:left="4254" w:hanging="295"/>
       </w:pPr>
-      <w:bookmarkStart w:id="25" w:name="bookmark=id.m0g9xt7axex7" w:colFirst="0" w:colLast="0"/>
-      <w:bookmarkEnd w:id="25"/>
+      <w:bookmarkStart w:id="22" w:name="bookmark=id.m0g9xt7axex7" w:colFirst="0" w:colLast="0"/>
+      <w:bookmarkEnd w:id="22"/>
       <w:r>
         <w:rPr>
           <w:smallCaps/>
@@ -4406,13 +4302,13 @@
         <w:rPr>
           <w:color w:val="000000"/>
         </w:rPr>
-        <w:t>Nebula implementation is created as an AWS-oriented orchestration stack that converts user intent into infrastructure actions that can be repeated. Delivering features is not the only goal of implementation; it is also operational determinism: the same inputs should lead to predictable execution paths, auditable state transitions, and observable results</w:t>
-      </w:r>
-      <w:r>
-        <w:rPr>
-          <w:color w:val="000000"/>
-        </w:rPr>
-        <w:t>.</w:t>
+        <w:t>The N</w:t>
+      </w:r>
+      <w:r>
+        <w:rPr>
+          <w:color w:val="000000"/>
+        </w:rPr>
+        <w:t>ebula implementation is an AWS-oriented orchestration stack which transforms user intent into infrastructure actions that can be repeated. Implementation is not only a goal of feature delivery, it is also operational determinism: predictable execution paths, auditable state transitions, and determinable results should occur upon the same inputs</w:t>
       </w:r>
     </w:p>
     <w:p>
@@ -4439,8 +4335,8 @@
           <w:color w:val="000000"/>
         </w:rPr>
       </w:pPr>
-      <w:bookmarkStart w:id="26" w:name="bookmark=id.mnazzuh1s06q" w:colFirst="0" w:colLast="0"/>
-      <w:bookmarkEnd w:id="26"/>
+      <w:bookmarkStart w:id="23" w:name="bookmark=id.mnazzuh1s06q" w:colFirst="0" w:colLast="0"/>
+      <w:bookmarkEnd w:id="23"/>
       <w:r>
         <w:rPr>
           <w:i/>
@@ -4452,140 +4348,6 @@
     </w:p>
     <w:p>
       <w:pPr>
-        <w:pBdr>
-          <w:top w:val="nil"/>
-          <w:left w:val="nil"/>
-          <w:bottom w:val="nil"/>
-          <w:right w:val="nil"/>
-          <w:between w:val="nil"/>
-        </w:pBdr>
-        <w:spacing w:before="83"/>
-        <w:ind w:left="478"/>
-        <w:rPr>
-          <w:color w:val="000000"/>
-        </w:rPr>
-      </w:pPr>
-      <w:r>
-        <w:rPr>
-          <w:color w:val="000000"/>
-        </w:rPr>
-        <w:t>The system is designed based on four design principles</w:t>
-      </w:r>
-      <w:r>
-        <w:rPr>
-          <w:color w:val="000000"/>
-        </w:rPr>
-        <w:t>:</w:t>
-      </w:r>
-    </w:p>
-    <w:p>
-      <w:pPr>
-        <w:numPr>
-          <w:ilvl w:val="1"/>
-          <w:numId w:val="6"/>
-        </w:numPr>
-        <w:pBdr>
-          <w:top w:val="nil"/>
-          <w:left w:val="nil"/>
-          <w:bottom w:val="nil"/>
-          <w:right w:val="nil"/>
-          <w:between w:val="nil"/>
-        </w:pBdr>
-        <w:tabs>
-          <w:tab w:val="left" w:pos="694"/>
-        </w:tabs>
-        <w:spacing w:before="53" w:line="252" w:lineRule="auto"/>
-        <w:ind w:right="257"/>
-      </w:pPr>
-      <w:r>
-        <w:rPr>
-          <w:b/>
-          <w:bCs/>
-          <w:color w:val="000000"/>
-        </w:rPr>
-        <w:t>Separation of concerns</w:t>
-      </w:r>
-      <w:r>
-        <w:rPr>
-          <w:color w:val="000000"/>
-        </w:rPr>
-        <w:t>: user interaction, API orchestration, background execution, and infrastructure provisioning are isolated into distinct layers.</w:t>
-      </w:r>
-    </w:p>
-    <w:p>
-      <w:pPr>
-        <w:numPr>
-          <w:ilvl w:val="1"/>
-          <w:numId w:val="6"/>
-        </w:numPr>
-        <w:pBdr>
-          <w:top w:val="nil"/>
-          <w:left w:val="nil"/>
-          <w:bottom w:val="nil"/>
-          <w:right w:val="nil"/>
-          <w:between w:val="nil"/>
-        </w:pBdr>
-        <w:tabs>
-          <w:tab w:val="left" w:pos="694"/>
-        </w:tabs>
-        <w:spacing w:before="2" w:line="252" w:lineRule="auto"/>
-        <w:ind w:right="257"/>
-      </w:pPr>
-      <w:r>
-        <w:rPr>
-          <w:b/>
-          <w:bCs/>
-          <w:color w:val="000000"/>
-        </w:rPr>
-        <w:t>Asynchronous execution</w:t>
-      </w:r>
-      <w:r>
-        <w:rPr>
-          <w:color w:val="000000"/>
-        </w:rPr>
-        <w:t>: expensive runtime operations are shifted to queue workers to preserve API responsiveness.</w:t>
-      </w:r>
-    </w:p>
-    <w:p>
-      <w:pPr>
-        <w:numPr>
-          <w:ilvl w:val="1"/>
-          <w:numId w:val="6"/>
-        </w:numPr>
-        <w:pBdr>
-          <w:top w:val="nil"/>
-          <w:left w:val="nil"/>
-          <w:bottom w:val="nil"/>
-          <w:right w:val="nil"/>
-          <w:between w:val="nil"/>
-        </w:pBdr>
-        <w:tabs>
-          <w:tab w:val="left" w:pos="694"/>
-        </w:tabs>
-        <w:spacing w:before="3"/>
-        <w:ind w:hanging="216"/>
-      </w:pPr>
-      <w:r>
-        <w:rPr>
-          <w:b/>
-          <w:bCs/>
-          <w:color w:val="000000"/>
-        </w:rPr>
-        <w:t>Explicit state transitions</w:t>
-      </w:r>
-      <w:r>
-        <w:rPr>
-          <w:color w:val="000000"/>
-        </w:rPr>
-        <w:t>: deployment statuses are persisted and exposed to prevent hidden execution phases.</w:t>
-      </w:r>
-    </w:p>
-    <w:p>
-      <w:pPr>
-        <w:numPr>
-          <w:ilvl w:val="1"/>
-          <w:numId w:val="6"/>
-        </w:numPr>
         <w:pBdr>
           <w:top w:val="nil"/>
           <w:left w:val="nil"/>
@@ -4598,20 +4360,133 @@
         </w:tabs>
         <w:spacing w:before="13" w:line="252" w:lineRule="auto"/>
         <w:ind w:right="257"/>
-      </w:pPr>
-      <w:r>
-        <w:rPr>
-          <w:b/>
-          <w:bCs/>
-          <w:color w:val="000000"/>
-        </w:rPr>
-        <w:t>Security-by-default</w:t>
-      </w:r>
-      <w:r>
-        <w:rPr>
-          <w:color w:val="000000"/>
-        </w:rPr>
-        <w:t>: credentials remain encrypted at rest and are only materialized in short-lived worker contexts.</w:t>
+        <w:rPr>
+          <w:color w:val="000000"/>
+        </w:rPr>
+      </w:pPr>
+      <w:r>
+        <w:rPr>
+          <w:color w:val="000000"/>
+        </w:rPr>
+        <w:tab/>
+      </w:r>
+      <w:r>
+        <w:rPr>
+          <w:color w:val="000000"/>
+        </w:rPr>
+        <w:t xml:space="preserve">The system is designed based on four design principles: </w:t>
+      </w:r>
+    </w:p>
+    <w:p>
+      <w:pPr>
+        <w:pStyle w:val="ListParagraph"/>
+        <w:numPr>
+          <w:ilvl w:val="1"/>
+          <w:numId w:val="6"/>
+        </w:numPr>
+        <w:pBdr>
+          <w:top w:val="nil"/>
+          <w:left w:val="nil"/>
+          <w:bottom w:val="nil"/>
+          <w:right w:val="nil"/>
+          <w:between w:val="nil"/>
+        </w:pBdr>
+        <w:tabs>
+          <w:tab w:val="left" w:pos="694"/>
+        </w:tabs>
+        <w:spacing w:before="13" w:line="252" w:lineRule="auto"/>
+        <w:ind w:right="257"/>
+        <w:rPr>
+          <w:color w:val="000000"/>
+        </w:rPr>
+      </w:pPr>
+      <w:r>
+        <w:rPr>
+          <w:color w:val="000000"/>
+        </w:rPr>
+        <w:t xml:space="preserve">Separation of concerns: interaction with a user, managing an API, executing something in the background and providing an infrastructure are separated into different layers. </w:t>
+      </w:r>
+    </w:p>
+    <w:p>
+      <w:pPr>
+        <w:pStyle w:val="ListParagraph"/>
+        <w:numPr>
+          <w:ilvl w:val="1"/>
+          <w:numId w:val="6"/>
+        </w:numPr>
+        <w:pBdr>
+          <w:top w:val="nil"/>
+          <w:left w:val="nil"/>
+          <w:bottom w:val="nil"/>
+          <w:right w:val="nil"/>
+          <w:between w:val="nil"/>
+        </w:pBdr>
+        <w:tabs>
+          <w:tab w:val="left" w:pos="694"/>
+        </w:tabs>
+        <w:spacing w:before="13" w:line="252" w:lineRule="auto"/>
+        <w:ind w:right="257"/>
+        <w:rPr>
+          <w:color w:val="000000"/>
+        </w:rPr>
+      </w:pPr>
+      <w:r>
+        <w:rPr>
+          <w:color w:val="000000"/>
+        </w:rPr>
+        <w:t xml:space="preserve">Asynchronous run: costly runtime tasks are passed on queue workers to ensure API responsiveness. </w:t>
+      </w:r>
+    </w:p>
+    <w:p>
+      <w:pPr>
+        <w:pStyle w:val="ListParagraph"/>
+        <w:numPr>
+          <w:ilvl w:val="1"/>
+          <w:numId w:val="6"/>
+        </w:numPr>
+        <w:pBdr>
+          <w:top w:val="nil"/>
+          <w:left w:val="nil"/>
+          <w:bottom w:val="nil"/>
+          <w:right w:val="nil"/>
+          <w:between w:val="nil"/>
+        </w:pBdr>
+        <w:tabs>
+          <w:tab w:val="left" w:pos="694"/>
+        </w:tabs>
+        <w:spacing w:before="13" w:line="252" w:lineRule="auto"/>
+        <w:ind w:right="257"/>
+        <w:rPr>
+          <w:color w:val="000000"/>
+        </w:rPr>
+      </w:pPr>
+      <w:r>
+        <w:rPr>
+          <w:color w:val="000000"/>
+        </w:rPr>
+        <w:t xml:space="preserve">Clear state transitions: deployment statuses are stored and available to eliminate inconspicuous execution states. </w:t>
+      </w:r>
+    </w:p>
+    <w:p>
+      <w:pPr>
+        <w:pBdr>
+          <w:top w:val="nil"/>
+          <w:left w:val="nil"/>
+          <w:bottom w:val="nil"/>
+          <w:right w:val="nil"/>
+          <w:between w:val="nil"/>
+        </w:pBdr>
+        <w:tabs>
+          <w:tab w:val="left" w:pos="694"/>
+        </w:tabs>
+        <w:spacing w:before="13" w:line="252" w:lineRule="auto"/>
+        <w:ind w:left="477" w:right="257"/>
+      </w:pPr>
+      <w:r>
+        <w:rPr>
+          <w:color w:val="000000"/>
+        </w:rPr>
+        <w:t>The security-by-default: the credentials are stored in an encrypted state and are materialized only when they are needed in worker contexts that are short-lived.</w:t>
       </w:r>
     </w:p>
     <w:p>
@@ -4638,8 +4513,8 @@
           <w:color w:val="000000"/>
         </w:rPr>
       </w:pPr>
-      <w:bookmarkStart w:id="27" w:name="bookmark=id.jsy9zbnlatow" w:colFirst="0" w:colLast="0"/>
-      <w:bookmarkEnd w:id="27"/>
+      <w:bookmarkStart w:id="24" w:name="bookmark=id.jsy9zbnlatow" w:colFirst="0" w:colLast="0"/>
+      <w:bookmarkEnd w:id="24"/>
       <w:r>
         <w:rPr>
           <w:i/>
@@ -4666,13 +4541,7 @@
         <w:rPr>
           <w:color w:val="000000"/>
         </w:rPr>
-        <w:t>Every system tier includes a proven toolchain with clearly defined technical intent and that is documented, as summarized in Table III</w:t>
-      </w:r>
-      <w:r>
-        <w:rPr>
-          <w:color w:val="000000"/>
-        </w:rPr>
-        <w:t>.</w:t>
+        <w:t>Each tier of the system has a proven toolchain with evidently defined technical purpose and is documented as summarized in Table III.</w:t>
       </w:r>
     </w:p>
     <w:p>
@@ -4718,6 +4587,7 @@
           <w:sz w:val="18"/>
           <w:szCs w:val="18"/>
         </w:rPr>
+        <w:lastRenderedPageBreak/>
         <w:t>TABLE III</w:t>
       </w:r>
     </w:p>
@@ -5300,13 +5170,23 @@
                 <w:szCs w:val="18"/>
               </w:rPr>
             </w:pPr>
+            <w:proofErr w:type="spellStart"/>
             <w:r>
               <w:rPr>
                 <w:color w:val="000000"/>
                 <w:sz w:val="18"/>
                 <w:szCs w:val="18"/>
               </w:rPr>
-              <w:t>FastAPI (Python)</w:t>
+              <w:t>FastAPI</w:t>
+            </w:r>
+            <w:proofErr w:type="spellEnd"/>
+            <w:r>
+              <w:rPr>
+                <w:color w:val="000000"/>
+                <w:sz w:val="18"/>
+                <w:szCs w:val="18"/>
+              </w:rPr>
+              <w:t xml:space="preserve"> (Python)</w:t>
             </w:r>
           </w:p>
         </w:tc>
@@ -5882,13 +5762,23 @@
                 <w:szCs w:val="18"/>
               </w:rPr>
             </w:pPr>
+            <w:proofErr w:type="spellStart"/>
             <w:r>
               <w:rPr>
                 <w:color w:val="000000"/>
                 <w:sz w:val="18"/>
                 <w:szCs w:val="18"/>
               </w:rPr>
-              <w:t>IaC Engine</w:t>
+              <w:t>IaC</w:t>
+            </w:r>
+            <w:proofErr w:type="spellEnd"/>
+            <w:r>
+              <w:rPr>
+                <w:color w:val="000000"/>
+                <w:sz w:val="18"/>
+                <w:szCs w:val="18"/>
+              </w:rPr>
+              <w:t xml:space="preserve"> Engine</w:t>
             </w:r>
           </w:p>
         </w:tc>
@@ -6000,6 +5890,7 @@
               </w:rPr>
               <w:t>flow (</w:t>
             </w:r>
+            <w:proofErr w:type="spellStart"/>
             <w:r>
               <w:rPr>
                 <w:rFonts w:ascii="Courier New" w:eastAsia="Courier New" w:hAnsi="Courier New" w:cs="Courier New"/>
@@ -6007,7 +5898,17 @@
                 <w:sz w:val="18"/>
                 <w:szCs w:val="18"/>
               </w:rPr>
-              <w:t>init/plan/apply</w:t>
+              <w:t>init</w:t>
+            </w:r>
+            <w:proofErr w:type="spellEnd"/>
+            <w:r>
+              <w:rPr>
+                <w:rFonts w:ascii="Courier New" w:eastAsia="Courier New" w:hAnsi="Courier New" w:cs="Courier New"/>
+                <w:color w:val="000000"/>
+                <w:sz w:val="18"/>
+                <w:szCs w:val="18"/>
+              </w:rPr>
+              <w:t>/plan/apply</w:t>
             </w:r>
             <w:r>
               <w:rPr>
@@ -6598,8 +6499,8 @@
           <w:color w:val="000000"/>
         </w:rPr>
       </w:pPr>
-      <w:bookmarkStart w:id="28" w:name="bookmark=id.wlqqhb9sh04k" w:colFirst="0" w:colLast="0"/>
-      <w:bookmarkEnd w:id="28"/>
+      <w:bookmarkStart w:id="25" w:name="bookmark=id.wlqqhb9sh04k" w:colFirst="0" w:colLast="0"/>
+      <w:bookmarkEnd w:id="25"/>
       <w:r>
         <w:rPr>
           <w:i/>
@@ -6618,21 +6519,25 @@
           <w:right w:val="nil"/>
           <w:between w:val="nil"/>
         </w:pBdr>
-        <w:spacing w:before="83"/>
-        <w:ind w:left="478"/>
-        <w:rPr>
-          <w:color w:val="000000"/>
-        </w:rPr>
-      </w:pPr>
-      <w:r>
-        <w:rPr>
-          <w:color w:val="000000"/>
-        </w:rPr>
-        <w:t>The runtime is composed of cooperating services with explicit responsibilities:</w:t>
-      </w:r>
-    </w:p>
-    <w:p>
-      <w:pPr>
+        <w:tabs>
+          <w:tab w:val="left" w:pos="694"/>
+        </w:tabs>
+        <w:spacing w:before="14"/>
+        <w:ind w:left="694"/>
+        <w:rPr>
+          <w:color w:val="000000"/>
+        </w:rPr>
+      </w:pPr>
+      <w:r>
+        <w:rPr>
+          <w:color w:val="000000"/>
+        </w:rPr>
+        <w:t>The runtime is built of cooperating services that have clearly defined duties:</w:t>
+      </w:r>
+    </w:p>
+    <w:p>
+      <w:pPr>
+        <w:pStyle w:val="ListParagraph"/>
         <w:numPr>
           <w:ilvl w:val="1"/>
           <w:numId w:val="6"/>
@@ -6647,26 +6552,35 @@
         <w:tabs>
           <w:tab w:val="left" w:pos="694"/>
         </w:tabs>
-        <w:spacing w:before="53"/>
-        <w:ind w:hanging="216"/>
-      </w:pPr>
-      <w:r>
-        <w:rPr>
-          <w:b/>
-          <w:bCs/>
-          <w:color w:val="000000"/>
-        </w:rPr>
-        <w:t>Frontend</w:t>
-      </w:r>
-      <w:r>
-        <w:rPr>
-          <w:color w:val="000000"/>
-        </w:rPr>
-        <w:t>: captures intent, validates form-level constraints, and displays lifecycle updates.</w:t>
-      </w:r>
-    </w:p>
-    <w:p>
-      <w:pPr>
+        <w:spacing w:before="14"/>
+        <w:rPr>
+          <w:color w:val="000000"/>
+        </w:rPr>
+      </w:pPr>
+      <w:r>
+        <w:rPr>
+          <w:color w:val="000000"/>
+        </w:rPr>
+        <w:t xml:space="preserve">Frontend: takes intent, verifies form-level, and presents lifecycle updates. </w:t>
+      </w:r>
+      <w:proofErr w:type="spellStart"/>
+      <w:r>
+        <w:rPr>
+          <w:color w:val="000000"/>
+        </w:rPr>
+        <w:t>FastAPI</w:t>
+      </w:r>
+      <w:proofErr w:type="spellEnd"/>
+      <w:r>
+        <w:rPr>
+          <w:color w:val="000000"/>
+        </w:rPr>
+        <w:t xml:space="preserve">: performs authentication, request validation, task dispatching and response normalization. </w:t>
+      </w:r>
+    </w:p>
+    <w:p>
+      <w:pPr>
+        <w:pStyle w:val="ListParagraph"/>
         <w:numPr>
           <w:ilvl w:val="1"/>
           <w:numId w:val="6"/>
@@ -6682,25 +6596,20 @@
           <w:tab w:val="left" w:pos="694"/>
         </w:tabs>
         <w:spacing w:before="14"/>
-        <w:ind w:hanging="216"/>
-      </w:pPr>
-      <w:r>
-        <w:rPr>
-          <w:b/>
-          <w:bCs/>
-          <w:color w:val="000000"/>
-        </w:rPr>
-        <w:t>FastAPI</w:t>
-      </w:r>
-      <w:r>
-        <w:rPr>
-          <w:color w:val="000000"/>
-        </w:rPr>
-        <w:t>: performs authentication checks, request validation, task dispatch, and response normalization.</w:t>
-      </w:r>
-    </w:p>
-    <w:p>
-      <w:pPr>
+        <w:rPr>
+          <w:color w:val="000000"/>
+        </w:rPr>
+      </w:pPr>
+      <w:r>
+        <w:rPr>
+          <w:color w:val="000000"/>
+        </w:rPr>
+        <w:t xml:space="preserve">Redis: serves as hostage of asynchronous orchestration activities. </w:t>
+      </w:r>
+    </w:p>
+    <w:p>
+      <w:pPr>
+        <w:pStyle w:val="ListParagraph"/>
         <w:numPr>
           <w:ilvl w:val="1"/>
           <w:numId w:val="6"/>
@@ -6716,25 +6625,20 @@
           <w:tab w:val="left" w:pos="694"/>
         </w:tabs>
         <w:spacing w:before="14"/>
-        <w:ind w:hanging="216"/>
-      </w:pPr>
-      <w:r>
-        <w:rPr>
-          <w:b/>
-          <w:bCs/>
-          <w:color w:val="000000"/>
-        </w:rPr>
-        <w:t>Redis</w:t>
-      </w:r>
-      <w:r>
-        <w:rPr>
-          <w:color w:val="000000"/>
-        </w:rPr>
-        <w:t>: acts as broker for asynchronous orchestration tasks.</w:t>
-      </w:r>
-    </w:p>
-    <w:p>
-      <w:pPr>
+        <w:rPr>
+          <w:color w:val="000000"/>
+        </w:rPr>
+      </w:pPr>
+      <w:r>
+        <w:rPr>
+          <w:color w:val="000000"/>
+        </w:rPr>
+        <w:t xml:space="preserve">Celery Worker: executes jobs that do syncing and the Terraform lifecycle. </w:t>
+      </w:r>
+    </w:p>
+    <w:p>
+      <w:pPr>
+        <w:pStyle w:val="ListParagraph"/>
         <w:numPr>
           <w:ilvl w:val="1"/>
           <w:numId w:val="6"/>
@@ -6749,26 +6653,21 @@
         <w:tabs>
           <w:tab w:val="left" w:pos="694"/>
         </w:tabs>
-        <w:spacing w:before="13"/>
-        <w:ind w:hanging="216"/>
-      </w:pPr>
-      <w:r>
-        <w:rPr>
-          <w:b/>
-          <w:bCs/>
-          <w:color w:val="000000"/>
-        </w:rPr>
-        <w:t>Celery Worker</w:t>
-      </w:r>
-      <w:r>
-        <w:rPr>
-          <w:color w:val="000000"/>
-        </w:rPr>
-        <w:t>: executes synchronization and Terraform lifecycle jobs.</w:t>
-      </w:r>
-    </w:p>
-    <w:p>
-      <w:pPr>
+        <w:spacing w:before="14"/>
+        <w:rPr>
+          <w:color w:val="000000"/>
+        </w:rPr>
+      </w:pPr>
+      <w:r>
+        <w:rPr>
+          <w:color w:val="000000"/>
+        </w:rPr>
+        <w:t xml:space="preserve">PostgreSQL: stores resource, health, inventory, and cost trace records. </w:t>
+      </w:r>
+    </w:p>
+    <w:p>
+      <w:pPr>
+        <w:pStyle w:val="ListParagraph"/>
         <w:numPr>
           <w:ilvl w:val="1"/>
           <w:numId w:val="6"/>
@@ -6784,55 +6683,15 @@
           <w:tab w:val="left" w:pos="694"/>
         </w:tabs>
         <w:spacing w:before="14"/>
-        <w:ind w:hanging="216"/>
-      </w:pPr>
-      <w:r>
-        <w:rPr>
-          <w:b/>
-          <w:bCs/>
-          <w:color w:val="000000"/>
-        </w:rPr>
-        <w:t>PostgreSQL</w:t>
-      </w:r>
-      <w:r>
-        <w:rPr>
-          <w:color w:val="000000"/>
-        </w:rPr>
-        <w:t>: stores operational records for resources, health, inventory, and cost traces.</w:t>
-      </w:r>
-    </w:p>
-    <w:p>
-      <w:pPr>
-        <w:numPr>
-          <w:ilvl w:val="1"/>
-          <w:numId w:val="6"/>
-        </w:numPr>
-        <w:pBdr>
-          <w:top w:val="nil"/>
-          <w:left w:val="nil"/>
-          <w:bottom w:val="nil"/>
-          <w:right w:val="nil"/>
-          <w:between w:val="nil"/>
-        </w:pBdr>
-        <w:tabs>
-          <w:tab w:val="left" w:pos="694"/>
-        </w:tabs>
-        <w:spacing w:before="14"/>
-        <w:ind w:hanging="216"/>
-      </w:pPr>
-      <w:r>
-        <w:rPr>
-          <w:b/>
-          <w:bCs/>
-          <w:color w:val="000000"/>
-        </w:rPr>
-        <w:t>Terraform Module Layer</w:t>
-      </w:r>
-      <w:r>
-        <w:rPr>
-          <w:color w:val="000000"/>
-        </w:rPr>
-        <w:t>: maps abstract request parameters to AWS-native resources.</w:t>
+        <w:rPr>
+          <w:color w:val="000000"/>
+        </w:rPr>
+      </w:pPr>
+      <w:r>
+        <w:rPr>
+          <w:color w:val="000000"/>
+        </w:rPr>
+        <w:t>Resource Terraform Layer: translates abstract request parameters into AWS-native resources.</w:t>
       </w:r>
     </w:p>
     <w:p>
@@ -9064,6 +8923,22 @@
     </w:p>
     <w:p>
       <w:pPr>
+        <w:pBdr>
+          <w:top w:val="nil"/>
+          <w:left w:val="nil"/>
+          <w:bottom w:val="nil"/>
+          <w:right w:val="nil"/>
+          <w:between w:val="nil"/>
+        </w:pBdr>
+        <w:spacing w:before="53" w:line="252" w:lineRule="auto"/>
+        <w:ind w:left="259" w:firstLine="219"/>
+        <w:rPr>
+          <w:color w:val="000000"/>
+        </w:rPr>
+      </w:pPr>
+    </w:p>
+    <w:p>
+      <w:pPr>
         <w:numPr>
           <w:ilvl w:val="0"/>
           <w:numId w:val="6"/>
@@ -9086,10 +8961,10 @@
           <w:color w:val="000000"/>
         </w:rPr>
       </w:pPr>
-      <w:bookmarkStart w:id="29" w:name="bookmark=id.s7zpwq1fr9wz" w:colFirst="0" w:colLast="0"/>
-      <w:bookmarkStart w:id="30" w:name="bookmark=id.6ti7hlrdpejk" w:colFirst="0" w:colLast="0"/>
-      <w:bookmarkEnd w:id="29"/>
-      <w:bookmarkEnd w:id="30"/>
+      <w:bookmarkStart w:id="26" w:name="bookmark=id.s7zpwq1fr9wz" w:colFirst="0" w:colLast="0"/>
+      <w:bookmarkStart w:id="27" w:name="bookmark=id.6ti7hlrdpejk" w:colFirst="0" w:colLast="0"/>
+      <w:bookmarkEnd w:id="26"/>
+      <w:bookmarkEnd w:id="27"/>
       <w:r>
         <w:rPr>
           <w:i/>
@@ -9098,48 +8973,6 @@
         </w:rPr>
         <w:lastRenderedPageBreak/>
         <w:t>Core Execution Workflows</w:t>
-      </w:r>
-    </w:p>
-    <w:p>
-      <w:pPr>
-        <w:numPr>
-          <w:ilvl w:val="0"/>
-          <w:numId w:val="5"/>
-        </w:numPr>
-        <w:pBdr>
-          <w:top w:val="nil"/>
-          <w:left w:val="nil"/>
-          <w:bottom w:val="nil"/>
-          <w:right w:val="nil"/>
-          <w:between w:val="nil"/>
-        </w:pBdr>
-        <w:tabs>
-          <w:tab w:val="left" w:pos="769"/>
-        </w:tabs>
-        <w:spacing w:before="83" w:line="252" w:lineRule="auto"/>
-        <w:ind w:right="257" w:firstLine="219"/>
-      </w:pPr>
-      <w:bookmarkStart w:id="31" w:name="bookmark=id.czv96ckofbv8" w:colFirst="0" w:colLast="0"/>
-      <w:bookmarkEnd w:id="31"/>
-      <w:r>
-        <w:rPr>
-          <w:i/>
-          <w:iCs/>
-          <w:color w:val="000000"/>
-        </w:rPr>
-        <w:t xml:space="preserve">Authentication Flow: </w:t>
-      </w:r>
-      <w:r>
-        <w:rPr>
-          <w:color w:val="000000"/>
-        </w:rPr>
-        <w:t>Authentication flow is a JWT based authorization where authentication of front end credentials occurs through the API and a signed token is issued to be used in future calls</w:t>
-      </w:r>
-      <w:r>
-        <w:rPr>
-          <w:color w:val="000000"/>
-        </w:rPr>
-        <w:t>.</w:t>
       </w:r>
     </w:p>
     <w:p>
@@ -9162,18 +8995,44 @@
         <w:ind w:right="257" w:firstLine="219"/>
       </w:pPr>
       <w:r>
-        <w:rPr>
-          <w:i/>
-          <w:iCs/>
-          <w:color w:val="000000"/>
-        </w:rPr>
-        <w:t xml:space="preserve">AWS Provisioning Lifecycle: </w:t>
-      </w:r>
-      <w:r>
-        <w:rPr>
-          <w:color w:val="000000"/>
-        </w:rPr>
-        <w:t>Provisioning requests are validated quickly at API layer and then delegated to worker processes for Terraform execution.</w:t>
+        <w:t xml:space="preserve">Authentication Flow: Authentication flow is a JWT based authorization with Authentication style of </w:t>
+      </w:r>
+      <w:proofErr w:type="gramStart"/>
+      <w:r>
+        <w:t>front end</w:t>
+      </w:r>
+      <w:proofErr w:type="gramEnd"/>
+      <w:r>
+        <w:t xml:space="preserve"> credentials being performed on the API and a signed token being returned, which will be used on subsequent </w:t>
+      </w:r>
+      <w:r>
+        <w:t>invocations</w:t>
+      </w:r>
+      <w:r>
+        <w:t xml:space="preserve">. </w:t>
+      </w:r>
+    </w:p>
+    <w:p>
+      <w:pPr>
+        <w:numPr>
+          <w:ilvl w:val="0"/>
+          <w:numId w:val="5"/>
+        </w:numPr>
+        <w:pBdr>
+          <w:top w:val="nil"/>
+          <w:left w:val="nil"/>
+          <w:bottom w:val="nil"/>
+          <w:right w:val="nil"/>
+          <w:between w:val="nil"/>
+        </w:pBdr>
+        <w:tabs>
+          <w:tab w:val="left" w:pos="769"/>
+        </w:tabs>
+        <w:spacing w:before="2" w:line="252" w:lineRule="auto"/>
+        <w:ind w:right="257" w:firstLine="219"/>
+      </w:pPr>
+      <w:r>
+        <w:t>AWS Provisioning Lifecycle: API requests to provisioning are checked rapidly by API layer before being assigned to worker processes to execute Terraform.</w:t>
       </w:r>
     </w:p>
     <w:p>
@@ -9200,8 +9059,8 @@
           <w:color w:val="000000"/>
         </w:rPr>
       </w:pPr>
-      <w:bookmarkStart w:id="32" w:name="bookmark=id.qro1pl8bwukv" w:colFirst="0" w:colLast="0"/>
-      <w:bookmarkEnd w:id="32"/>
+      <w:bookmarkStart w:id="28" w:name="bookmark=id.qro1pl8bwukv" w:colFirst="0" w:colLast="0"/>
+      <w:bookmarkEnd w:id="28"/>
       <w:r>
         <w:rPr>
           <w:i/>
@@ -9257,8 +9116,8 @@
           <w:color w:val="000000"/>
         </w:rPr>
       </w:pPr>
-      <w:bookmarkStart w:id="33" w:name="bookmark=id.qoxma4qook1d" w:colFirst="0" w:colLast="0"/>
-      <w:bookmarkEnd w:id="33"/>
+      <w:bookmarkStart w:id="29" w:name="bookmark=id.qoxma4qook1d" w:colFirst="0" w:colLast="0"/>
+      <w:bookmarkEnd w:id="29"/>
       <w:r>
         <w:rPr>
           <w:i/>
@@ -9266,203 +9125,6 @@
           <w:color w:val="000000"/>
         </w:rPr>
         <w:t>Data Model and Operational Entities</w:t>
-      </w:r>
-    </w:p>
-    <w:p>
-      <w:pPr>
-        <w:pBdr>
-          <w:top w:val="nil"/>
-          <w:left w:val="nil"/>
-          <w:bottom w:val="nil"/>
-          <w:right w:val="nil"/>
-          <w:between w:val="nil"/>
-        </w:pBdr>
-        <w:spacing w:before="83"/>
-        <w:ind w:left="478"/>
-        <w:rPr>
-          <w:color w:val="000000"/>
-        </w:rPr>
-      </w:pPr>
-      <w:r>
-        <w:rPr>
-          <w:color w:val="000000"/>
-        </w:rPr>
-        <w:t>The platform’s persistence layer supports both transactional control and analytical visibility. Key entities include:</w:t>
-      </w:r>
-    </w:p>
-    <w:p>
-      <w:pPr>
-        <w:numPr>
-          <w:ilvl w:val="1"/>
-          <w:numId w:val="6"/>
-        </w:numPr>
-        <w:pBdr>
-          <w:top w:val="nil"/>
-          <w:left w:val="nil"/>
-          <w:bottom w:val="nil"/>
-          <w:right w:val="nil"/>
-          <w:between w:val="nil"/>
-        </w:pBdr>
-        <w:tabs>
-          <w:tab w:val="left" w:pos="694"/>
-        </w:tabs>
-        <w:spacing w:before="53"/>
-        <w:ind w:hanging="216"/>
-      </w:pPr>
-      <w:r>
-        <w:rPr>
-          <w:b/>
-          <w:bCs/>
-          <w:color w:val="000000"/>
-        </w:rPr>
-        <w:t>Cloud credentials</w:t>
-      </w:r>
-      <w:r>
-        <w:rPr>
-          <w:color w:val="000000"/>
-        </w:rPr>
-        <w:t>: encrypted provider access records associated with user accounts.</w:t>
-      </w:r>
-    </w:p>
-    <w:p>
-      <w:pPr>
-        <w:numPr>
-          <w:ilvl w:val="1"/>
-          <w:numId w:val="6"/>
-        </w:numPr>
-        <w:pBdr>
-          <w:top w:val="nil"/>
-          <w:left w:val="nil"/>
-          <w:bottom w:val="nil"/>
-          <w:right w:val="nil"/>
-          <w:between w:val="nil"/>
-        </w:pBdr>
-        <w:tabs>
-          <w:tab w:val="left" w:pos="694"/>
-        </w:tabs>
-        <w:spacing w:before="14"/>
-        <w:ind w:hanging="216"/>
-      </w:pPr>
-      <w:r>
-        <w:rPr>
-          <w:b/>
-          <w:bCs/>
-          <w:color w:val="000000"/>
-        </w:rPr>
-        <w:t>Resource inventory</w:t>
-      </w:r>
-      <w:r>
-        <w:rPr>
-          <w:color w:val="000000"/>
-        </w:rPr>
-        <w:t>: normalized representation of discovered AWS resources with status and metadata.</w:t>
-      </w:r>
-    </w:p>
-    <w:p>
-      <w:pPr>
-        <w:numPr>
-          <w:ilvl w:val="1"/>
-          <w:numId w:val="6"/>
-        </w:numPr>
-        <w:pBdr>
-          <w:top w:val="nil"/>
-          <w:left w:val="nil"/>
-          <w:bottom w:val="nil"/>
-          <w:right w:val="nil"/>
-          <w:between w:val="nil"/>
-        </w:pBdr>
-        <w:tabs>
-          <w:tab w:val="left" w:pos="694"/>
-        </w:tabs>
-        <w:spacing w:before="14"/>
-        <w:ind w:hanging="216"/>
-      </w:pPr>
-      <w:r>
-        <w:rPr>
-          <w:b/>
-          <w:bCs/>
-          <w:color w:val="000000"/>
-        </w:rPr>
-        <w:t>Provider health</w:t>
-      </w:r>
-      <w:r>
-        <w:rPr>
-          <w:color w:val="000000"/>
-        </w:rPr>
-        <w:t>: periodic API connectivity and latency records.</w:t>
-      </w:r>
-      <w:r>
-        <w:rPr>
-          <w:color w:val="000000"/>
-        </w:rPr>
-        <w:t xml:space="preserve"> </w:t>
-      </w:r>
-    </w:p>
-    <w:p>
-      <w:pPr>
-        <w:numPr>
-          <w:ilvl w:val="1"/>
-          <w:numId w:val="6"/>
-        </w:numPr>
-        <w:pBdr>
-          <w:top w:val="nil"/>
-          <w:left w:val="nil"/>
-          <w:bottom w:val="nil"/>
-          <w:right w:val="nil"/>
-          <w:between w:val="nil"/>
-        </w:pBdr>
-        <w:tabs>
-          <w:tab w:val="left" w:pos="694"/>
-        </w:tabs>
-        <w:ind w:hanging="216"/>
-      </w:pPr>
-      <w:r>
-        <w:rPr>
-          <w:b/>
-          <w:bCs/>
-          <w:color w:val="000000"/>
-        </w:rPr>
-        <w:t>Cost data</w:t>
-      </w:r>
-      <w:r>
-        <w:rPr>
-          <w:color w:val="000000"/>
-        </w:rPr>
-        <w:t>: service-level spend artifacts used for dashboard and billing summaries.</w:t>
-      </w:r>
-    </w:p>
-    <w:p>
-      <w:pPr>
-        <w:numPr>
-          <w:ilvl w:val="1"/>
-          <w:numId w:val="6"/>
-        </w:numPr>
-        <w:pBdr>
-          <w:top w:val="nil"/>
-          <w:left w:val="nil"/>
-          <w:bottom w:val="nil"/>
-          <w:right w:val="nil"/>
-          <w:between w:val="nil"/>
-        </w:pBdr>
-        <w:tabs>
-          <w:tab w:val="left" w:pos="694"/>
-        </w:tabs>
-        <w:spacing w:before="14" w:line="278" w:lineRule="auto"/>
-        <w:ind w:left="478" w:right="1576" w:firstLine="0"/>
-      </w:pPr>
-      <w:r>
-        <w:rPr>
-          <w:b/>
-          <w:bCs/>
-          <w:color w:val="000000"/>
-        </w:rPr>
-        <w:t>Provisioned resources</w:t>
-      </w:r>
-      <w:r>
-        <w:rPr>
-          <w:color w:val="000000"/>
-        </w:rPr>
-        <w:t>: Terraform-managed objects with lifecycle status and execution output.</w:t>
       </w:r>
     </w:p>
     <w:p>
@@ -9479,6 +9141,185 @@
         </w:tabs>
         <w:spacing w:before="14" w:line="278" w:lineRule="auto"/>
         <w:ind w:left="478" w:right="1576"/>
+        <w:rPr>
+          <w:color w:val="000000"/>
+        </w:rPr>
+      </w:pPr>
+      <w:r>
+        <w:rPr>
+          <w:color w:val="000000"/>
+        </w:rPr>
+        <w:t xml:space="preserve">The persistence layer of the platform allows transactional control and execution which is the visibility of analytics. </w:t>
+      </w:r>
+    </w:p>
+    <w:p>
+      <w:pPr>
+        <w:pBdr>
+          <w:top w:val="nil"/>
+          <w:left w:val="nil"/>
+          <w:bottom w:val="nil"/>
+          <w:right w:val="nil"/>
+          <w:between w:val="nil"/>
+        </w:pBdr>
+        <w:tabs>
+          <w:tab w:val="left" w:pos="694"/>
+        </w:tabs>
+        <w:spacing w:before="14" w:line="278" w:lineRule="auto"/>
+        <w:ind w:left="478" w:right="1576"/>
+        <w:rPr>
+          <w:color w:val="000000"/>
+        </w:rPr>
+      </w:pPr>
+      <w:r>
+        <w:rPr>
+          <w:color w:val="000000"/>
+        </w:rPr>
+        <w:t xml:space="preserve">Key entities include: </w:t>
+      </w:r>
+    </w:p>
+    <w:p>
+      <w:pPr>
+        <w:pStyle w:val="ListParagraph"/>
+        <w:numPr>
+          <w:ilvl w:val="1"/>
+          <w:numId w:val="6"/>
+        </w:numPr>
+        <w:pBdr>
+          <w:top w:val="nil"/>
+          <w:left w:val="nil"/>
+          <w:bottom w:val="nil"/>
+          <w:right w:val="nil"/>
+          <w:between w:val="nil"/>
+        </w:pBdr>
+        <w:tabs>
+          <w:tab w:val="left" w:pos="694"/>
+        </w:tabs>
+        <w:spacing w:before="14" w:line="278" w:lineRule="auto"/>
+        <w:ind w:right="1576"/>
+        <w:rPr>
+          <w:color w:val="000000"/>
+        </w:rPr>
+      </w:pPr>
+      <w:r>
+        <w:rPr>
+          <w:color w:val="000000"/>
+        </w:rPr>
+        <w:t xml:space="preserve">Cloud security: encrypted provider access logs of user accounts. </w:t>
+      </w:r>
+    </w:p>
+    <w:p>
+      <w:pPr>
+        <w:pStyle w:val="ListParagraph"/>
+        <w:numPr>
+          <w:ilvl w:val="1"/>
+          <w:numId w:val="6"/>
+        </w:numPr>
+        <w:pBdr>
+          <w:top w:val="nil"/>
+          <w:left w:val="nil"/>
+          <w:bottom w:val="nil"/>
+          <w:right w:val="nil"/>
+          <w:between w:val="nil"/>
+        </w:pBdr>
+        <w:tabs>
+          <w:tab w:val="left" w:pos="694"/>
+        </w:tabs>
+        <w:spacing w:before="14" w:line="278" w:lineRule="auto"/>
+        <w:ind w:right="1576"/>
+        <w:rPr>
+          <w:color w:val="000000"/>
+        </w:rPr>
+      </w:pPr>
+      <w:r>
+        <w:rPr>
+          <w:color w:val="000000"/>
+        </w:rPr>
+        <w:t>Resource inventory:</w:t>
+      </w:r>
+      <w:r>
+        <w:rPr>
+          <w:color w:val="000000"/>
+        </w:rPr>
+        <w:t xml:space="preserve"> </w:t>
+      </w:r>
+      <w:r>
+        <w:rPr>
+          <w:color w:val="000000"/>
+        </w:rPr>
+        <w:t xml:space="preserve">identified AWS resources (basic and technical) with status and metadata are normalized. </w:t>
+      </w:r>
+    </w:p>
+    <w:p>
+      <w:pPr>
+        <w:pStyle w:val="ListParagraph"/>
+        <w:numPr>
+          <w:ilvl w:val="1"/>
+          <w:numId w:val="6"/>
+        </w:numPr>
+        <w:pBdr>
+          <w:top w:val="nil"/>
+          <w:left w:val="nil"/>
+          <w:bottom w:val="nil"/>
+          <w:right w:val="nil"/>
+          <w:between w:val="nil"/>
+        </w:pBdr>
+        <w:tabs>
+          <w:tab w:val="left" w:pos="694"/>
+        </w:tabs>
+        <w:spacing w:before="14" w:line="278" w:lineRule="auto"/>
+        <w:ind w:right="1576"/>
+        <w:rPr>
+          <w:color w:val="000000"/>
+        </w:rPr>
+      </w:pPr>
+      <w:r>
+        <w:rPr>
+          <w:color w:val="000000"/>
+        </w:rPr>
+        <w:t xml:space="preserve">Provider health: latency records and API periodically. </w:t>
+      </w:r>
+    </w:p>
+    <w:p>
+      <w:pPr>
+        <w:pStyle w:val="ListParagraph"/>
+        <w:numPr>
+          <w:ilvl w:val="1"/>
+          <w:numId w:val="6"/>
+        </w:numPr>
+        <w:pBdr>
+          <w:top w:val="nil"/>
+          <w:left w:val="nil"/>
+          <w:bottom w:val="nil"/>
+          <w:right w:val="nil"/>
+          <w:between w:val="nil"/>
+        </w:pBdr>
+        <w:tabs>
+          <w:tab w:val="left" w:pos="694"/>
+        </w:tabs>
+        <w:spacing w:before="14" w:line="278" w:lineRule="auto"/>
+        <w:ind w:right="1576"/>
+      </w:pPr>
+      <w:r>
+        <w:rPr>
+          <w:color w:val="000000"/>
+        </w:rPr>
+        <w:t>Cost data: service level expenditure items to create dashboard and billing summaries.</w:t>
+      </w:r>
+    </w:p>
+    <w:p>
+      <w:pPr>
+        <w:pBdr>
+          <w:top w:val="nil"/>
+          <w:left w:val="nil"/>
+          <w:bottom w:val="nil"/>
+          <w:right w:val="nil"/>
+          <w:between w:val="nil"/>
+        </w:pBdr>
+        <w:tabs>
+          <w:tab w:val="left" w:pos="694"/>
+        </w:tabs>
+        <w:spacing w:before="14" w:line="278" w:lineRule="auto"/>
+        <w:ind w:left="478" w:right="1576"/>
       </w:pPr>
       <w:r>
         <w:rPr>
@@ -9511,8 +9352,8 @@
           <w:color w:val="000000"/>
         </w:rPr>
       </w:pPr>
-      <w:bookmarkStart w:id="34" w:name="bookmark=id.rlhivcrb4ygb" w:colFirst="0" w:colLast="0"/>
-      <w:bookmarkEnd w:id="34"/>
+      <w:bookmarkStart w:id="30" w:name="bookmark=id.rlhivcrb4ygb" w:colFirst="0" w:colLast="0"/>
+      <w:bookmarkEnd w:id="30"/>
       <w:r>
         <w:rPr>
           <w:i/>
@@ -9531,153 +9372,28 @@
           <w:right w:val="nil"/>
           <w:between w:val="nil"/>
         </w:pBdr>
-        <w:spacing w:before="78"/>
-        <w:ind w:left="478"/>
-        <w:rPr>
-          <w:color w:val="000000"/>
-        </w:rPr>
-      </w:pPr>
-      <w:r>
-        <w:rPr>
-          <w:color w:val="000000"/>
-        </w:rPr>
-        <w:t>Security is implemented using a zero-trust execution model.</w:t>
-      </w:r>
-    </w:p>
-    <w:p>
-      <w:pPr>
-        <w:numPr>
-          <w:ilvl w:val="1"/>
-          <w:numId w:val="6"/>
-        </w:numPr>
-        <w:pBdr>
-          <w:top w:val="nil"/>
-          <w:left w:val="nil"/>
-          <w:bottom w:val="nil"/>
-          <w:right w:val="nil"/>
-          <w:between w:val="nil"/>
-        </w:pBdr>
         <w:tabs>
-          <w:tab w:val="left" w:pos="694"/>
+          <w:tab w:val="left" w:pos="581"/>
         </w:tabs>
-        <w:spacing w:before="40"/>
-        <w:ind w:hanging="216"/>
-      </w:pPr>
-      <w:r>
-        <w:rPr>
-          <w:b/>
-          <w:bCs/>
-          <w:color w:val="000000"/>
-        </w:rPr>
-        <w:t>Identity Layer</w:t>
-      </w:r>
-      <w:r>
-        <w:rPr>
-          <w:color w:val="000000"/>
-        </w:rPr>
-        <w:t>: JWT authentication protects API endpoints and user-specific operations.</w:t>
-      </w:r>
-    </w:p>
-    <w:p>
-      <w:pPr>
-        <w:numPr>
-          <w:ilvl w:val="1"/>
-          <w:numId w:val="6"/>
-        </w:numPr>
-        <w:pBdr>
-          <w:top w:val="nil"/>
-          <w:left w:val="nil"/>
-          <w:bottom w:val="nil"/>
-          <w:right w:val="nil"/>
-          <w:between w:val="nil"/>
-        </w:pBdr>
-        <w:tabs>
-          <w:tab w:val="left" w:pos="694"/>
-        </w:tabs>
-        <w:spacing w:before="14" w:line="252" w:lineRule="auto"/>
-        <w:ind w:right="257"/>
-      </w:pPr>
-      <w:r>
-        <w:rPr>
-          <w:b/>
-          <w:bCs/>
-          <w:color w:val="000000"/>
-        </w:rPr>
-        <w:t>Credential Security</w:t>
-      </w:r>
-      <w:r>
-        <w:rPr>
-          <w:color w:val="000000"/>
-        </w:rPr>
-        <w:t>: AWS access keys are encrypted at application layer and only decrypted inside worker execution scope.</w:t>
-      </w:r>
-    </w:p>
-    <w:p>
-      <w:pPr>
-        <w:numPr>
-          <w:ilvl w:val="1"/>
-          <w:numId w:val="6"/>
-        </w:numPr>
-        <w:pBdr>
-          <w:top w:val="nil"/>
-          <w:left w:val="nil"/>
-          <w:bottom w:val="nil"/>
-          <w:right w:val="nil"/>
-          <w:between w:val="nil"/>
-        </w:pBdr>
-        <w:tabs>
-          <w:tab w:val="left" w:pos="694"/>
-        </w:tabs>
-        <w:spacing w:before="2" w:line="252" w:lineRule="auto"/>
-        <w:ind w:right="257"/>
-      </w:pPr>
-      <w:r>
-        <w:rPr>
-          <w:b/>
-          <w:bCs/>
-          <w:color w:val="000000"/>
-        </w:rPr>
-        <w:t>Execution Isolation</w:t>
-      </w:r>
-      <w:r>
-        <w:rPr>
-          <w:color w:val="000000"/>
-        </w:rPr>
-        <w:t>: Terraform runs in isolated workspaces with ephemeral task context, reducing credential exposure.</w:t>
-      </w:r>
-    </w:p>
-    <w:p>
-      <w:pPr>
-        <w:numPr>
-          <w:ilvl w:val="1"/>
-          <w:numId w:val="6"/>
-        </w:numPr>
-        <w:pBdr>
-          <w:top w:val="nil"/>
-          <w:left w:val="nil"/>
-          <w:bottom w:val="nil"/>
-          <w:right w:val="nil"/>
-          <w:between w:val="nil"/>
-        </w:pBdr>
-        <w:tabs>
-          <w:tab w:val="left" w:pos="694"/>
-        </w:tabs>
-        <w:spacing w:before="2"/>
-        <w:ind w:hanging="216"/>
-      </w:pPr>
-      <w:r>
-        <w:rPr>
-          <w:b/>
-          <w:bCs/>
-          <w:color w:val="000000"/>
-        </w:rPr>
-        <w:t>Surface minimization</w:t>
-      </w:r>
-      <w:r>
-        <w:rPr>
-          <w:color w:val="000000"/>
-        </w:rPr>
-        <w:t>: user interfaces never expose raw provider secrets after submission.</w:t>
+        <w:spacing w:before="95"/>
+        <w:ind w:left="259"/>
+        <w:rPr>
+          <w:color w:val="000000"/>
+        </w:rPr>
+      </w:pPr>
+      <w:r>
+        <w:rPr>
+          <w:i/>
+          <w:iCs/>
+          <w:color w:val="000000"/>
+        </w:rPr>
+        <w:tab/>
+      </w:r>
+      <w:r>
+        <w:rPr>
+          <w:color w:val="000000"/>
+        </w:rPr>
+        <w:t>A zero-trust execution model is used to implement security. Identity Layer. JWT authentication secures API endpoints and operations per user.</w:t>
       </w:r>
     </w:p>
     <w:p>
@@ -9704,8 +9420,8 @@
           <w:color w:val="000000"/>
         </w:rPr>
       </w:pPr>
-      <w:bookmarkStart w:id="35" w:name="bookmark=id.lfoa483ag433" w:colFirst="0" w:colLast="0"/>
-      <w:bookmarkEnd w:id="35"/>
+      <w:bookmarkStart w:id="31" w:name="bookmark=id.lfoa483ag433" w:colFirst="0" w:colLast="0"/>
+      <w:bookmarkEnd w:id="31"/>
       <w:r>
         <w:rPr>
           <w:i/>
@@ -9735,13 +9451,73 @@
         <w:rPr>
           <w:color w:val="000000"/>
         </w:rPr>
-        <w:t>The main terraform tasks.py provisioning process is dynamic, and it builds working environment, sets provider credentials as environment variables, and runs three-step Terraform lifecycle init, plan, and apply. Failure behavior is defined: in case of failure in any of the steps of the initialisation, planning, or apply phases, the resource state is set to fail and execution logs are saved to aid in diagnostics. This is a critical behavior to operational transparency in asynchronous systems</w:t>
-      </w:r>
-      <w:r>
-        <w:rPr>
-          <w:color w:val="000000"/>
-        </w:rPr>
-        <w:t>.</w:t>
+        <w:t xml:space="preserve">The principal </w:t>
+      </w:r>
+      <w:proofErr w:type="spellStart"/>
+      <w:r>
+        <w:rPr>
+          <w:color w:val="000000"/>
+        </w:rPr>
+        <w:t>terrafactor</w:t>
+      </w:r>
+      <w:proofErr w:type="spellEnd"/>
+      <w:r>
+        <w:rPr>
+          <w:color w:val="000000"/>
+        </w:rPr>
+        <w:t xml:space="preserve"> </w:t>
+      </w:r>
+      <w:r>
+        <w:rPr>
+          <w:color w:val="000000"/>
+        </w:rPr>
+        <w:t>‘</w:t>
+      </w:r>
+      <w:r>
+        <w:rPr>
+          <w:color w:val="000000"/>
+        </w:rPr>
+        <w:t>tasks.py</w:t>
+      </w:r>
+      <w:r>
+        <w:rPr>
+          <w:color w:val="000000"/>
+        </w:rPr>
+        <w:t>’</w:t>
+      </w:r>
+      <w:r>
+        <w:rPr>
+          <w:color w:val="000000"/>
+        </w:rPr>
+        <w:t xml:space="preserve"> provisioning process is dynamic, and constructs working environment, populates environment variables with provider credentials, and executes Terraform lifecycle </w:t>
+      </w:r>
+      <w:proofErr w:type="spellStart"/>
+      <w:r>
+        <w:rPr>
+          <w:color w:val="000000"/>
+        </w:rPr>
+        <w:t>init</w:t>
+      </w:r>
+      <w:proofErr w:type="spellEnd"/>
+      <w:r>
+        <w:rPr>
+          <w:color w:val="000000"/>
+        </w:rPr>
+        <w:t xml:space="preserve">, plan and apply (in 3 steps). It defines failure behavior: when one of the steps of the </w:t>
+      </w:r>
+      <w:proofErr w:type="spellStart"/>
+      <w:r>
+        <w:rPr>
+          <w:color w:val="000000"/>
+        </w:rPr>
+        <w:t>initialisation</w:t>
+      </w:r>
+      <w:proofErr w:type="spellEnd"/>
+      <w:r>
+        <w:rPr>
+          <w:color w:val="000000"/>
+        </w:rPr>
+        <w:t>, planning, or apply phase fails, the state of the resource is changed to fail and execution logs are stored to support the diagnostics.</w:t>
       </w:r>
     </w:p>
     <w:p>
@@ -9769,8 +9545,8 @@
           <w:color w:val="000000"/>
         </w:rPr>
       </w:pPr>
-      <w:bookmarkStart w:id="36" w:name="bookmark=id.fppnv5hrl8au" w:colFirst="0" w:colLast="0"/>
-      <w:bookmarkEnd w:id="36"/>
+      <w:bookmarkStart w:id="32" w:name="bookmark=id.fppnv5hrl8au" w:colFirst="0" w:colLast="0"/>
+      <w:bookmarkEnd w:id="32"/>
       <w:r>
         <w:rPr>
           <w:i/>
@@ -9800,7 +9576,7 @@
         <w:rPr>
           <w:color w:val="000000"/>
         </w:rPr>
-        <w:t>Implementation reproducibility is supported through containerized deployment, environment-variable based configuration, deterministic Terraform module selection, and stored execution artifacts. These choices improve comparability across environments and make the paper’s reported behavior easier to validate in follow-up studies.</w:t>
+        <w:t>Containerized deployment, configuration using environment variables, deterministic selection of Terraform modules, and artifacts of executed attempts are facilitated to ensure implementation reproducibility.</w:t>
       </w:r>
     </w:p>
     <w:p>
@@ -9822,8 +9598,6 @@
         <w:spacing w:before="143"/>
         <w:ind w:left="3552" w:hanging="406"/>
       </w:pPr>
-      <w:bookmarkStart w:id="37" w:name="bookmark=id.cpxd51123462" w:colFirst="0" w:colLast="0"/>
-      <w:bookmarkEnd w:id="37"/>
       <w:r>
         <w:rPr>
           <w:smallCaps/>
@@ -9852,8 +9626,10 @@
         <w:rPr>
           <w:color w:val="000000"/>
         </w:rPr>
-        <w:t>This section assesses Nebula based on implementation-level evidence based on the deployment supported by AWS. It aims to determine whether or not the standardization gains are attained without imposing unacceptable latency or operational opaqueness.A. Scope and Method of Measurement.</w:t>
-      </w:r>
+        <w:t>Here, Nebula will be viewed based on the implementation level based on the evidence on the implementation presented by AWS. It tries to provide a clear answer to whether or not the benefits of standardization are obtained when there is no unacceptable latency or operation opaqueness.</w:t>
+      </w:r>
+      <w:bookmarkStart w:id="33" w:name="bookmark=id.3iz74qfsqu1m" w:colFirst="0" w:colLast="0"/>
+      <w:bookmarkEnd w:id="33"/>
     </w:p>
     <w:p>
       <w:pPr>
@@ -9880,8 +9656,6 @@
           <w:color w:val="000000"/>
         </w:rPr>
       </w:pPr>
-      <w:bookmarkStart w:id="38" w:name="bookmark=id.3iz74qfsqu1m" w:colFirst="0" w:colLast="0"/>
-      <w:bookmarkEnd w:id="38"/>
       <w:r>
         <w:rPr>
           <w:i/>
@@ -9911,7 +9685,7 @@
         <w:rPr>
           <w:color w:val="000000"/>
         </w:rPr>
-        <w:t>The test is conducted on the behavior of control planes and not the actual performance of cloud hardware. Dashboard responses, billing outputs and provisioning lifecycle records in the running project were used to draw measures.</w:t>
+        <w:t>The test itself is not done with the actual performance of cloud hardware behavior, but rather with behavior of control planes. The steps were captured by scaling up dashboard responses and billing results and provisioning lifecycle tracking in the project underway.</w:t>
       </w:r>
     </w:p>
     <w:p>
@@ -9934,105 +9708,90 @@
         <w:rPr>
           <w:color w:val="000000"/>
         </w:rPr>
-        <w:t>The observed sample emphasizes practical operator-facing metrics:</w:t>
-      </w:r>
-    </w:p>
-    <w:p>
-      <w:pPr>
-        <w:numPr>
-          <w:ilvl w:val="1"/>
-          <w:numId w:val="4"/>
-        </w:numPr>
-        <w:pBdr>
-          <w:top w:val="nil"/>
-          <w:left w:val="nil"/>
-          <w:bottom w:val="nil"/>
-          <w:right w:val="nil"/>
-          <w:between w:val="nil"/>
-        </w:pBdr>
-        <w:tabs>
-          <w:tab w:val="left" w:pos="694"/>
-        </w:tabs>
-        <w:spacing w:before="39"/>
-        <w:ind w:hanging="216"/>
-      </w:pPr>
-      <w:r>
-        <w:rPr>
-          <w:color w:val="000000"/>
-        </w:rPr>
-        <w:t>synchronization cadence and data freshness,</w:t>
-      </w:r>
-    </w:p>
-    <w:p>
-      <w:pPr>
-        <w:numPr>
-          <w:ilvl w:val="1"/>
-          <w:numId w:val="4"/>
-        </w:numPr>
-        <w:pBdr>
-          <w:top w:val="nil"/>
-          <w:left w:val="nil"/>
-          <w:bottom w:val="nil"/>
-          <w:right w:val="nil"/>
-          <w:between w:val="nil"/>
-        </w:pBdr>
-        <w:tabs>
-          <w:tab w:val="left" w:pos="694"/>
-        </w:tabs>
-        <w:spacing w:before="14"/>
-        <w:ind w:hanging="216"/>
-      </w:pPr>
-      <w:r>
-        <w:rPr>
-          <w:color w:val="000000"/>
-        </w:rPr>
-        <w:t>provider-health response latency,</w:t>
-      </w:r>
-    </w:p>
-    <w:p>
-      <w:pPr>
-        <w:numPr>
-          <w:ilvl w:val="1"/>
-          <w:numId w:val="4"/>
-        </w:numPr>
-        <w:pBdr>
-          <w:top w:val="nil"/>
-          <w:left w:val="nil"/>
-          <w:bottom w:val="nil"/>
-          <w:right w:val="nil"/>
-          <w:between w:val="nil"/>
-        </w:pBdr>
-        <w:tabs>
-          <w:tab w:val="left" w:pos="694"/>
-        </w:tabs>
-        <w:spacing w:before="13"/>
-        <w:ind w:hanging="216"/>
-      </w:pPr>
-      <w:r>
-        <w:rPr>
-          <w:color w:val="000000"/>
-        </w:rPr>
-        <w:t>API acknowledgement under concurrent request load,</w:t>
-      </w:r>
-    </w:p>
-    <w:p>
-      <w:pPr>
-        <w:numPr>
-          <w:ilvl w:val="1"/>
-          <w:numId w:val="4"/>
-        </w:numPr>
-        <w:pBdr>
-          <w:top w:val="nil"/>
-          <w:left w:val="nil"/>
-          <w:bottom w:val="nil"/>
-          <w:right w:val="nil"/>
-          <w:between w:val="nil"/>
-        </w:pBdr>
-        <w:tabs>
-          <w:tab w:val="left" w:pos="694"/>
-        </w:tabs>
-        <w:spacing w:before="84"/>
-        <w:ind w:hanging="216"/>
+        <w:t xml:space="preserve">The observed sample is regarding helpful operator-facing measures: </w:t>
+      </w:r>
+    </w:p>
+    <w:p>
+      <w:pPr>
+        <w:pBdr>
+          <w:top w:val="nil"/>
+          <w:left w:val="nil"/>
+          <w:bottom w:val="nil"/>
+          <w:right w:val="nil"/>
+          <w:between w:val="nil"/>
+        </w:pBdr>
+        <w:spacing w:before="81" w:line="252" w:lineRule="auto"/>
+        <w:ind w:left="259" w:right="257" w:firstLine="435"/>
+        <w:jc w:val="both"/>
+        <w:rPr>
+          <w:color w:val="000000"/>
+        </w:rPr>
+      </w:pPr>
+      <w:r>
+        <w:rPr>
+          <w:color w:val="000000"/>
+        </w:rPr>
+        <w:t xml:space="preserve">• synch cadence and refresh data, </w:t>
+      </w:r>
+    </w:p>
+    <w:p>
+      <w:pPr>
+        <w:pBdr>
+          <w:top w:val="nil"/>
+          <w:left w:val="nil"/>
+          <w:bottom w:val="nil"/>
+          <w:right w:val="nil"/>
+          <w:between w:val="nil"/>
+        </w:pBdr>
+        <w:spacing w:before="81" w:line="252" w:lineRule="auto"/>
+        <w:ind w:left="259" w:right="257" w:firstLine="461"/>
+        <w:jc w:val="both"/>
+        <w:rPr>
+          <w:color w:val="000000"/>
+        </w:rPr>
+      </w:pPr>
+      <w:r>
+        <w:rPr>
+          <w:color w:val="000000"/>
+        </w:rPr>
+        <w:t xml:space="preserve">• provider-health response latency, </w:t>
+      </w:r>
+    </w:p>
+    <w:p>
+      <w:pPr>
+        <w:pBdr>
+          <w:top w:val="nil"/>
+          <w:left w:val="nil"/>
+          <w:bottom w:val="nil"/>
+          <w:right w:val="nil"/>
+          <w:between w:val="nil"/>
+        </w:pBdr>
+        <w:spacing w:before="81" w:line="252" w:lineRule="auto"/>
+        <w:ind w:left="259" w:right="257" w:firstLine="461"/>
+        <w:jc w:val="both"/>
+        <w:rPr>
+          <w:color w:val="000000"/>
+        </w:rPr>
+      </w:pPr>
+      <w:r>
+        <w:rPr>
+          <w:color w:val="000000"/>
+        </w:rPr>
+        <w:t>• Simultaneous requests API recognition,</w:t>
+      </w:r>
+    </w:p>
+    <w:p>
+      <w:pPr>
+        <w:pBdr>
+          <w:top w:val="nil"/>
+          <w:left w:val="nil"/>
+          <w:bottom w:val="nil"/>
+          <w:right w:val="nil"/>
+          <w:between w:val="nil"/>
+        </w:pBdr>
+        <w:spacing w:before="81" w:line="252" w:lineRule="auto"/>
+        <w:ind w:left="259" w:right="257" w:firstLine="461"/>
+        <w:jc w:val="both"/>
         <w:rPr>
           <w:color w:val="000000"/>
           <w:sz w:val="18"/>
@@ -10043,16 +9802,7 @@
         <w:rPr>
           <w:color w:val="000000"/>
         </w:rPr>
-        <w:t>service-level cost consolidation, and</w:t>
-      </w:r>
-      <w:r>
-        <w:t xml:space="preserve"> </w:t>
-      </w:r>
-      <w:r>
-        <w:rPr>
-          <w:color w:val="000000"/>
-        </w:rPr>
-        <w:t>lifecycle completion traceability for provisioned resources.</w:t>
+        <w:t xml:space="preserve"> • consolidation of service costs, and lifecycle completeness tracing of resources provisioned.</w:t>
       </w:r>
     </w:p>
     <w:p>
@@ -10129,6 +9879,66 @@
     </w:p>
     <w:p>
       <w:pPr>
+        <w:pBdr>
+          <w:top w:val="nil"/>
+          <w:left w:val="nil"/>
+          <w:bottom w:val="nil"/>
+          <w:right w:val="nil"/>
+          <w:between w:val="nil"/>
+        </w:pBdr>
+        <w:tabs>
+          <w:tab w:val="left" w:pos="556"/>
+        </w:tabs>
+        <w:spacing w:before="83"/>
+        <w:ind w:left="180"/>
+        <w:jc w:val="both"/>
+        <w:rPr>
+          <w:color w:val="000000"/>
+        </w:rPr>
+      </w:pPr>
+    </w:p>
+    <w:p>
+      <w:pPr>
+        <w:pBdr>
+          <w:top w:val="nil"/>
+          <w:left w:val="nil"/>
+          <w:bottom w:val="nil"/>
+          <w:right w:val="nil"/>
+          <w:between w:val="nil"/>
+        </w:pBdr>
+        <w:tabs>
+          <w:tab w:val="left" w:pos="556"/>
+        </w:tabs>
+        <w:spacing w:before="83"/>
+        <w:ind w:left="180"/>
+        <w:jc w:val="both"/>
+        <w:rPr>
+          <w:color w:val="000000"/>
+        </w:rPr>
+      </w:pPr>
+    </w:p>
+    <w:p>
+      <w:pPr>
+        <w:pBdr>
+          <w:top w:val="nil"/>
+          <w:left w:val="nil"/>
+          <w:bottom w:val="nil"/>
+          <w:right w:val="nil"/>
+          <w:between w:val="nil"/>
+        </w:pBdr>
+        <w:tabs>
+          <w:tab w:val="left" w:pos="556"/>
+        </w:tabs>
+        <w:spacing w:before="83"/>
+        <w:ind w:left="180"/>
+        <w:jc w:val="both"/>
+        <w:rPr>
+          <w:color w:val="000000"/>
+        </w:rPr>
+      </w:pPr>
+    </w:p>
+    <w:p>
+      <w:pPr>
         <w:ind w:left="243" w:right="243"/>
         <w:jc w:val="center"/>
         <w:rPr>
@@ -10141,7 +9951,6 @@
           <w:sz w:val="18"/>
           <w:szCs w:val="18"/>
         </w:rPr>
-        <w:lastRenderedPageBreak/>
         <w:t>TABLE IV</w:t>
       </w:r>
     </w:p>
@@ -10562,6 +10371,7 @@
                 <w:szCs w:val="18"/>
               </w:rPr>
             </w:pPr>
+            <w:proofErr w:type="spellStart"/>
             <w:r>
               <w:rPr>
                 <w:rFonts w:ascii="Courier New" w:eastAsia="Courier New" w:hAnsi="Courier New" w:cs="Courier New"/>
@@ -10571,6 +10381,7 @@
               </w:rPr>
               <w:t>sync_all_users_resources</w:t>
             </w:r>
+            <w:proofErr w:type="spellEnd"/>
           </w:p>
         </w:tc>
       </w:tr>
@@ -11046,8 +10857,18 @@
                 <w:sz w:val="18"/>
                 <w:szCs w:val="18"/>
               </w:rPr>
-              <w:t>145 ms</w:t>
+              <w:t xml:space="preserve">145 </w:t>
             </w:r>
+            <w:proofErr w:type="spellStart"/>
+            <w:r>
+              <w:rPr>
+                <w:color w:val="000000"/>
+                <w:sz w:val="18"/>
+                <w:szCs w:val="18"/>
+              </w:rPr>
+              <w:t>ms</w:t>
+            </w:r>
+            <w:proofErr w:type="spellEnd"/>
           </w:p>
         </w:tc>
         <w:tc>
@@ -11301,8 +11122,18 @@
                 <w:sz w:val="18"/>
                 <w:szCs w:val="18"/>
               </w:rPr>
-              <w:t>100 ms</w:t>
+              <w:t xml:space="preserve">100 </w:t>
             </w:r>
+            <w:proofErr w:type="spellStart"/>
+            <w:r>
+              <w:rPr>
+                <w:color w:val="000000"/>
+                <w:sz w:val="18"/>
+                <w:szCs w:val="18"/>
+              </w:rPr>
+              <w:t>ms</w:t>
+            </w:r>
+            <w:proofErr w:type="spellEnd"/>
           </w:p>
         </w:tc>
         <w:tc>
@@ -12166,15 +11997,43 @@
           <w:color w:val="000000"/>
         </w:rPr>
       </w:pPr>
-      <w:bookmarkStart w:id="39" w:name="bookmark=id.3k2qzvjbn3b5" w:colFirst="0" w:colLast="0"/>
-      <w:bookmarkStart w:id="40" w:name="bookmark=id.242wa8nmpnw7" w:colFirst="0" w:colLast="0"/>
-      <w:bookmarkEnd w:id="39"/>
-      <w:bookmarkEnd w:id="40"/>
-      <w:r>
-        <w:rPr>
-          <w:color w:val="000000"/>
-        </w:rPr>
-        <w:t>Table IV reveals that operational consistency is the main performance advantage of the platform. The 10 minutes synchronization schedule transforms the inventory update based on manual checks to deterministic cycles. The 145 ms provider-health indicator indicates that health status can be brought to the surface on a regular basis without undue overhead. The sub- 100 ms API acknowledgement in the concurrency setting ensures that the user experience is not affected by infrastructure runtime delays due to asynchronous queueing. Cost row particularly applies to governance. The platform does not require the manual integration of several AWS views, but it displays one period-specific summary with compute, storage, and network categories that can be directly compared. This reduces the time between spend observation and corrective action</w:t>
+      <w:bookmarkStart w:id="34" w:name="bookmark=id.3k2qzvjbn3b5" w:colFirst="0" w:colLast="0"/>
+      <w:bookmarkStart w:id="35" w:name="bookmark=id.242wa8nmpnw7" w:colFirst="0" w:colLast="0"/>
+      <w:bookmarkEnd w:id="34"/>
+      <w:bookmarkEnd w:id="35"/>
+      <w:r>
+        <w:rPr>
+          <w:color w:val="000000"/>
+        </w:rPr>
+        <w:t xml:space="preserve">Table IV reveals that operational consistency is the main performance advantage of the platform. The 10 minutes synchronization schedule transforms the inventory update based on manual checks to deterministic cycles. The 145 </w:t>
+      </w:r>
+      <w:proofErr w:type="spellStart"/>
+      <w:r>
+        <w:rPr>
+          <w:color w:val="000000"/>
+        </w:rPr>
+        <w:t>ms</w:t>
+      </w:r>
+      <w:proofErr w:type="spellEnd"/>
+      <w:r>
+        <w:rPr>
+          <w:color w:val="000000"/>
+        </w:rPr>
+        <w:t xml:space="preserve"> provider-health indicator indicates that health status can be brought to the surface on a regular basis without undue overhead. The sub-100 </w:t>
+      </w:r>
+      <w:proofErr w:type="spellStart"/>
+      <w:r>
+        <w:rPr>
+          <w:color w:val="000000"/>
+        </w:rPr>
+        <w:t>ms</w:t>
+      </w:r>
+      <w:proofErr w:type="spellEnd"/>
+      <w:r>
+        <w:rPr>
+          <w:color w:val="000000"/>
+        </w:rPr>
+        <w:t xml:space="preserve"> API acknowledgement in the concurrency setting ensures that the user experience is not affected by infrastructure runtime delays due to asynchronous queueing. Cost row particularly applies to governance. The platform does not require the manual integration of several AWS views, but it displays one period-specific summary with compute, storage, and network categories that can be directly compared. This reduces the time between spend observation and corrective action</w:t>
       </w:r>
       <w:r>
         <w:rPr>
@@ -13355,8 +13214,8 @@
           <w:color w:val="000000"/>
         </w:rPr>
       </w:pPr>
-      <w:bookmarkStart w:id="41" w:name="bookmark=id.i3rlyg2g9bix" w:colFirst="0" w:colLast="0"/>
-      <w:bookmarkEnd w:id="41"/>
+      <w:bookmarkStart w:id="36" w:name="bookmark=id.i3rlyg2g9bix" w:colFirst="0" w:colLast="0"/>
+      <w:bookmarkEnd w:id="36"/>
       <w:r>
         <w:rPr>
           <w:i/>
@@ -13386,14 +13245,10 @@
         <w:rPr>
           <w:color w:val="000000"/>
         </w:rPr>
-        <w:t>The orchestration systems should be understood to have two layers of performance: control-plane responsiveness and execution-plane completion. To deliberately make control-plane responsive, Nebula responds to user requests and schedules long-running tasks to Celery workers. This architecture is consistent with known literature that queue and coordination overhead is generally less than provider-side provisioning latency [14], [15].D. Reliability and Traceability Results</w:t>
-      </w:r>
-      <w:r>
-        <w:rPr>
-          <w:color w:val="000000"/>
-        </w:rPr>
-        <w:t>.</w:t>
-      </w:r>
+        <w:t>The orchestration systems should be understood to have two layers of performance: control-plane responsiveness and execution-plane completion. To deliberately make control-plane responsive, Nebula responds to user requests and schedules long-running tasks to Celery workers. This architecture is consistent with known literature that queue and coordination overhead is generally less than provider-side provisioning latency [14], [15].</w:t>
+      </w:r>
+      <w:bookmarkStart w:id="37" w:name="bookmark=id.b5zj5k1s85ot" w:colFirst="0" w:colLast="0"/>
+      <w:bookmarkEnd w:id="37"/>
     </w:p>
     <w:p>
       <w:pPr>
@@ -13420,8 +13275,6 @@
           <w:color w:val="000000"/>
         </w:rPr>
       </w:pPr>
-      <w:bookmarkStart w:id="42" w:name="bookmark=id.b5zj5k1s85ot" w:colFirst="0" w:colLast="0"/>
-      <w:bookmarkEnd w:id="42"/>
       <w:r>
         <w:rPr>
           <w:i/>
@@ -13451,14 +13304,10 @@
         <w:rPr>
           <w:color w:val="000000"/>
         </w:rPr>
-        <w:t>In addition to speed, the behavior under examination exhibits better traceability. Each operation has a reproducible narrative due to lifecycle states (pending, provisioning, active) and captured logs. It is important in production environments where debugging, auditability and post incident analysis are valued instead of raw completion time.E. Limitations of Current Evaluation</w:t>
-      </w:r>
-      <w:r>
-        <w:rPr>
-          <w:color w:val="000000"/>
-        </w:rPr>
-        <w:t>.</w:t>
-      </w:r>
+        <w:t>Each operation can be reproducible since the lifecycle states (pending, provisioning, active) and logs taken have a narrative. It would be useful in production scenarios where the real completion time is not valued but debugging, auditability and post incident analysis is great.</w:t>
+      </w:r>
+      <w:bookmarkStart w:id="38" w:name="bookmark=id.otkr72lh04t8" w:colFirst="0" w:colLast="0"/>
+      <w:bookmarkEnd w:id="38"/>
     </w:p>
     <w:p>
       <w:pPr>
@@ -13485,8 +13334,6 @@
           <w:color w:val="000000"/>
         </w:rPr>
       </w:pPr>
-      <w:bookmarkStart w:id="43" w:name="bookmark=id.otkr72lh04t8" w:colFirst="0" w:colLast="0"/>
-      <w:bookmarkEnd w:id="43"/>
       <w:r>
         <w:rPr>
           <w:i/>
@@ -13516,7 +13363,7 @@
         <w:rPr>
           <w:color w:val="000000"/>
         </w:rPr>
-        <w:t>The scope of evaluation is limited purposely. The implementation results based on AWS are obtained and have not yet become a cross-provider variance. Moreover, there are sample observations of project dashboards that should be understood as implementation evidence, but not generalized standards. The next round of assessment can be done in terms of repeated trial design, expanded concurrency profiles, and cross-region statistical analysis.</w:t>
+        <w:t>The implementation results regarding AWS are received and it is not yet a cross-provider variance. Moreover, implementation evidence in the form of samples of project dashboards may be conducted, but, not in the form of standardized forms. The subsequent set of evaluation can be conducted regarding repeated trial structure, further concurrency profiles, and analysis across regions.</w:t>
       </w:r>
     </w:p>
     <w:p>
@@ -13538,8 +13385,8 @@
         <w:spacing w:before="152"/>
         <w:ind w:left="3992" w:hanging="488"/>
       </w:pPr>
-      <w:bookmarkStart w:id="44" w:name="bookmark=id.jrfamfy1yf5j" w:colFirst="0" w:colLast="0"/>
-      <w:bookmarkEnd w:id="44"/>
+      <w:bookmarkStart w:id="39" w:name="bookmark=id.jrfamfy1yf5j" w:colFirst="0" w:colLast="0"/>
+      <w:bookmarkEnd w:id="39"/>
       <w:r>
         <w:rPr>
           <w:smallCaps/>
@@ -13568,14 +13415,19 @@
         <w:rPr>
           <w:color w:val="000000"/>
         </w:rPr>
-        <w:t xml:space="preserve">The deployment model is made to be reproducible, operationally clear, as well as incrementally scaled. Containerization is adopted to make sure that the behaviour of services is the same in both local development and </w:t>
-      </w:r>
-      <w:r>
-        <w:rPr>
-          <w:color w:val="000000"/>
-        </w:rPr>
-        <w:lastRenderedPageBreak/>
-        <w:t>controlled staging environments.</w:t>
+        <w:t xml:space="preserve">The deployment model is made to be reproducible, operationally clear, as well as incrementally scaled. To ensure this, containerization is embraced in order to ensure that services </w:t>
+      </w:r>
+      <w:r>
+        <w:rPr>
+          <w:color w:val="000000"/>
+        </w:rPr>
+        <w:t>behavior</w:t>
+      </w:r>
+      <w:r>
+        <w:rPr>
+          <w:color w:val="000000"/>
+        </w:rPr>
+        <w:t xml:space="preserve"> is identical both in the local development environment and in the controlled staging environment.</w:t>
       </w:r>
     </w:p>
     <w:p>
@@ -13603,6 +13455,7 @@
           <w:sz w:val="20"/>
           <w:szCs w:val="20"/>
         </w:rPr>
+        <w:lastRenderedPageBreak/>
         <mc:AlternateContent>
           <mc:Choice Requires="wpg">
             <w:drawing>
@@ -14851,8 +14704,17 @@
                                     <w:color w:val="000000"/>
                                     <w:sz w:val="16"/>
                                   </w:rPr>
-                                  <w:t>: CreateResource.tsx</w:t>
+                                  <w:t xml:space="preserve">: </w:t>
                                 </w:r>
+                                <w:proofErr w:type="spellStart"/>
+                                <w:r>
+                                  <w:rPr>
+                                    <w:color w:val="000000"/>
+                                    <w:sz w:val="16"/>
+                                  </w:rPr>
+                                  <w:t>CreateResource.tsx</w:t>
+                                </w:r>
+                                <w:proofErr w:type="spellEnd"/>
                               </w:p>
                               <w:p>
                                 <w:pPr>
@@ -15181,8 +15043,17 @@
                               <w:color w:val="000000"/>
                               <w:sz w:val="16"/>
                             </w:rPr>
-                            <w:t>: CreateResource.tsx</w:t>
+                            <w:t xml:space="preserve">: </w:t>
                           </w:r>
+                          <w:proofErr w:type="spellStart"/>
+                          <w:r>
+                            <w:rPr>
+                              <w:color w:val="000000"/>
+                              <w:sz w:val="16"/>
+                            </w:rPr>
+                            <w:t>CreateResource.tsx</w:t>
+                          </w:r>
+                          <w:proofErr w:type="spellEnd"/>
                         </w:p>
                         <w:p>
                           <w:pPr>
@@ -15443,8 +15314,8 @@
         </w:rPr>
         <w:t>. Code Trace from UI to AWS Provisioning</w:t>
       </w:r>
-      <w:bookmarkStart w:id="45" w:name="_heading=h.n3l66oj7ytms" w:colFirst="0" w:colLast="0"/>
-      <w:bookmarkEnd w:id="45"/>
+      <w:bookmarkStart w:id="40" w:name="_heading=h.n3l66oj7ytms" w:colFirst="0" w:colLast="0"/>
+      <w:bookmarkEnd w:id="40"/>
     </w:p>
     <w:p>
       <w:pPr>
@@ -15482,8 +15353,8 @@
           <w:color w:val="000000"/>
         </w:rPr>
       </w:pPr>
-      <w:bookmarkStart w:id="46" w:name="bookmark=id.fs8c7zijo452" w:colFirst="0" w:colLast="0"/>
-      <w:bookmarkEnd w:id="46"/>
+      <w:bookmarkStart w:id="41" w:name="bookmark=id.fs8c7zijo452" w:colFirst="0" w:colLast="0"/>
+      <w:bookmarkEnd w:id="41"/>
       <w:r>
         <w:rPr>
           <w:i/>
@@ -15513,26 +15384,23 @@
         <w:rPr>
           <w:color w:val="000000"/>
         </w:rPr>
-        <w:t xml:space="preserve">A standard deployment begins with </w:t>
-      </w:r>
-      <w:r>
-        <w:rPr>
-          <w:rFonts w:ascii="Courier New" w:eastAsia="Courier New" w:hAnsi="Courier New" w:cs="Courier New"/>
-          <w:color w:val="000000"/>
-        </w:rPr>
-        <w:t>docker-compose up --build</w:t>
-      </w:r>
-      <w:r>
-        <w:rPr>
-          <w:color w:val="000000"/>
-        </w:rPr>
-        <w:t xml:space="preserve">. </w:t>
-      </w:r>
-      <w:r>
-        <w:rPr>
-          <w:color w:val="000000"/>
-        </w:rPr>
-        <w:t>This implements frontend, backend API, PostgreSQL, Redis, and Celery worker services in a different network. The workflow helps in rapid bring-up of the environment and ensures the deterministic service dependencies. This trend has three advantages operationally:</w:t>
+        <w:t xml:space="preserve">The deployment is done based on a standard minimal code of </w:t>
+      </w:r>
+      <w:r>
+        <w:rPr>
+          <w:b/>
+          <w:bCs/>
+          <w:i/>
+          <w:iCs/>
+          <w:color w:val="000000"/>
+        </w:rPr>
+        <w:t>docker-compose up -build</w:t>
+      </w:r>
+      <w:r>
+        <w:rPr>
+          <w:color w:val="000000"/>
+        </w:rPr>
+        <w:t>. This deploys frontend, backend API, PostgreSQL, Redis and Celery worker services into another network. The workflow assists in quick bringing up the environment and guarantees the deterministic service dependencies. This trend has three advantages operationally: The runtime topology of the code produced by the developers and evaluators ought to be identical: only a small amount of manual configuration is necessary to synthesize the topology again.</w:t>
       </w:r>
     </w:p>
     <w:p>
@@ -15600,7 +15468,13 @@
         <w:rPr>
           <w:color w:val="000000"/>
         </w:rPr>
-        <w:t>: failures can be diagnosed by component boundary (API, queue, worker, database).</w:t>
+        <w:t xml:space="preserve">: </w:t>
+      </w:r>
+      <w:r>
+        <w:rPr>
+          <w:color w:val="000000"/>
+        </w:rPr>
+        <w:t>composed of component boundary (API, queue, worker, database): is a diagnostic of failures.</w:t>
       </w:r>
     </w:p>
     <w:p>
@@ -15662,8 +15536,8 @@
           <w:color w:val="000000"/>
         </w:rPr>
       </w:pPr>
-      <w:bookmarkStart w:id="47" w:name="bookmark=id.jx5xf6y011w" w:colFirst="0" w:colLast="0"/>
-      <w:bookmarkEnd w:id="47"/>
+      <w:bookmarkStart w:id="42" w:name="bookmark=id.jx5xf6y011w" w:colFirst="0" w:colLast="0"/>
+      <w:bookmarkEnd w:id="42"/>
       <w:r>
         <w:rPr>
           <w:i/>
@@ -15796,8 +15670,8 @@
           <w:color w:val="000000"/>
         </w:rPr>
       </w:pPr>
-      <w:bookmarkStart w:id="48" w:name="bookmark=id.84u79f8x74jn" w:colFirst="0" w:colLast="0"/>
-      <w:bookmarkEnd w:id="48"/>
+      <w:bookmarkStart w:id="43" w:name="bookmark=id.84u79f8x74jn" w:colFirst="0" w:colLast="0"/>
+      <w:bookmarkEnd w:id="43"/>
       <w:r>
         <w:rPr>
           <w:i/>
@@ -15855,8 +15729,8 @@
           <w:color w:val="000000"/>
         </w:rPr>
       </w:pPr>
-      <w:bookmarkStart w:id="49" w:name="bookmark=id.kqiw1mv6v6je" w:colFirst="0" w:colLast="0"/>
-      <w:bookmarkEnd w:id="49"/>
+      <w:bookmarkStart w:id="44" w:name="bookmark=id.kqiw1mv6v6je" w:colFirst="0" w:colLast="0"/>
+      <w:bookmarkEnd w:id="44"/>
       <w:r>
         <w:rPr>
           <w:i/>
@@ -16022,20 +15896,14 @@
           <w:bCs/>
           <w:color w:val="000000"/>
         </w:rPr>
+        <w:lastRenderedPageBreak/>
         <w:t>Policy-as-Code Enforcement</w:t>
       </w:r>
       <w:r>
         <w:rPr>
           <w:color w:val="000000"/>
         </w:rPr>
-        <w:t xml:space="preserve">: integrate pre-apply policy checks to block non-compliant configuration before </w:t>
-      </w:r>
-      <w:r>
-        <w:rPr>
-          <w:color w:val="000000"/>
-        </w:rPr>
-        <w:lastRenderedPageBreak/>
-        <w:t>resource creation.</w:t>
+        <w:t>: integrate pre-apply policy checks to block non-compliant configuration before resource creation.</w:t>
       </w:r>
     </w:p>
     <w:p>
@@ -16096,8 +15964,8 @@
           <w:color w:val="000000"/>
         </w:rPr>
       </w:pPr>
-      <w:bookmarkStart w:id="50" w:name="bookmark=id.4jn9quehu8w2" w:colFirst="0" w:colLast="0"/>
-      <w:bookmarkEnd w:id="50"/>
+      <w:bookmarkStart w:id="45" w:name="bookmark=id.4jn9quehu8w2" w:colFirst="0" w:colLast="0"/>
+      <w:bookmarkEnd w:id="45"/>
       <w:r>
         <w:rPr>
           <w:i/>
@@ -16289,8 +16157,8 @@
           <w:color w:val="000000"/>
         </w:rPr>
       </w:pPr>
-      <w:bookmarkStart w:id="51" w:name="bookmark=id.rzardjlwwx9f" w:colFirst="0" w:colLast="0"/>
-      <w:bookmarkEnd w:id="51"/>
+      <w:bookmarkStart w:id="46" w:name="bookmark=id.rzardjlwwx9f" w:colFirst="0" w:colLast="0"/>
+      <w:bookmarkEnd w:id="46"/>
       <w:r>
         <w:rPr>
           <w:i/>
@@ -16322,23 +16190,6 @@
         </w:rPr>
         <w:t>The relative performance among providers can be evaluated in the future through academic practice, longitudinal drift studies can be conducted, and the effectiveness of AI-driven optimization in decision-support can be compared to that of manual operators. These guidelines would increase the external validity and would nevertheless not deter the implementation-oriented nature of the approach suggested in this paper. In this paper, Nebula was presented as an AWS-oriented orchestration strategy to standardize the infrastructure operations in the aspects of provisioning, synchronization, health control, and cost visibility. The most important fact was that the operational maturity of cloud systems is not only connected to the degree of automation, but also the consistency of execution paths and the quality of observability. Through an evaluation based on an implementation, the study demonstrated that a layered control-plane architecture is capable of keeping user-facing responsiveness and offload infrastructure runtime asynchronous workers. As the reported values of the project environment (synchronization cadence, provider-health latency, lifecycle traceability, service-level cost breakdown) indicate, the point that the high degree of standardization can be achieved in the conditions of the real life is justified.</w:t>
       </w:r>
-    </w:p>
-    <w:p>
-      <w:pPr>
-        <w:pBdr>
-          <w:top w:val="nil"/>
-          <w:left w:val="nil"/>
-          <w:bottom w:val="nil"/>
-          <w:right w:val="nil"/>
-          <w:between w:val="nil"/>
-        </w:pBdr>
-        <w:spacing w:before="79" w:line="252" w:lineRule="auto"/>
-        <w:ind w:left="259" w:right="257" w:firstLine="219"/>
-        <w:jc w:val="both"/>
-        <w:rPr>
-          <w:color w:val="000000"/>
-        </w:rPr>
-      </w:pPr>
     </w:p>
     <w:p>
       <w:pPr>
@@ -16359,8 +16210,8 @@
         <w:spacing w:before="129"/>
         <w:ind w:left="5045" w:hanging="571"/>
       </w:pPr>
-      <w:bookmarkStart w:id="52" w:name="bookmark=id.xwh8ioo13s9p" w:colFirst="0" w:colLast="0"/>
-      <w:bookmarkEnd w:id="52"/>
+      <w:bookmarkStart w:id="47" w:name="bookmark=id.xwh8ioo13s9p" w:colFirst="0" w:colLast="0"/>
+      <w:bookmarkEnd w:id="47"/>
       <w:r>
         <w:rPr>
           <w:smallCaps/>
@@ -16389,7 +16240,21 @@
         <w:rPr>
           <w:color w:val="000000"/>
         </w:rPr>
-        <w:t>The article also introduces a pragmatic research spirit: rather than what may be projected to half baked cross- cloud enunciations, it develops a radical AWS foundation with repeatable workflow findings. This foundation is more expandable in the future as compared to conceptual architectures that have meager operational information. The existing restrictions are evident. The results are limited to the implementation of AWS and observations of the sample operations. Nevertheless, the system and structure of government is tactically oriented towards systematic development. The second generation will focus on risk-hardening, policy enforcement, more comprehensive real-time feedback and controlled extrapolation to other providers. Generally, Nebula proves that democratization of cloud operations is not about making the complexity less visible but rather making it structured into predictable, verifiable and repeatable work processes.</w:t>
+        <w:t xml:space="preserve">The article also introduces a pragmatic research spirit: rather than what may be projected to </w:t>
+      </w:r>
+      <w:proofErr w:type="spellStart"/>
+      <w:r>
+        <w:rPr>
+          <w:color w:val="000000"/>
+        </w:rPr>
+        <w:t>half baked</w:t>
+      </w:r>
+      <w:proofErr w:type="spellEnd"/>
+      <w:r>
+        <w:rPr>
+          <w:color w:val="000000"/>
+        </w:rPr>
+        <w:t xml:space="preserve"> cross- cloud enunciations, it develops a radical AWS foundation with repeatable workflow findings. This foundation is more expandable in the future as compared to conceptual architectures that have meager operational information. The existing restrictions are evident. The results are limited to the implementation of AWS and observations of the sample operations. Nevertheless, the system and structure of government is tactically oriented towards systematic development. The second generation will focus on risk-hardening, policy enforcement, more comprehensive real-time feedback and controlled extrapolation to other providers. Generally, Nebula proves that democratization of cloud operations is not about making the complexity less visible but rather making it structured into predictable, verifiable and repeatable work processes.</w:t>
       </w:r>
     </w:p>
     <w:p>
@@ -16619,8 +16484,8 @@
           <w:color w:val="000000"/>
         </w:rPr>
       </w:pPr>
-      <w:bookmarkStart w:id="53" w:name="bookmark=id.jytfykiza0g2" w:colFirst="0" w:colLast="0"/>
-      <w:bookmarkEnd w:id="53"/>
+      <w:bookmarkStart w:id="48" w:name="bookmark=id.jytfykiza0g2" w:colFirst="0" w:colLast="0"/>
+      <w:bookmarkEnd w:id="48"/>
       <w:r>
         <w:rPr>
           <w:smallCaps/>
@@ -16653,10 +16518,18 @@
           <w:color w:val="000000"/>
         </w:rPr>
       </w:pPr>
-      <w:bookmarkStart w:id="54" w:name="_heading=h.93o68whk52rm" w:colFirst="0" w:colLast="0"/>
-      <w:bookmarkEnd w:id="54"/>
-      <w:r>
-        <w:t>Q. Zhang, L. Cheng, and R. Boutaba, “Cloud computing: state-of-the-art and research challenges,” Journal of Internet Services and Applications, vol. 1, no. 1, pp. 7–18, 2010.</w:t>
+      <w:bookmarkStart w:id="49" w:name="_heading=h.93o68whk52rm" w:colFirst="0" w:colLast="0"/>
+      <w:bookmarkEnd w:id="49"/>
+      <w:r>
+        <w:t xml:space="preserve">Q. Zhang, L. Cheng, and R. </w:t>
+      </w:r>
+      <w:proofErr w:type="spellStart"/>
+      <w:r>
+        <w:t>Boutaba</w:t>
+      </w:r>
+      <w:proofErr w:type="spellEnd"/>
+      <w:r>
+        <w:t>, “Cloud computing: state-of-the-art and research challenges,” Journal of Internet Services and Applications, vol. 1, no. 1, pp. 7–18, 2010.</w:t>
       </w:r>
     </w:p>
     <w:p>
@@ -16681,13 +16554,27 @@
           <w:color w:val="000000"/>
         </w:rPr>
       </w:pPr>
-      <w:bookmarkStart w:id="55" w:name="_heading=h.m8sji24l8fj4" w:colFirst="0" w:colLast="0"/>
-      <w:bookmarkEnd w:id="55"/>
-      <w:r>
-        <w:rPr>
-          <w:color w:val="000000"/>
-        </w:rPr>
-        <w:t xml:space="preserve">P. Mell and T. Grance, “The nist definition of cloud computing,” </w:t>
+      <w:bookmarkStart w:id="50" w:name="_heading=h.m8sji24l8fj4" w:colFirst="0" w:colLast="0"/>
+      <w:bookmarkEnd w:id="50"/>
+      <w:r>
+        <w:rPr>
+          <w:color w:val="000000"/>
+        </w:rPr>
+        <w:t xml:space="preserve">P. Mell and T. Grance, “The </w:t>
+      </w:r>
+      <w:proofErr w:type="spellStart"/>
+      <w:r>
+        <w:rPr>
+          <w:color w:val="000000"/>
+        </w:rPr>
+        <w:t>nist</w:t>
+      </w:r>
+      <w:proofErr w:type="spellEnd"/>
+      <w:r>
+        <w:rPr>
+          <w:color w:val="000000"/>
+        </w:rPr>
+        <w:t xml:space="preserve"> definition of cloud computing,” </w:t>
       </w:r>
       <w:r>
         <w:rPr>
@@ -16727,8 +16614,8 @@
           <w:color w:val="000000"/>
         </w:rPr>
       </w:pPr>
-      <w:bookmarkStart w:id="56" w:name="_heading=h.78yluc5vwk53" w:colFirst="0" w:colLast="0"/>
-      <w:bookmarkEnd w:id="56"/>
+      <w:bookmarkStart w:id="51" w:name="_heading=h.78yluc5vwk53" w:colFirst="0" w:colLast="0"/>
+      <w:bookmarkEnd w:id="51"/>
       <w:r>
         <w:rPr>
           <w:color w:val="000000"/>
@@ -16773,10 +16660,26 @@
           <w:color w:val="000000"/>
         </w:rPr>
       </w:pPr>
-      <w:bookmarkStart w:id="57" w:name="_heading=h.hzrkl3v6dsv1" w:colFirst="0" w:colLast="0"/>
-      <w:bookmarkEnd w:id="57"/>
-      <w:r>
-        <w:t>R. Buyya, C. S. Yeo, S. Venugopal, J. Broberg, and I. Brandic, “Cloud computing and emerging IT platforms: Vision, hype, and reality for delivering computing as the 5th utility,” Future Generation Computer Systems, vol. 25, no. 6, pp. 599–616, 2009.</w:t>
+      <w:bookmarkStart w:id="52" w:name="_heading=h.hzrkl3v6dsv1" w:colFirst="0" w:colLast="0"/>
+      <w:bookmarkEnd w:id="52"/>
+      <w:r>
+        <w:t xml:space="preserve">R. </w:t>
+      </w:r>
+      <w:proofErr w:type="spellStart"/>
+      <w:r>
+        <w:t>Buyya</w:t>
+      </w:r>
+      <w:proofErr w:type="spellEnd"/>
+      <w:r>
+        <w:t xml:space="preserve">, C. S. Yeo, S. Venugopal, J. Broberg, and I. </w:t>
+      </w:r>
+      <w:proofErr w:type="spellStart"/>
+      <w:r>
+        <w:t>Brandic</w:t>
+      </w:r>
+      <w:proofErr w:type="spellEnd"/>
+      <w:r>
+        <w:t>, “Cloud computing and emerging IT platforms: Vision, hype, and reality for delivering computing as the 5th utility,” Future Generation Computer Systems, vol. 25, no. 6, pp. 599–616, 2009.</w:t>
       </w:r>
     </w:p>
     <w:p>
@@ -16802,8 +16705,8 @@
           <w:color w:val="000000"/>
         </w:rPr>
       </w:pPr>
-      <w:bookmarkStart w:id="58" w:name="_heading=h.ovrshcu8zn3y" w:colFirst="0" w:colLast="0"/>
-      <w:bookmarkEnd w:id="58"/>
+      <w:bookmarkStart w:id="53" w:name="_heading=h.ovrshcu8zn3y" w:colFirst="0" w:colLast="0"/>
+      <w:bookmarkEnd w:id="53"/>
       <w:r>
         <w:t>A. Khajeh-Hosseini, D. Greenwood, J. W. Smith, and I. Sommerville, “The Cloud Adoption Toolkit: supporting cloud adoption decisions in the enterprise,” Software: Practice and Experience, vol. 42, no. 4, pp. 447–465, 2012.</w:t>
       </w:r>
@@ -16831,10 +16734,26 @@
           <w:color w:val="000000"/>
         </w:rPr>
       </w:pPr>
-      <w:bookmarkStart w:id="59" w:name="_heading=h.22cr1jz84h0f" w:colFirst="0" w:colLast="0"/>
-      <w:bookmarkEnd w:id="59"/>
-      <w:r>
-        <w:t>A. N. Toosi, R. N. Calheiros, and R. Buyya, “Interconnected cloud computing environments: Challenges, taxonomy, and survey,” ACM Computing Surveys, vol. 47, no. 1, pp. 1–47, 2014.</w:t>
+      <w:bookmarkStart w:id="54" w:name="_heading=h.22cr1jz84h0f" w:colFirst="0" w:colLast="0"/>
+      <w:bookmarkEnd w:id="54"/>
+      <w:r>
+        <w:t xml:space="preserve">A. N. </w:t>
+      </w:r>
+      <w:proofErr w:type="spellStart"/>
+      <w:r>
+        <w:t>Toosi</w:t>
+      </w:r>
+      <w:proofErr w:type="spellEnd"/>
+      <w:r>
+        <w:t xml:space="preserve">, R. N. Calheiros, and R. </w:t>
+      </w:r>
+      <w:proofErr w:type="spellStart"/>
+      <w:r>
+        <w:t>Buyya</w:t>
+      </w:r>
+      <w:proofErr w:type="spellEnd"/>
+      <w:r>
+        <w:t>, “Interconnected cloud computing environments: Challenges, taxonomy, and survey,” ACM Computing Surveys, vol. 47, no. 1, pp. 1–47, 2014.</w:t>
       </w:r>
     </w:p>
     <w:p>
@@ -16860,13 +16779,21 @@
           <w:color w:val="000000"/>
         </w:rPr>
       </w:pPr>
-      <w:bookmarkStart w:id="60" w:name="_heading=h.s3m4cwls3uen" w:colFirst="0" w:colLast="0"/>
-      <w:bookmarkEnd w:id="60"/>
-      <w:r>
-        <w:rPr>
-          <w:color w:val="000000"/>
-        </w:rPr>
-        <w:t xml:space="preserve">HashiCorp, </w:t>
+      <w:bookmarkStart w:id="55" w:name="_heading=h.s3m4cwls3uen" w:colFirst="0" w:colLast="0"/>
+      <w:bookmarkEnd w:id="55"/>
+      <w:proofErr w:type="spellStart"/>
+      <w:r>
+        <w:rPr>
+          <w:color w:val="000000"/>
+        </w:rPr>
+        <w:t>HashiCorp</w:t>
+      </w:r>
+      <w:proofErr w:type="spellEnd"/>
+      <w:r>
+        <w:rPr>
+          <w:color w:val="000000"/>
+        </w:rPr>
+        <w:t xml:space="preserve">, </w:t>
       </w:r>
       <w:r>
         <w:rPr>
@@ -16914,8 +16841,8 @@
           <w:color w:val="000000"/>
         </w:rPr>
       </w:pPr>
-      <w:bookmarkStart w:id="61" w:name="_heading=h.tae7l93nslfo" w:colFirst="0" w:colLast="0"/>
-      <w:bookmarkEnd w:id="61"/>
+      <w:bookmarkStart w:id="56" w:name="_heading=h.tae7l93nslfo" w:colFirst="0" w:colLast="0"/>
+      <w:bookmarkEnd w:id="56"/>
       <w:r>
         <w:rPr>
           <w:i/>
@@ -16962,8 +16889,8 @@
           <w:color w:val="000000"/>
         </w:rPr>
       </w:pPr>
-      <w:bookmarkStart w:id="62" w:name="_heading=h.rqrjnuf6t0qz" w:colFirst="0" w:colLast="0"/>
-      <w:bookmarkEnd w:id="62"/>
+      <w:bookmarkStart w:id="57" w:name="_heading=h.rqrjnuf6t0qz" w:colFirst="0" w:colLast="0"/>
+      <w:bookmarkEnd w:id="57"/>
       <w:r>
         <w:t>M. Armbrust et al., “A view of cloud computing,” Communications of the ACM, vol. 53, no. 4, pp. 50–58, 2010.</w:t>
       </w:r>
@@ -16991,8 +16918,8 @@
           <w:color w:val="000000"/>
         </w:rPr>
       </w:pPr>
-      <w:bookmarkStart w:id="63" w:name="_heading=h.s3m7wbhzs775" w:colFirst="0" w:colLast="0"/>
-      <w:bookmarkEnd w:id="63"/>
+      <w:bookmarkStart w:id="58" w:name="_heading=h.s3m7wbhzs775" w:colFirst="0" w:colLast="0"/>
+      <w:bookmarkEnd w:id="58"/>
       <w:r>
         <w:rPr>
           <w:color w:val="000000"/>
@@ -17051,8 +16978,8 @@
           <w:color w:val="000000"/>
         </w:rPr>
       </w:pPr>
-      <w:bookmarkStart w:id="64" w:name="_heading=h.jl69zv5gkgqj" w:colFirst="0" w:colLast="0"/>
-      <w:bookmarkEnd w:id="64"/>
+      <w:bookmarkStart w:id="59" w:name="_heading=h.jl69zv5gkgqj" w:colFirst="0" w:colLast="0"/>
+      <w:bookmarkEnd w:id="59"/>
       <w:r>
         <w:t>D. Bernstein, E. Ludvigson, K. Sankar, S. Diamond, and M. Morrow, “Inter-cloud computing,” in 2009 IEEE International Conference on Cloud Computing, pp. 74–80, 2009.</w:t>
       </w:r>
@@ -17080,13 +17007,27 @@
           <w:color w:val="000000"/>
         </w:rPr>
       </w:pPr>
-      <w:bookmarkStart w:id="65" w:name="_heading=h.dcndrt3syw78" w:colFirst="0" w:colLast="0"/>
-      <w:bookmarkEnd w:id="65"/>
-      <w:r>
-        <w:rPr>
-          <w:color w:val="000000"/>
-        </w:rPr>
-        <w:t>OASIS, “Tosca simple profile in yaml version 1.3,” 2019.</w:t>
+      <w:bookmarkStart w:id="60" w:name="_heading=h.dcndrt3syw78" w:colFirst="0" w:colLast="0"/>
+      <w:bookmarkEnd w:id="60"/>
+      <w:r>
+        <w:rPr>
+          <w:color w:val="000000"/>
+        </w:rPr>
+        <w:t xml:space="preserve">OASIS, “Tosca simple profile in </w:t>
+      </w:r>
+      <w:proofErr w:type="spellStart"/>
+      <w:r>
+        <w:rPr>
+          <w:color w:val="000000"/>
+        </w:rPr>
+        <w:t>yaml</w:t>
+      </w:r>
+      <w:proofErr w:type="spellEnd"/>
+      <w:r>
+        <w:rPr>
+          <w:color w:val="000000"/>
+        </w:rPr>
+        <w:t xml:space="preserve"> version 1.3,” 2019.</w:t>
       </w:r>
     </w:p>
     <w:p>
@@ -17112,10 +17053,26 @@
           <w:color w:val="000000"/>
         </w:rPr>
       </w:pPr>
-      <w:bookmarkStart w:id="66" w:name="_heading=h.b6agejok2tkt" w:colFirst="0" w:colLast="0"/>
-      <w:bookmarkEnd w:id="66"/>
-      <w:r>
-        <w:t>R. N. Calheiros, R. Ranjan, A. Beloglazov, C. A. F. De Rose, and R. Buyya, “CloudSim: A toolkit for modeling and simulation of cloud computing environments and evaluation of resource provisioning algorithms,” Software: Practice and Experience, vol. 41, no. 1, pp. 23–50, 2011.</w:t>
+      <w:bookmarkStart w:id="61" w:name="_heading=h.b6agejok2tkt" w:colFirst="0" w:colLast="0"/>
+      <w:bookmarkEnd w:id="61"/>
+      <w:r>
+        <w:t xml:space="preserve">R. N. Calheiros, R. Ranjan, A. Beloglazov, C. A. F. De Rose, and R. </w:t>
+      </w:r>
+      <w:proofErr w:type="spellStart"/>
+      <w:r>
+        <w:t>Buyya</w:t>
+      </w:r>
+      <w:proofErr w:type="spellEnd"/>
+      <w:r>
+        <w:t>, “</w:t>
+      </w:r>
+      <w:proofErr w:type="spellStart"/>
+      <w:r>
+        <w:t>CloudSim</w:t>
+      </w:r>
+      <w:proofErr w:type="spellEnd"/>
+      <w:r>
+        <w:t>: A toolkit for modeling and simulation of cloud computing environments and evaluation of resource provisioning algorithms,” Software: Practice and Experience, vol. 41, no. 1, pp. 23–50, 2011.</w:t>
       </w:r>
     </w:p>
     <w:p>
@@ -17141,10 +17098,18 @@
           <w:color w:val="000000"/>
         </w:rPr>
       </w:pPr>
-      <w:bookmarkStart w:id="67" w:name="_heading=h.y26d5k8c08o8" w:colFirst="0" w:colLast="0"/>
-      <w:bookmarkEnd w:id="67"/>
-      <w:r>
-        <w:t>Y. Al-Dhuraibi, F. Paraiso, N. Djarallah, and P. Merle, “Elasticity in cloud computing: state of the art and research challenges,” IEEE Transactions on Services Computing, vol. 11, no. 2, pp. 430–447, 2018.</w:t>
+      <w:bookmarkStart w:id="62" w:name="_heading=h.y26d5k8c08o8" w:colFirst="0" w:colLast="0"/>
+      <w:bookmarkEnd w:id="62"/>
+      <w:r>
+        <w:t>Y. Al-</w:t>
+      </w:r>
+      <w:proofErr w:type="spellStart"/>
+      <w:r>
+        <w:t>Dhuraibi</w:t>
+      </w:r>
+      <w:proofErr w:type="spellEnd"/>
+      <w:r>
+        <w:t>, F. Paraiso, N. Djarallah, and P. Merle, “Elasticity in cloud computing: state of the art and research challenges,” IEEE Transactions on Services Computing, vol. 11, no. 2, pp. 430–447, 2018.</w:t>
       </w:r>
     </w:p>
     <w:p>
@@ -17171,14 +17136,22 @@
           <w:color w:val="000000"/>
         </w:rPr>
       </w:pPr>
-      <w:bookmarkStart w:id="68" w:name="_heading=h.g2l9x7dw94pk" w:colFirst="0" w:colLast="0"/>
-      <w:bookmarkEnd w:id="68"/>
-      <w:r>
-        <w:t>Y. Brikman, Terraform: Up &amp; Running: Writing Infrastructure as Code. O'Reilly Media, 2019.</w:t>
-      </w:r>
-    </w:p>
-    <w:bookmarkStart w:id="69" w:name="_heading=h.ua8satmn7nmq" w:colFirst="0" w:colLast="0"/>
-    <w:bookmarkEnd w:id="69"/>
+      <w:bookmarkStart w:id="63" w:name="_heading=h.g2l9x7dw94pk" w:colFirst="0" w:colLast="0"/>
+      <w:bookmarkEnd w:id="63"/>
+      <w:r>
+        <w:t xml:space="preserve">Y. </w:t>
+      </w:r>
+      <w:proofErr w:type="spellStart"/>
+      <w:r>
+        <w:t>Brikman</w:t>
+      </w:r>
+      <w:proofErr w:type="spellEnd"/>
+      <w:r>
+        <w:t>, Terraform: Up &amp; Running: Writing Infrastructure as Code. O'Reilly Media, 2019.</w:t>
+      </w:r>
+    </w:p>
+    <w:bookmarkStart w:id="64" w:name="_heading=h.ua8satmn7nmq" w:colFirst="0" w:colLast="0"/>
+    <w:bookmarkEnd w:id="64"/>
     <w:p>
       <w:pPr>
         <w:numPr>
@@ -17247,8 +17220,8 @@
           <w:color w:val="000000"/>
         </w:rPr>
       </w:pPr>
-      <w:bookmarkStart w:id="70" w:name="_heading=h.51fzq4rjykob" w:colFirst="0" w:colLast="0"/>
-      <w:bookmarkEnd w:id="70"/>
+      <w:bookmarkStart w:id="65" w:name="_heading=h.51fzq4rjykob" w:colFirst="0" w:colLast="0"/>
+      <w:bookmarkEnd w:id="65"/>
       <w:r>
         <w:t>L. M. Vaquero, L. Rodero-Merino, J. Caceres, and M. Lindner, “A break in the clouds: towards a cloud definition,” ACM SIGCOMM Computer Communication Review, vol. 39, no. 1, pp. 50–55, 2008.</w:t>
       </w:r>
@@ -17276,10 +17249,26 @@
           <w:color w:val="000000"/>
         </w:rPr>
       </w:pPr>
-      <w:bookmarkStart w:id="71" w:name="_heading=h.dg6hft20ttd9" w:colFirst="0" w:colLast="0"/>
-      <w:bookmarkEnd w:id="71"/>
-      <w:r>
-        <w:t>N. Grozev and R. Buyya, “Inter-Cloud architectures and application brokering: taxonomy and survey,” Software: Practice and Experience, vol. 44, no. 3, pp. 369–390, 2014.</w:t>
+      <w:bookmarkStart w:id="66" w:name="_heading=h.dg6hft20ttd9" w:colFirst="0" w:colLast="0"/>
+      <w:bookmarkEnd w:id="66"/>
+      <w:r>
+        <w:t xml:space="preserve">N. </w:t>
+      </w:r>
+      <w:proofErr w:type="spellStart"/>
+      <w:r>
+        <w:t>Grozev</w:t>
+      </w:r>
+      <w:proofErr w:type="spellEnd"/>
+      <w:r>
+        <w:t xml:space="preserve"> and R. </w:t>
+      </w:r>
+      <w:proofErr w:type="spellStart"/>
+      <w:r>
+        <w:t>Buyya</w:t>
+      </w:r>
+      <w:proofErr w:type="spellEnd"/>
+      <w:r>
+        <w:t>, “Inter-Cloud architectures and application brokering: taxonomy and survey,” Software: Practice and Experience, vol. 44, no. 3, pp. 369–390, 2014.</w:t>
       </w:r>
     </w:p>
     <w:p>
@@ -17305,10 +17294,26 @@
           <w:color w:val="000000"/>
         </w:rPr>
       </w:pPr>
-      <w:bookmarkStart w:id="72" w:name="_heading=h.6jx81zk26b37" w:colFirst="0" w:colLast="0"/>
-      <w:bookmarkEnd w:id="72"/>
-      <w:r>
-        <w:t>A. Beloglazov, J. Abawajy, and R. Buyya, “Energy-aware resource allocation heuristics for efficient management of data centers for cloud computing,” Future Generation Computer Systems, vol. 28, no. 5, pp. 755–768, 2012.</w:t>
+      <w:bookmarkStart w:id="67" w:name="_heading=h.6jx81zk26b37" w:colFirst="0" w:colLast="0"/>
+      <w:bookmarkEnd w:id="67"/>
+      <w:r>
+        <w:t xml:space="preserve">A. Beloglazov, J. </w:t>
+      </w:r>
+      <w:proofErr w:type="spellStart"/>
+      <w:r>
+        <w:t>Abawajy</w:t>
+      </w:r>
+      <w:proofErr w:type="spellEnd"/>
+      <w:r>
+        <w:t xml:space="preserve">, and R. </w:t>
+      </w:r>
+      <w:proofErr w:type="spellStart"/>
+      <w:r>
+        <w:t>Buyya</w:t>
+      </w:r>
+      <w:proofErr w:type="spellEnd"/>
+      <w:r>
+        <w:t>, “Energy-aware resource allocation heuristics for efficient management of data centers for cloud computing,” Future Generation Computer Systems, vol. 28, no. 5, pp. 755–768, 2012.</w:t>
       </w:r>
     </w:p>
     <w:p>
@@ -17335,10 +17340,18 @@
           <w:color w:val="000000"/>
         </w:rPr>
       </w:pPr>
-      <w:bookmarkStart w:id="73" w:name="_heading=h.moysswa52r7p" w:colFirst="0" w:colLast="0"/>
-      <w:bookmarkEnd w:id="73"/>
-      <w:r>
-        <w:t>A. Beloglazov and R. Buyya, “Energy efficient resource management in virtualized cloud data centers,” IEEE Transactions on Cloud Computing, vol. 1, no. 1, pp. 14–28, 2013.</w:t>
+      <w:bookmarkStart w:id="68" w:name="_heading=h.moysswa52r7p" w:colFirst="0" w:colLast="0"/>
+      <w:bookmarkEnd w:id="68"/>
+      <w:r>
+        <w:t xml:space="preserve">A. Beloglazov and R. </w:t>
+      </w:r>
+      <w:proofErr w:type="spellStart"/>
+      <w:r>
+        <w:t>Buyya</w:t>
+      </w:r>
+      <w:proofErr w:type="spellEnd"/>
+      <w:r>
+        <w:t>, “Energy efficient resource management in virtualized cloud data centers,” IEEE Transactions on Cloud Computing, vol. 1, no. 1, pp. 14–28, 2013.</w:t>
       </w:r>
     </w:p>
     <w:p>
@@ -17394,13 +17407,21 @@
           <w:color w:val="000000"/>
         </w:rPr>
       </w:pPr>
-      <w:bookmarkStart w:id="74" w:name="_heading=h.tmk5zdg8aoiy" w:colFirst="0" w:colLast="0"/>
-      <w:bookmarkEnd w:id="74"/>
-      <w:r>
-        <w:rPr>
-          <w:color w:val="000000"/>
-        </w:rPr>
-        <w:t xml:space="preserve">HashiCorp, </w:t>
+      <w:bookmarkStart w:id="69" w:name="_heading=h.tmk5zdg8aoiy" w:colFirst="0" w:colLast="0"/>
+      <w:bookmarkEnd w:id="69"/>
+      <w:proofErr w:type="spellStart"/>
+      <w:r>
+        <w:rPr>
+          <w:color w:val="000000"/>
+        </w:rPr>
+        <w:t>HashiCorp</w:t>
+      </w:r>
+      <w:proofErr w:type="spellEnd"/>
+      <w:r>
+        <w:rPr>
+          <w:color w:val="000000"/>
+        </w:rPr>
+        <w:t xml:space="preserve">, </w:t>
       </w:r>
       <w:r>
         <w:rPr>
@@ -17461,8 +17482,8 @@
           <w:color w:val="000000"/>
         </w:rPr>
       </w:pPr>
-      <w:bookmarkStart w:id="75" w:name="_heading=h.mr56mf9woazb" w:colFirst="0" w:colLast="0"/>
-      <w:bookmarkEnd w:id="75"/>
+      <w:bookmarkStart w:id="70" w:name="_heading=h.mr56mf9woazb" w:colFirst="0" w:colLast="0"/>
+      <w:bookmarkEnd w:id="70"/>
       <w:r>
         <w:rPr>
           <w:color w:val="000000"/>
@@ -17515,8 +17536,8 @@
           <w:color w:val="000000"/>
         </w:rPr>
       </w:pPr>
-      <w:bookmarkStart w:id="76" w:name="_heading=h.fmlb0xso3ei0" w:colFirst="0" w:colLast="0"/>
-      <w:bookmarkEnd w:id="76"/>
+      <w:bookmarkStart w:id="71" w:name="_heading=h.fmlb0xso3ei0" w:colFirst="0" w:colLast="0"/>
+      <w:bookmarkEnd w:id="71"/>
       <w:r>
         <w:rPr>
           <w:color w:val="000000"/>
@@ -17569,21 +17590,39 @@
           <w:color w:val="000000"/>
         </w:rPr>
       </w:pPr>
-      <w:bookmarkStart w:id="77" w:name="_heading=h.noxh19b4xi73" w:colFirst="0" w:colLast="0"/>
-      <w:bookmarkEnd w:id="77"/>
-      <w:r>
-        <w:rPr>
-          <w:color w:val="000000"/>
-        </w:rPr>
-        <w:t xml:space="preserve">FastAPI Project, </w:t>
-      </w:r>
+      <w:bookmarkStart w:id="72" w:name="_heading=h.noxh19b4xi73" w:colFirst="0" w:colLast="0"/>
+      <w:bookmarkEnd w:id="72"/>
+      <w:proofErr w:type="spellStart"/>
+      <w:r>
+        <w:rPr>
+          <w:color w:val="000000"/>
+        </w:rPr>
+        <w:t>FastAPI</w:t>
+      </w:r>
+      <w:proofErr w:type="spellEnd"/>
+      <w:r>
+        <w:rPr>
+          <w:color w:val="000000"/>
+        </w:rPr>
+        <w:t xml:space="preserve"> Project, </w:t>
+      </w:r>
+      <w:proofErr w:type="spellStart"/>
       <w:r>
         <w:rPr>
           <w:i/>
           <w:iCs/>
           <w:color w:val="000000"/>
         </w:rPr>
-        <w:t>FastAPI Documentation</w:t>
+        <w:t>FastAPI</w:t>
+      </w:r>
+      <w:proofErr w:type="spellEnd"/>
+      <w:r>
+        <w:rPr>
+          <w:i/>
+          <w:iCs/>
+          <w:color w:val="000000"/>
+        </w:rPr>
+        <w:t xml:space="preserve"> Documentation</w:t>
       </w:r>
       <w:r>
         <w:rPr>
@@ -17623,8 +17662,8 @@
           <w:color w:val="000000"/>
         </w:rPr>
       </w:pPr>
-      <w:bookmarkStart w:id="78" w:name="_heading=h.ejxlu6inyh25" w:colFirst="0" w:colLast="0"/>
-      <w:bookmarkEnd w:id="78"/>
+      <w:bookmarkStart w:id="73" w:name="_heading=h.ejxlu6inyh25" w:colFirst="0" w:colLast="0"/>
+      <w:bookmarkEnd w:id="73"/>
       <w:r>
         <w:rPr>
           <w:color w:val="000000"/>
@@ -17677,8 +17716,8 @@
           <w:color w:val="000000"/>
         </w:rPr>
       </w:pPr>
-      <w:bookmarkStart w:id="79" w:name="_heading=h.67shg4jojwft" w:colFirst="0" w:colLast="0"/>
-      <w:bookmarkEnd w:id="79"/>
+      <w:bookmarkStart w:id="74" w:name="_heading=h.67shg4jojwft" w:colFirst="0" w:colLast="0"/>
+      <w:bookmarkEnd w:id="74"/>
       <w:r>
         <w:rPr>
           <w:color w:val="000000"/>
@@ -17732,8 +17771,8 @@
           <w:color w:val="000000"/>
         </w:rPr>
       </w:pPr>
-      <w:bookmarkStart w:id="80" w:name="_heading=h.c0nta5hcj9m0" w:colFirst="0" w:colLast="0"/>
-      <w:bookmarkEnd w:id="80"/>
+      <w:bookmarkStart w:id="75" w:name="_heading=h.c0nta5hcj9m0" w:colFirst="0" w:colLast="0"/>
+      <w:bookmarkEnd w:id="75"/>
       <w:r>
         <w:rPr>
           <w:color w:val="000000"/>
@@ -17800,8 +17839,8 @@
           <w:color w:val="000000"/>
         </w:rPr>
       </w:pPr>
-      <w:bookmarkStart w:id="81" w:name="_heading=h.1huwlgydgkd6" w:colFirst="0" w:colLast="0"/>
-      <w:bookmarkEnd w:id="81"/>
+      <w:bookmarkStart w:id="76" w:name="_heading=h.1huwlgydgkd6" w:colFirst="0" w:colLast="0"/>
+      <w:bookmarkEnd w:id="76"/>
       <w:r>
         <w:rPr>
           <w:i/>
@@ -17889,6 +17928,119 @@
 <file path=word/numbering.xml><?xml version="1.0" encoding="utf-8"?>
 <w:numbering xmlns:wpc="http://schemas.microsoft.com/office/word/2010/wordprocessingCanvas" xmlns:cx="http://schemas.microsoft.com/office/drawing/2014/chartex" xmlns:cx1="http://schemas.microsoft.com/office/drawing/2015/9/8/chartex" xmlns:cx2="http://schemas.microsoft.com/office/drawing/2015/10/21/chartex" xmlns:cx3="http://schemas.microsoft.com/office/drawing/2016/5/9/chartex" xmlns:cx4="http://schemas.microsoft.com/office/drawing/2016/5/10/chartex" xmlns:cx5="http://schemas.microsoft.com/office/drawing/2016/5/11/chartex" xmlns:cx6="http://schemas.microsoft.com/office/drawing/2016/5/12/chartex" xmlns:cx7="http://schemas.microsoft.com/office/drawing/2016/5/13/chartex" xmlns:cx8="http://schemas.microsoft.com/office/drawing/2016/5/14/chartex" xmlns:mc="http://schemas.openxmlformats.org/markup-compatibility/2006" xmlns:aink="http://schemas.microsoft.com/office/drawing/2016/ink" xmlns:am3d="http://schemas.microsoft.com/office/drawing/2017/model3d" xmlns:o="urn:schemas-microsoft-com:office:office" xmlns:oel="http://schemas.microsoft.com/office/2019/extlst" xmlns:r="http://schemas.openxmlformats.org/officeDocument/2006/relationships" xmlns:m="http://schemas.openxmlformats.org/officeDocument/2006/math" xmlns:v="urn:schemas-microsoft-com:vml" xmlns:wp14="http://schemas.microsoft.com/office/word/2010/wordprocessingDrawing" xmlns:wp="http://schemas.openxmlformats.org/drawingml/2006/wordprocessingDrawing" xmlns:w10="urn:schemas-microsoft-com:office:word" xmlns:w="http://schemas.openxmlformats.org/wordprocessingml/2006/main" xmlns:w14="http://schemas.microsoft.com/office/word/2010/wordml" xmlns:w15="http://schemas.microsoft.com/office/word/2012/wordml" xmlns:w16cex="http://schemas.microsoft.com/office/word/2018/wordml/cex" xmlns:w16cid="http://schemas.microsoft.com/office/word/2016/wordml/cid" xmlns:w16="http://schemas.microsoft.com/office/word/2018/wordml" xmlns:w16du="http://schemas.microsoft.com/office/word/2023/wordml/word16du" xmlns:w16sdtdh="http://schemas.microsoft.com/office/word/2020/wordml/sdtdatahash" xmlns:w16sdtfl="http://schemas.microsoft.com/office/word/2024/wordml/sdtformatlock" xmlns:w16se="http://schemas.microsoft.com/office/word/2015/wordml/symex" xmlns:wpg="http://schemas.microsoft.com/office/word/2010/wordprocessingGroup" xmlns:wpi="http://schemas.microsoft.com/office/word/2010/wordprocessingInk" xmlns:wne="http://schemas.microsoft.com/office/word/2006/wordml" xmlns:wps="http://schemas.microsoft.com/office/word/2010/wordprocessingShape" mc:Ignorable="w14 w15 w16se w16cid w16 w16cex w16sdtdh w16sdtfl w16du wp14">
   <w:abstractNum w:abstractNumId="0" w15:restartNumberingAfterBreak="0">
+    <w:nsid w:val="14622BE0"/>
+    <w:multiLevelType w:val="hybridMultilevel"/>
+    <w:tmpl w:val="D450C1F4"/>
+    <w:lvl w:ilvl="0" w:tplc="40090001">
+      <w:start w:val="1"/>
+      <w:numFmt w:val="bullet"/>
+      <w:lvlText w:val=""/>
+      <w:lvlJc w:val="left"/>
+      <w:pPr>
+        <w:ind w:left="1414" w:hanging="360"/>
+      </w:pPr>
+      <w:rPr>
+        <w:rFonts w:ascii="Symbol" w:hAnsi="Symbol" w:hint="default"/>
+      </w:rPr>
+    </w:lvl>
+    <w:lvl w:ilvl="1" w:tplc="40090003" w:tentative="1">
+      <w:start w:val="1"/>
+      <w:numFmt w:val="bullet"/>
+      <w:lvlText w:val="o"/>
+      <w:lvlJc w:val="left"/>
+      <w:pPr>
+        <w:ind w:left="2134" w:hanging="360"/>
+      </w:pPr>
+      <w:rPr>
+        <w:rFonts w:ascii="Courier New" w:hAnsi="Courier New" w:cs="Courier New" w:hint="default"/>
+      </w:rPr>
+    </w:lvl>
+    <w:lvl w:ilvl="2" w:tplc="40090005" w:tentative="1">
+      <w:start w:val="1"/>
+      <w:numFmt w:val="bullet"/>
+      <w:lvlText w:val=""/>
+      <w:lvlJc w:val="left"/>
+      <w:pPr>
+        <w:ind w:left="2854" w:hanging="360"/>
+      </w:pPr>
+      <w:rPr>
+        <w:rFonts w:ascii="Wingdings" w:hAnsi="Wingdings" w:hint="default"/>
+      </w:rPr>
+    </w:lvl>
+    <w:lvl w:ilvl="3" w:tplc="40090001" w:tentative="1">
+      <w:start w:val="1"/>
+      <w:numFmt w:val="bullet"/>
+      <w:lvlText w:val=""/>
+      <w:lvlJc w:val="left"/>
+      <w:pPr>
+        <w:ind w:left="3574" w:hanging="360"/>
+      </w:pPr>
+      <w:rPr>
+        <w:rFonts w:ascii="Symbol" w:hAnsi="Symbol" w:hint="default"/>
+      </w:rPr>
+    </w:lvl>
+    <w:lvl w:ilvl="4" w:tplc="40090003" w:tentative="1">
+      <w:start w:val="1"/>
+      <w:numFmt w:val="bullet"/>
+      <w:lvlText w:val="o"/>
+      <w:lvlJc w:val="left"/>
+      <w:pPr>
+        <w:ind w:left="4294" w:hanging="360"/>
+      </w:pPr>
+      <w:rPr>
+        <w:rFonts w:ascii="Courier New" w:hAnsi="Courier New" w:cs="Courier New" w:hint="default"/>
+      </w:rPr>
+    </w:lvl>
+    <w:lvl w:ilvl="5" w:tplc="40090005" w:tentative="1">
+      <w:start w:val="1"/>
+      <w:numFmt w:val="bullet"/>
+      <w:lvlText w:val=""/>
+      <w:lvlJc w:val="left"/>
+      <w:pPr>
+        <w:ind w:left="5014" w:hanging="360"/>
+      </w:pPr>
+      <w:rPr>
+        <w:rFonts w:ascii="Wingdings" w:hAnsi="Wingdings" w:hint="default"/>
+      </w:rPr>
+    </w:lvl>
+    <w:lvl w:ilvl="6" w:tplc="40090001" w:tentative="1">
+      <w:start w:val="1"/>
+      <w:numFmt w:val="bullet"/>
+      <w:lvlText w:val=""/>
+      <w:lvlJc w:val="left"/>
+      <w:pPr>
+        <w:ind w:left="5734" w:hanging="360"/>
+      </w:pPr>
+      <w:rPr>
+        <w:rFonts w:ascii="Symbol" w:hAnsi="Symbol" w:hint="default"/>
+      </w:rPr>
+    </w:lvl>
+    <w:lvl w:ilvl="7" w:tplc="40090003" w:tentative="1">
+      <w:start w:val="1"/>
+      <w:numFmt w:val="bullet"/>
+      <w:lvlText w:val="o"/>
+      <w:lvlJc w:val="left"/>
+      <w:pPr>
+        <w:ind w:left="6454" w:hanging="360"/>
+      </w:pPr>
+      <w:rPr>
+        <w:rFonts w:ascii="Courier New" w:hAnsi="Courier New" w:cs="Courier New" w:hint="default"/>
+      </w:rPr>
+    </w:lvl>
+    <w:lvl w:ilvl="8" w:tplc="40090005" w:tentative="1">
+      <w:start w:val="1"/>
+      <w:numFmt w:val="bullet"/>
+      <w:lvlText w:val=""/>
+      <w:lvlJc w:val="left"/>
+      <w:pPr>
+        <w:ind w:left="7174" w:hanging="360"/>
+      </w:pPr>
+      <w:rPr>
+        <w:rFonts w:ascii="Wingdings" w:hAnsi="Wingdings" w:hint="default"/>
+      </w:rPr>
+    </w:lvl>
+  </w:abstractNum>
+  <w:abstractNum w:abstractNumId="1" w15:restartNumberingAfterBreak="0">
     <w:nsid w:val="16031EFB"/>
     <w:multiLevelType w:val="multilevel"/>
     <w:tmpl w:val="74C4FC1E"/>
@@ -17975,7 +18127,7 @@
       </w:pPr>
     </w:lvl>
   </w:abstractNum>
-  <w:abstractNum w:abstractNumId="1" w15:restartNumberingAfterBreak="0">
+  <w:abstractNum w:abstractNumId="2" w15:restartNumberingAfterBreak="0">
     <w:nsid w:val="1ABA0267"/>
     <w:multiLevelType w:val="multilevel"/>
     <w:tmpl w:val="B776C308"/>
@@ -18071,7 +18223,7 @@
       </w:pPr>
     </w:lvl>
   </w:abstractNum>
-  <w:abstractNum w:abstractNumId="2" w15:restartNumberingAfterBreak="0">
+  <w:abstractNum w:abstractNumId="3" w15:restartNumberingAfterBreak="0">
     <w:nsid w:val="236C0EB7"/>
     <w:multiLevelType w:val="hybridMultilevel"/>
     <w:tmpl w:val="773CA1B4"/>
@@ -18184,7 +18336,7 @@
       </w:rPr>
     </w:lvl>
   </w:abstractNum>
-  <w:abstractNum w:abstractNumId="3" w15:restartNumberingAfterBreak="0">
+  <w:abstractNum w:abstractNumId="4" w15:restartNumberingAfterBreak="0">
     <w:nsid w:val="254D3C9D"/>
     <w:multiLevelType w:val="multilevel"/>
     <w:tmpl w:val="79065218"/>
@@ -18271,7 +18423,120 @@
       </w:pPr>
     </w:lvl>
   </w:abstractNum>
-  <w:abstractNum w:abstractNumId="4" w15:restartNumberingAfterBreak="0">
+  <w:abstractNum w:abstractNumId="5" w15:restartNumberingAfterBreak="0">
+    <w:nsid w:val="2B4A6DCF"/>
+    <w:multiLevelType w:val="hybridMultilevel"/>
+    <w:tmpl w:val="C3A0659E"/>
+    <w:lvl w:ilvl="0" w:tplc="40090001">
+      <w:start w:val="1"/>
+      <w:numFmt w:val="bullet"/>
+      <w:lvlText w:val=""/>
+      <w:lvlJc w:val="left"/>
+      <w:pPr>
+        <w:ind w:left="1414" w:hanging="360"/>
+      </w:pPr>
+      <w:rPr>
+        <w:rFonts w:ascii="Symbol" w:hAnsi="Symbol" w:hint="default"/>
+      </w:rPr>
+    </w:lvl>
+    <w:lvl w:ilvl="1" w:tplc="40090003" w:tentative="1">
+      <w:start w:val="1"/>
+      <w:numFmt w:val="bullet"/>
+      <w:lvlText w:val="o"/>
+      <w:lvlJc w:val="left"/>
+      <w:pPr>
+        <w:ind w:left="2134" w:hanging="360"/>
+      </w:pPr>
+      <w:rPr>
+        <w:rFonts w:ascii="Courier New" w:hAnsi="Courier New" w:cs="Courier New" w:hint="default"/>
+      </w:rPr>
+    </w:lvl>
+    <w:lvl w:ilvl="2" w:tplc="40090005" w:tentative="1">
+      <w:start w:val="1"/>
+      <w:numFmt w:val="bullet"/>
+      <w:lvlText w:val=""/>
+      <w:lvlJc w:val="left"/>
+      <w:pPr>
+        <w:ind w:left="2854" w:hanging="360"/>
+      </w:pPr>
+      <w:rPr>
+        <w:rFonts w:ascii="Wingdings" w:hAnsi="Wingdings" w:hint="default"/>
+      </w:rPr>
+    </w:lvl>
+    <w:lvl w:ilvl="3" w:tplc="40090001" w:tentative="1">
+      <w:start w:val="1"/>
+      <w:numFmt w:val="bullet"/>
+      <w:lvlText w:val=""/>
+      <w:lvlJc w:val="left"/>
+      <w:pPr>
+        <w:ind w:left="3574" w:hanging="360"/>
+      </w:pPr>
+      <w:rPr>
+        <w:rFonts w:ascii="Symbol" w:hAnsi="Symbol" w:hint="default"/>
+      </w:rPr>
+    </w:lvl>
+    <w:lvl w:ilvl="4" w:tplc="40090003" w:tentative="1">
+      <w:start w:val="1"/>
+      <w:numFmt w:val="bullet"/>
+      <w:lvlText w:val="o"/>
+      <w:lvlJc w:val="left"/>
+      <w:pPr>
+        <w:ind w:left="4294" w:hanging="360"/>
+      </w:pPr>
+      <w:rPr>
+        <w:rFonts w:ascii="Courier New" w:hAnsi="Courier New" w:cs="Courier New" w:hint="default"/>
+      </w:rPr>
+    </w:lvl>
+    <w:lvl w:ilvl="5" w:tplc="40090005" w:tentative="1">
+      <w:start w:val="1"/>
+      <w:numFmt w:val="bullet"/>
+      <w:lvlText w:val=""/>
+      <w:lvlJc w:val="left"/>
+      <w:pPr>
+        <w:ind w:left="5014" w:hanging="360"/>
+      </w:pPr>
+      <w:rPr>
+        <w:rFonts w:ascii="Wingdings" w:hAnsi="Wingdings" w:hint="default"/>
+      </w:rPr>
+    </w:lvl>
+    <w:lvl w:ilvl="6" w:tplc="40090001" w:tentative="1">
+      <w:start w:val="1"/>
+      <w:numFmt w:val="bullet"/>
+      <w:lvlText w:val=""/>
+      <w:lvlJc w:val="left"/>
+      <w:pPr>
+        <w:ind w:left="5734" w:hanging="360"/>
+      </w:pPr>
+      <w:rPr>
+        <w:rFonts w:ascii="Symbol" w:hAnsi="Symbol" w:hint="default"/>
+      </w:rPr>
+    </w:lvl>
+    <w:lvl w:ilvl="7" w:tplc="40090003" w:tentative="1">
+      <w:start w:val="1"/>
+      <w:numFmt w:val="bullet"/>
+      <w:lvlText w:val="o"/>
+      <w:lvlJc w:val="left"/>
+      <w:pPr>
+        <w:ind w:left="6454" w:hanging="360"/>
+      </w:pPr>
+      <w:rPr>
+        <w:rFonts w:ascii="Courier New" w:hAnsi="Courier New" w:cs="Courier New" w:hint="default"/>
+      </w:rPr>
+    </w:lvl>
+    <w:lvl w:ilvl="8" w:tplc="40090005" w:tentative="1">
+      <w:start w:val="1"/>
+      <w:numFmt w:val="bullet"/>
+      <w:lvlText w:val=""/>
+      <w:lvlJc w:val="left"/>
+      <w:pPr>
+        <w:ind w:left="7174" w:hanging="360"/>
+      </w:pPr>
+      <w:rPr>
+        <w:rFonts w:ascii="Wingdings" w:hAnsi="Wingdings" w:hint="default"/>
+      </w:rPr>
+    </w:lvl>
+  </w:abstractNum>
+  <w:abstractNum w:abstractNumId="6" w15:restartNumberingAfterBreak="0">
     <w:nsid w:val="379470DC"/>
     <w:multiLevelType w:val="multilevel"/>
     <w:tmpl w:val="CE1CC764"/>
@@ -18358,7 +18623,7 @@
       </w:pPr>
     </w:lvl>
   </w:abstractNum>
-  <w:abstractNum w:abstractNumId="5" w15:restartNumberingAfterBreak="0">
+  <w:abstractNum w:abstractNumId="7" w15:restartNumberingAfterBreak="0">
     <w:nsid w:val="406C3177"/>
     <w:multiLevelType w:val="multilevel"/>
     <w:tmpl w:val="C0A61406"/>
@@ -18445,7 +18710,7 @@
       </w:pPr>
     </w:lvl>
   </w:abstractNum>
-  <w:abstractNum w:abstractNumId="6" w15:restartNumberingAfterBreak="0">
+  <w:abstractNum w:abstractNumId="8" w15:restartNumberingAfterBreak="0">
     <w:nsid w:val="42493A8F"/>
     <w:multiLevelType w:val="multilevel"/>
     <w:tmpl w:val="79BE0124"/>
@@ -18532,7 +18797,7 @@
       </w:pPr>
     </w:lvl>
   </w:abstractNum>
-  <w:abstractNum w:abstractNumId="7" w15:restartNumberingAfterBreak="0">
+  <w:abstractNum w:abstractNumId="9" w15:restartNumberingAfterBreak="0">
     <w:nsid w:val="43A25D08"/>
     <w:multiLevelType w:val="multilevel"/>
     <w:tmpl w:val="C28C12A8"/>
@@ -18628,7 +18893,233 @@
       </w:pPr>
     </w:lvl>
   </w:abstractNum>
-  <w:abstractNum w:abstractNumId="8" w15:restartNumberingAfterBreak="0">
+  <w:abstractNum w:abstractNumId="10" w15:restartNumberingAfterBreak="0">
+    <w:nsid w:val="4DC42E0E"/>
+    <w:multiLevelType w:val="hybridMultilevel"/>
+    <w:tmpl w:val="F01AB186"/>
+    <w:lvl w:ilvl="0" w:tplc="40090001">
+      <w:start w:val="1"/>
+      <w:numFmt w:val="bullet"/>
+      <w:lvlText w:val=""/>
+      <w:lvlJc w:val="left"/>
+      <w:pPr>
+        <w:ind w:left="1198" w:hanging="360"/>
+      </w:pPr>
+      <w:rPr>
+        <w:rFonts w:ascii="Symbol" w:hAnsi="Symbol" w:hint="default"/>
+      </w:rPr>
+    </w:lvl>
+    <w:lvl w:ilvl="1" w:tplc="40090003" w:tentative="1">
+      <w:start w:val="1"/>
+      <w:numFmt w:val="bullet"/>
+      <w:lvlText w:val="o"/>
+      <w:lvlJc w:val="left"/>
+      <w:pPr>
+        <w:ind w:left="1918" w:hanging="360"/>
+      </w:pPr>
+      <w:rPr>
+        <w:rFonts w:ascii="Courier New" w:hAnsi="Courier New" w:cs="Courier New" w:hint="default"/>
+      </w:rPr>
+    </w:lvl>
+    <w:lvl w:ilvl="2" w:tplc="40090005" w:tentative="1">
+      <w:start w:val="1"/>
+      <w:numFmt w:val="bullet"/>
+      <w:lvlText w:val=""/>
+      <w:lvlJc w:val="left"/>
+      <w:pPr>
+        <w:ind w:left="2638" w:hanging="360"/>
+      </w:pPr>
+      <w:rPr>
+        <w:rFonts w:ascii="Wingdings" w:hAnsi="Wingdings" w:hint="default"/>
+      </w:rPr>
+    </w:lvl>
+    <w:lvl w:ilvl="3" w:tplc="40090001" w:tentative="1">
+      <w:start w:val="1"/>
+      <w:numFmt w:val="bullet"/>
+      <w:lvlText w:val=""/>
+      <w:lvlJc w:val="left"/>
+      <w:pPr>
+        <w:ind w:left="3358" w:hanging="360"/>
+      </w:pPr>
+      <w:rPr>
+        <w:rFonts w:ascii="Symbol" w:hAnsi="Symbol" w:hint="default"/>
+      </w:rPr>
+    </w:lvl>
+    <w:lvl w:ilvl="4" w:tplc="40090003" w:tentative="1">
+      <w:start w:val="1"/>
+      <w:numFmt w:val="bullet"/>
+      <w:lvlText w:val="o"/>
+      <w:lvlJc w:val="left"/>
+      <w:pPr>
+        <w:ind w:left="4078" w:hanging="360"/>
+      </w:pPr>
+      <w:rPr>
+        <w:rFonts w:ascii="Courier New" w:hAnsi="Courier New" w:cs="Courier New" w:hint="default"/>
+      </w:rPr>
+    </w:lvl>
+    <w:lvl w:ilvl="5" w:tplc="40090005" w:tentative="1">
+      <w:start w:val="1"/>
+      <w:numFmt w:val="bullet"/>
+      <w:lvlText w:val=""/>
+      <w:lvlJc w:val="left"/>
+      <w:pPr>
+        <w:ind w:left="4798" w:hanging="360"/>
+      </w:pPr>
+      <w:rPr>
+        <w:rFonts w:ascii="Wingdings" w:hAnsi="Wingdings" w:hint="default"/>
+      </w:rPr>
+    </w:lvl>
+    <w:lvl w:ilvl="6" w:tplc="40090001" w:tentative="1">
+      <w:start w:val="1"/>
+      <w:numFmt w:val="bullet"/>
+      <w:lvlText w:val=""/>
+      <w:lvlJc w:val="left"/>
+      <w:pPr>
+        <w:ind w:left="5518" w:hanging="360"/>
+      </w:pPr>
+      <w:rPr>
+        <w:rFonts w:ascii="Symbol" w:hAnsi="Symbol" w:hint="default"/>
+      </w:rPr>
+    </w:lvl>
+    <w:lvl w:ilvl="7" w:tplc="40090003" w:tentative="1">
+      <w:start w:val="1"/>
+      <w:numFmt w:val="bullet"/>
+      <w:lvlText w:val="o"/>
+      <w:lvlJc w:val="left"/>
+      <w:pPr>
+        <w:ind w:left="6238" w:hanging="360"/>
+      </w:pPr>
+      <w:rPr>
+        <w:rFonts w:ascii="Courier New" w:hAnsi="Courier New" w:cs="Courier New" w:hint="default"/>
+      </w:rPr>
+    </w:lvl>
+    <w:lvl w:ilvl="8" w:tplc="40090005" w:tentative="1">
+      <w:start w:val="1"/>
+      <w:numFmt w:val="bullet"/>
+      <w:lvlText w:val=""/>
+      <w:lvlJc w:val="left"/>
+      <w:pPr>
+        <w:ind w:left="6958" w:hanging="360"/>
+      </w:pPr>
+      <w:rPr>
+        <w:rFonts w:ascii="Wingdings" w:hAnsi="Wingdings" w:hint="default"/>
+      </w:rPr>
+    </w:lvl>
+  </w:abstractNum>
+  <w:abstractNum w:abstractNumId="11" w15:restartNumberingAfterBreak="0">
+    <w:nsid w:val="52524D9A"/>
+    <w:multiLevelType w:val="hybridMultilevel"/>
+    <w:tmpl w:val="8F04343E"/>
+    <w:lvl w:ilvl="0" w:tplc="40090001">
+      <w:start w:val="1"/>
+      <w:numFmt w:val="bullet"/>
+      <w:lvlText w:val=""/>
+      <w:lvlJc w:val="left"/>
+      <w:pPr>
+        <w:ind w:left="1198" w:hanging="360"/>
+      </w:pPr>
+      <w:rPr>
+        <w:rFonts w:ascii="Symbol" w:hAnsi="Symbol" w:hint="default"/>
+      </w:rPr>
+    </w:lvl>
+    <w:lvl w:ilvl="1" w:tplc="40090003" w:tentative="1">
+      <w:start w:val="1"/>
+      <w:numFmt w:val="bullet"/>
+      <w:lvlText w:val="o"/>
+      <w:lvlJc w:val="left"/>
+      <w:pPr>
+        <w:ind w:left="1918" w:hanging="360"/>
+      </w:pPr>
+      <w:rPr>
+        <w:rFonts w:ascii="Courier New" w:hAnsi="Courier New" w:cs="Courier New" w:hint="default"/>
+      </w:rPr>
+    </w:lvl>
+    <w:lvl w:ilvl="2" w:tplc="40090005" w:tentative="1">
+      <w:start w:val="1"/>
+      <w:numFmt w:val="bullet"/>
+      <w:lvlText w:val=""/>
+      <w:lvlJc w:val="left"/>
+      <w:pPr>
+        <w:ind w:left="2638" w:hanging="360"/>
+      </w:pPr>
+      <w:rPr>
+        <w:rFonts w:ascii="Wingdings" w:hAnsi="Wingdings" w:hint="default"/>
+      </w:rPr>
+    </w:lvl>
+    <w:lvl w:ilvl="3" w:tplc="40090001" w:tentative="1">
+      <w:start w:val="1"/>
+      <w:numFmt w:val="bullet"/>
+      <w:lvlText w:val=""/>
+      <w:lvlJc w:val="left"/>
+      <w:pPr>
+        <w:ind w:left="3358" w:hanging="360"/>
+      </w:pPr>
+      <w:rPr>
+        <w:rFonts w:ascii="Symbol" w:hAnsi="Symbol" w:hint="default"/>
+      </w:rPr>
+    </w:lvl>
+    <w:lvl w:ilvl="4" w:tplc="40090003" w:tentative="1">
+      <w:start w:val="1"/>
+      <w:numFmt w:val="bullet"/>
+      <w:lvlText w:val="o"/>
+      <w:lvlJc w:val="left"/>
+      <w:pPr>
+        <w:ind w:left="4078" w:hanging="360"/>
+      </w:pPr>
+      <w:rPr>
+        <w:rFonts w:ascii="Courier New" w:hAnsi="Courier New" w:cs="Courier New" w:hint="default"/>
+      </w:rPr>
+    </w:lvl>
+    <w:lvl w:ilvl="5" w:tplc="40090005" w:tentative="1">
+      <w:start w:val="1"/>
+      <w:numFmt w:val="bullet"/>
+      <w:lvlText w:val=""/>
+      <w:lvlJc w:val="left"/>
+      <w:pPr>
+        <w:ind w:left="4798" w:hanging="360"/>
+      </w:pPr>
+      <w:rPr>
+        <w:rFonts w:ascii="Wingdings" w:hAnsi="Wingdings" w:hint="default"/>
+      </w:rPr>
+    </w:lvl>
+    <w:lvl w:ilvl="6" w:tplc="40090001" w:tentative="1">
+      <w:start w:val="1"/>
+      <w:numFmt w:val="bullet"/>
+      <w:lvlText w:val=""/>
+      <w:lvlJc w:val="left"/>
+      <w:pPr>
+        <w:ind w:left="5518" w:hanging="360"/>
+      </w:pPr>
+      <w:rPr>
+        <w:rFonts w:ascii="Symbol" w:hAnsi="Symbol" w:hint="default"/>
+      </w:rPr>
+    </w:lvl>
+    <w:lvl w:ilvl="7" w:tplc="40090003" w:tentative="1">
+      <w:start w:val="1"/>
+      <w:numFmt w:val="bullet"/>
+      <w:lvlText w:val="o"/>
+      <w:lvlJc w:val="left"/>
+      <w:pPr>
+        <w:ind w:left="6238" w:hanging="360"/>
+      </w:pPr>
+      <w:rPr>
+        <w:rFonts w:ascii="Courier New" w:hAnsi="Courier New" w:cs="Courier New" w:hint="default"/>
+      </w:rPr>
+    </w:lvl>
+    <w:lvl w:ilvl="8" w:tplc="40090005" w:tentative="1">
+      <w:start w:val="1"/>
+      <w:numFmt w:val="bullet"/>
+      <w:lvlText w:val=""/>
+      <w:lvlJc w:val="left"/>
+      <w:pPr>
+        <w:ind w:left="6958" w:hanging="360"/>
+      </w:pPr>
+      <w:rPr>
+        <w:rFonts w:ascii="Wingdings" w:hAnsi="Wingdings" w:hint="default"/>
+      </w:rPr>
+    </w:lvl>
+  </w:abstractNum>
+  <w:abstractNum w:abstractNumId="12" w15:restartNumberingAfterBreak="0">
     <w:nsid w:val="59E85FB0"/>
     <w:multiLevelType w:val="multilevel"/>
     <w:tmpl w:val="4EA47A4C"/>
@@ -18715,7 +19206,7 @@
       </w:pPr>
     </w:lvl>
   </w:abstractNum>
-  <w:abstractNum w:abstractNumId="9" w15:restartNumberingAfterBreak="0">
+  <w:abstractNum w:abstractNumId="13" w15:restartNumberingAfterBreak="0">
     <w:nsid w:val="5A727F49"/>
     <w:multiLevelType w:val="multilevel"/>
     <w:tmpl w:val="CF6CF070"/>
@@ -18811,7 +19302,7 @@
       </w:pPr>
     </w:lvl>
   </w:abstractNum>
-  <w:abstractNum w:abstractNumId="10" w15:restartNumberingAfterBreak="0">
+  <w:abstractNum w:abstractNumId="14" w15:restartNumberingAfterBreak="0">
     <w:nsid w:val="5D4F585A"/>
     <w:multiLevelType w:val="multilevel"/>
     <w:tmpl w:val="6D70E5CC"/>
@@ -18907,7 +19398,120 @@
       </w:pPr>
     </w:lvl>
   </w:abstractNum>
-  <w:abstractNum w:abstractNumId="11" w15:restartNumberingAfterBreak="0">
+  <w:abstractNum w:abstractNumId="15" w15:restartNumberingAfterBreak="0">
+    <w:nsid w:val="7A914D71"/>
+    <w:multiLevelType w:val="hybridMultilevel"/>
+    <w:tmpl w:val="37B81B62"/>
+    <w:lvl w:ilvl="0" w:tplc="40090001">
+      <w:start w:val="1"/>
+      <w:numFmt w:val="bullet"/>
+      <w:lvlText w:val=""/>
+      <w:lvlJc w:val="left"/>
+      <w:pPr>
+        <w:ind w:left="1198" w:hanging="360"/>
+      </w:pPr>
+      <w:rPr>
+        <w:rFonts w:ascii="Symbol" w:hAnsi="Symbol" w:hint="default"/>
+      </w:rPr>
+    </w:lvl>
+    <w:lvl w:ilvl="1" w:tplc="40090003" w:tentative="1">
+      <w:start w:val="1"/>
+      <w:numFmt w:val="bullet"/>
+      <w:lvlText w:val="o"/>
+      <w:lvlJc w:val="left"/>
+      <w:pPr>
+        <w:ind w:left="1918" w:hanging="360"/>
+      </w:pPr>
+      <w:rPr>
+        <w:rFonts w:ascii="Courier New" w:hAnsi="Courier New" w:cs="Courier New" w:hint="default"/>
+      </w:rPr>
+    </w:lvl>
+    <w:lvl w:ilvl="2" w:tplc="40090005" w:tentative="1">
+      <w:start w:val="1"/>
+      <w:numFmt w:val="bullet"/>
+      <w:lvlText w:val=""/>
+      <w:lvlJc w:val="left"/>
+      <w:pPr>
+        <w:ind w:left="2638" w:hanging="360"/>
+      </w:pPr>
+      <w:rPr>
+        <w:rFonts w:ascii="Wingdings" w:hAnsi="Wingdings" w:hint="default"/>
+      </w:rPr>
+    </w:lvl>
+    <w:lvl w:ilvl="3" w:tplc="40090001" w:tentative="1">
+      <w:start w:val="1"/>
+      <w:numFmt w:val="bullet"/>
+      <w:lvlText w:val=""/>
+      <w:lvlJc w:val="left"/>
+      <w:pPr>
+        <w:ind w:left="3358" w:hanging="360"/>
+      </w:pPr>
+      <w:rPr>
+        <w:rFonts w:ascii="Symbol" w:hAnsi="Symbol" w:hint="default"/>
+      </w:rPr>
+    </w:lvl>
+    <w:lvl w:ilvl="4" w:tplc="40090003" w:tentative="1">
+      <w:start w:val="1"/>
+      <w:numFmt w:val="bullet"/>
+      <w:lvlText w:val="o"/>
+      <w:lvlJc w:val="left"/>
+      <w:pPr>
+        <w:ind w:left="4078" w:hanging="360"/>
+      </w:pPr>
+      <w:rPr>
+        <w:rFonts w:ascii="Courier New" w:hAnsi="Courier New" w:cs="Courier New" w:hint="default"/>
+      </w:rPr>
+    </w:lvl>
+    <w:lvl w:ilvl="5" w:tplc="40090005" w:tentative="1">
+      <w:start w:val="1"/>
+      <w:numFmt w:val="bullet"/>
+      <w:lvlText w:val=""/>
+      <w:lvlJc w:val="left"/>
+      <w:pPr>
+        <w:ind w:left="4798" w:hanging="360"/>
+      </w:pPr>
+      <w:rPr>
+        <w:rFonts w:ascii="Wingdings" w:hAnsi="Wingdings" w:hint="default"/>
+      </w:rPr>
+    </w:lvl>
+    <w:lvl w:ilvl="6" w:tplc="40090001" w:tentative="1">
+      <w:start w:val="1"/>
+      <w:numFmt w:val="bullet"/>
+      <w:lvlText w:val=""/>
+      <w:lvlJc w:val="left"/>
+      <w:pPr>
+        <w:ind w:left="5518" w:hanging="360"/>
+      </w:pPr>
+      <w:rPr>
+        <w:rFonts w:ascii="Symbol" w:hAnsi="Symbol" w:hint="default"/>
+      </w:rPr>
+    </w:lvl>
+    <w:lvl w:ilvl="7" w:tplc="40090003" w:tentative="1">
+      <w:start w:val="1"/>
+      <w:numFmt w:val="bullet"/>
+      <w:lvlText w:val="o"/>
+      <w:lvlJc w:val="left"/>
+      <w:pPr>
+        <w:ind w:left="6238" w:hanging="360"/>
+      </w:pPr>
+      <w:rPr>
+        <w:rFonts w:ascii="Courier New" w:hAnsi="Courier New" w:cs="Courier New" w:hint="default"/>
+      </w:rPr>
+    </w:lvl>
+    <w:lvl w:ilvl="8" w:tplc="40090005" w:tentative="1">
+      <w:start w:val="1"/>
+      <w:numFmt w:val="bullet"/>
+      <w:lvlText w:val=""/>
+      <w:lvlJc w:val="left"/>
+      <w:pPr>
+        <w:ind w:left="6958" w:hanging="360"/>
+      </w:pPr>
+      <w:rPr>
+        <w:rFonts w:ascii="Wingdings" w:hAnsi="Wingdings" w:hint="default"/>
+      </w:rPr>
+    </w:lvl>
+  </w:abstractNum>
+  <w:abstractNum w:abstractNumId="16" w15:restartNumberingAfterBreak="0">
     <w:nsid w:val="7ADE772E"/>
     <w:multiLevelType w:val="multilevel"/>
     <w:tmpl w:val="C28C12A8"/>
@@ -19004,40 +19608,55 @@
     </w:lvl>
   </w:abstractNum>
   <w:num w:numId="1" w16cid:durableId="1556621462">
+    <w:abstractNumId w:val="4"/>
+  </w:num>
+  <w:num w:numId="2" w16cid:durableId="313410189">
+    <w:abstractNumId w:val="7"/>
+  </w:num>
+  <w:num w:numId="3" w16cid:durableId="947928487">
+    <w:abstractNumId w:val="14"/>
+  </w:num>
+  <w:num w:numId="4" w16cid:durableId="1868323379">
+    <w:abstractNumId w:val="16"/>
+  </w:num>
+  <w:num w:numId="5" w16cid:durableId="1292322671">
+    <w:abstractNumId w:val="12"/>
+  </w:num>
+  <w:num w:numId="6" w16cid:durableId="2000378635">
+    <w:abstractNumId w:val="13"/>
+  </w:num>
+  <w:num w:numId="7" w16cid:durableId="809638203">
+    <w:abstractNumId w:val="8"/>
+  </w:num>
+  <w:num w:numId="8" w16cid:durableId="1679579848">
+    <w:abstractNumId w:val="1"/>
+  </w:num>
+  <w:num w:numId="9" w16cid:durableId="190580935">
+    <w:abstractNumId w:val="6"/>
+  </w:num>
+  <w:num w:numId="10" w16cid:durableId="1013532158">
+    <w:abstractNumId w:val="2"/>
+  </w:num>
+  <w:num w:numId="11" w16cid:durableId="1029601300">
+    <w:abstractNumId w:val="9"/>
+  </w:num>
+  <w:num w:numId="12" w16cid:durableId="583034030">
     <w:abstractNumId w:val="3"/>
   </w:num>
-  <w:num w:numId="2" w16cid:durableId="313410189">
+  <w:num w:numId="13" w16cid:durableId="1043365227">
+    <w:abstractNumId w:val="11"/>
+  </w:num>
+  <w:num w:numId="14" w16cid:durableId="384451948">
+    <w:abstractNumId w:val="15"/>
+  </w:num>
+  <w:num w:numId="15" w16cid:durableId="698776270">
+    <w:abstractNumId w:val="0"/>
+  </w:num>
+  <w:num w:numId="16" w16cid:durableId="827482529">
     <w:abstractNumId w:val="5"/>
   </w:num>
-  <w:num w:numId="3" w16cid:durableId="947928487">
+  <w:num w:numId="17" w16cid:durableId="1407411298">
     <w:abstractNumId w:val="10"/>
-  </w:num>
-  <w:num w:numId="4" w16cid:durableId="1868323379">
-    <w:abstractNumId w:val="11"/>
-  </w:num>
-  <w:num w:numId="5" w16cid:durableId="1292322671">
-    <w:abstractNumId w:val="8"/>
-  </w:num>
-  <w:num w:numId="6" w16cid:durableId="2000378635">
-    <w:abstractNumId w:val="9"/>
-  </w:num>
-  <w:num w:numId="7" w16cid:durableId="809638203">
-    <w:abstractNumId w:val="6"/>
-  </w:num>
-  <w:num w:numId="8" w16cid:durableId="1679579848">
-    <w:abstractNumId w:val="0"/>
-  </w:num>
-  <w:num w:numId="9" w16cid:durableId="190580935">
-    <w:abstractNumId w:val="4"/>
-  </w:num>
-  <w:num w:numId="10" w16cid:durableId="1013532158">
-    <w:abstractNumId w:val="1"/>
-  </w:num>
-  <w:num w:numId="11" w16cid:durableId="1029601300">
-    <w:abstractNumId w:val="7"/>
-  </w:num>
-  <w:num w:numId="12" w16cid:durableId="583034030">
-    <w:abstractNumId w:val="2"/>
   </w:num>
 </w:numbering>
 </file>
